--- a/public/docs/modelos/FORMULARIO + FICHA MEDICA LATAMFW.docx
+++ b/public/docs/modelos/FORMULARIO + FICHA MEDICA LATAMFW.docx
@@ -1,20 +1,20 @@
 
 <file path=word/document.xml><?xml version="1.0" encoding="utf-8"?>
-<w:document xmlns:wpc="http://schemas.microsoft.com/office/word/2010/wordprocessingCanvas" xmlns:cx="http://schemas.microsoft.com/office/drawing/2014/chartex" xmlns:cx1="http://schemas.microsoft.com/office/drawing/2015/9/8/chartex" xmlns:mc="http://schemas.openxmlformats.org/markup-compatibility/2006" xmlns:o="urn:schemas-microsoft-com:office:office" xmlns:r="http://schemas.openxmlformats.org/officeDocument/2006/relationships" xmlns:m="http://schemas.openxmlformats.org/officeDocument/2006/math" xmlns:v="urn:schemas-microsoft-com:vml" xmlns:wp14="http://schemas.microsoft.com/office/word/2010/wordprocessingDrawing" xmlns:wp="http://schemas.openxmlformats.org/drawingml/2006/wordprocessingDrawing" xmlns:w10="urn:schemas-microsoft-com:office:word" xmlns:w="http://schemas.openxmlformats.org/wordprocessingml/2006/main" xmlns:w14="http://schemas.microsoft.com/office/word/2010/wordml" xmlns:w15="http://schemas.microsoft.com/office/word/2012/wordml" xmlns:w16se="http://schemas.microsoft.com/office/word/2015/wordml/symex" xmlns:wpg="http://schemas.microsoft.com/office/word/2010/wordprocessingGroup" xmlns:wpi="http://schemas.microsoft.com/office/word/2010/wordprocessingInk" xmlns:wne="http://schemas.microsoft.com/office/word/2006/wordml" xmlns:wps="http://schemas.microsoft.com/office/word/2010/wordprocessingShape" mc:Ignorable="w14 w15 w16se wp14">
+<w:document xmlns:wpc="http://schemas.microsoft.com/office/word/2010/wordprocessingCanvas" xmlns:cx="http://schemas.microsoft.com/office/drawing/2014/chartex" xmlns:cx1="http://schemas.microsoft.com/office/drawing/2015/9/8/chartex" xmlns:cx2="http://schemas.microsoft.com/office/drawing/2015/10/21/chartex" xmlns:cx3="http://schemas.microsoft.com/office/drawing/2016/5/9/chartex" xmlns:cx4="http://schemas.microsoft.com/office/drawing/2016/5/10/chartex" xmlns:cx5="http://schemas.microsoft.com/office/drawing/2016/5/11/chartex" xmlns:cx6="http://schemas.microsoft.com/office/drawing/2016/5/12/chartex" xmlns:cx7="http://schemas.microsoft.com/office/drawing/2016/5/13/chartex" xmlns:cx8="http://schemas.microsoft.com/office/drawing/2016/5/14/chartex" xmlns:mc="http://schemas.openxmlformats.org/markup-compatibility/2006" xmlns:aink="http://schemas.microsoft.com/office/drawing/2016/ink" xmlns:am3d="http://schemas.microsoft.com/office/drawing/2017/model3d" xmlns:o="urn:schemas-microsoft-com:office:office" xmlns:oel="http://schemas.microsoft.com/office/2019/extlst" xmlns:r="http://schemas.openxmlformats.org/officeDocument/2006/relationships" xmlns:m="http://schemas.openxmlformats.org/officeDocument/2006/math" xmlns:v="urn:schemas-microsoft-com:vml" xmlns:wp14="http://schemas.microsoft.com/office/word/2010/wordprocessingDrawing" xmlns:wp="http://schemas.openxmlformats.org/drawingml/2006/wordprocessingDrawing" xmlns:w10="urn:schemas-microsoft-com:office:word" xmlns:w="http://schemas.openxmlformats.org/wordprocessingml/2006/main" xmlns:w14="http://schemas.microsoft.com/office/word/2010/wordml" xmlns:w15="http://schemas.microsoft.com/office/word/2012/wordml" xmlns:w16cex="http://schemas.microsoft.com/office/word/2018/wordml/cex" xmlns:w16cid="http://schemas.microsoft.com/office/word/2016/wordml/cid" xmlns:w16="http://schemas.microsoft.com/office/word/2018/wordml" xmlns:w16du="http://schemas.microsoft.com/office/word/2023/wordml/word16du" xmlns:w16sdtdh="http://schemas.microsoft.com/office/word/2020/wordml/sdtdatahash" xmlns:w16se="http://schemas.microsoft.com/office/word/2015/wordml/symex" xmlns:wpg="http://schemas.microsoft.com/office/word/2010/wordprocessingGroup" xmlns:wpi="http://schemas.microsoft.com/office/word/2010/wordprocessingInk" xmlns:wne="http://schemas.microsoft.com/office/word/2006/wordml" xmlns:wps="http://schemas.microsoft.com/office/word/2010/wordprocessingShape" xmlns:a="http://schemas.openxmlformats.org/drawingml/2006/main" xmlns:pic="http://schemas.openxmlformats.org/drawingml/2006/picture" xmlns:a14="http://schemas.microsoft.com/office/drawing/2010/main" mc:Ignorable="w14 w15 w16se w16cid w16 w16cex w16sdtdh w16du wp14">
   <w:body>
     <w:p>
       <w:pPr>
         <w:spacing w:after="200" w:line="276" w:lineRule="exact"/>
         <w:jc w:val="both"/>
         <w:rPr>
-          <w:rFonts w:ascii="Times New Roman" w:eastAsia="Calibri" w:hAnsi="Times New Roman" w:cs="Times New Roman"/>
+          <w:rFonts w:ascii="Times New Roman" w:hAnsi="Times New Roman" w:eastAsia="Calibri" w:cs="Times New Roman"/>
           <w:bCs/>
           <w:sz w:val="24"/>
         </w:rPr>
       </w:pPr>
       <w:r>
         <w:rPr>
-          <w:rFonts w:ascii="Times New Roman" w:eastAsia="Calibri" w:hAnsi="Times New Roman" w:cs="Times New Roman"/>
+          <w:rFonts w:ascii="Times New Roman" w:hAnsi="Times New Roman" w:eastAsia="Calibri" w:cs="Times New Roman"/>
           <w:bCs/>
           <w:noProof/>
           <w:sz w:val="24"/>
@@ -91,7 +91,7 @@
         <w:ind w:firstLine="709"/>
         <w:jc w:val="both"/>
         <w:rPr>
-          <w:rFonts w:ascii="Times New Roman" w:eastAsia="Calibri" w:hAnsi="Times New Roman" w:cs="Times New Roman"/>
+          <w:rFonts w:ascii="Times New Roman" w:hAnsi="Times New Roman" w:eastAsia="Calibri" w:cs="Times New Roman"/>
           <w:bCs/>
           <w:sz w:val="24"/>
         </w:rPr>
@@ -103,7 +103,7 @@
         <w:ind w:firstLine="709"/>
         <w:jc w:val="both"/>
         <w:rPr>
-          <w:rFonts w:ascii="Times New Roman" w:eastAsia="Calibri" w:hAnsi="Times New Roman" w:cs="Times New Roman"/>
+          <w:rFonts w:ascii="Times New Roman" w:hAnsi="Times New Roman" w:eastAsia="Calibri" w:cs="Times New Roman"/>
           <w:bCs/>
           <w:sz w:val="24"/>
         </w:rPr>
@@ -112,284 +112,1154 @@
     <w:p>
       <w:pPr>
         <w:spacing w:after="200" w:line="276" w:lineRule="exact"/>
-        <w:ind w:firstLine="709"/>
-        <w:jc w:val="both"/>
-        <w:rPr>
-          <w:rFonts w:ascii="Times New Roman" w:eastAsia="Calibri" w:hAnsi="Times New Roman" w:cs="Times New Roman"/>
-          <w:bCs/>
-          <w:sz w:val="24"/>
-        </w:rPr>
-      </w:pPr>
-      <w:r>
-        <w:rPr>
-          <w:rFonts w:ascii="Times New Roman" w:eastAsia="Calibri" w:hAnsi="Times New Roman" w:cs="Times New Roman"/>
-          <w:bCs/>
-          <w:sz w:val="24"/>
-        </w:rPr>
-        <w:t>Somos un ecosistema internacional de moda, un puente entre culturas, diseñadores, pasarelas y capitales creativas del mundo. Con presencia operativa en ocho países y sedes estratégicas en tres, construimos experiencias de alta moda que trascienden fronteras. Desde hace 17 años, nuestra estructura se consolidó como una organización especializada, actualmente integrada por profesionales</w:t>
-      </w:r>
-      <w:r>
-        <w:rPr>
-          <w:rFonts w:ascii="Times New Roman" w:eastAsia="Calibri" w:hAnsi="Times New Roman" w:cs="Times New Roman"/>
-          <w:bCs/>
-          <w:sz w:val="24"/>
-        </w:rPr>
-        <w:t xml:space="preserve"> en cada á</w:t>
-      </w:r>
-      <w:r>
-        <w:rPr>
-          <w:rFonts w:ascii="Times New Roman" w:eastAsia="Calibri" w:hAnsi="Times New Roman" w:cs="Times New Roman"/>
-          <w:bCs/>
-          <w:sz w:val="24"/>
-        </w:rPr>
-        <w:t>rea</w:t>
-      </w:r>
-      <w:r>
-        <w:rPr>
-          <w:rFonts w:ascii="Times New Roman" w:eastAsia="Calibri" w:hAnsi="Times New Roman" w:cs="Times New Roman"/>
-          <w:bCs/>
-          <w:sz w:val="24"/>
-        </w:rPr>
-        <w:t>.</w:t>
-      </w:r>
-    </w:p>
-    <w:p>
-      <w:pPr>
-        <w:spacing w:after="200" w:line="276" w:lineRule="exact"/>
-        <w:ind w:firstLine="709"/>
-        <w:jc w:val="both"/>
-        <w:rPr>
-          <w:rFonts w:ascii="Times New Roman" w:eastAsia="Calibri" w:hAnsi="Times New Roman" w:cs="Times New Roman"/>
-          <w:bCs/>
-          <w:sz w:val="24"/>
-        </w:rPr>
-      </w:pPr>
-      <w:r>
-        <w:rPr>
-          <w:rFonts w:ascii="Times New Roman" w:eastAsia="Calibri" w:hAnsi="Times New Roman" w:cs="Times New Roman"/>
-          <w:bCs/>
-          <w:sz w:val="24"/>
-        </w:rPr>
-        <w:t>Nuestra firma se dedica exclusivamente a la alta costura y la alta moda, desarrollando desfiles, espectáculos y producciones que imponen tendencias y elevan estándares en la industria. Hemos colaborado con talentos reconocidos del sector, participando en las semanas de la moda más prestigiosas y en proyectos que forman parte del mapa global del lujo.</w:t>
-      </w:r>
-    </w:p>
-    <w:p>
-      <w:pPr>
-        <w:spacing w:after="200" w:line="276" w:lineRule="exact"/>
-        <w:ind w:firstLine="709"/>
-        <w:jc w:val="both"/>
-        <w:rPr>
-          <w:rFonts w:ascii="Times New Roman" w:eastAsia="Calibri" w:hAnsi="Times New Roman" w:cs="Times New Roman"/>
-          <w:bCs/>
-          <w:sz w:val="24"/>
-        </w:rPr>
-      </w:pPr>
-      <w:r>
-        <w:rPr>
-          <w:rFonts w:ascii="Times New Roman" w:eastAsia="Calibri" w:hAnsi="Times New Roman" w:cs="Times New Roman"/>
-          <w:bCs/>
-          <w:sz w:val="24"/>
-        </w:rPr>
-        <w:t xml:space="preserve">Sambrizzi Producción articula y dirige Consejo Argentino de la Moda, Consejo Paraguayo de la Moda, Consejo Brasileño de la Moda y el Circuito Nacional Fashion Week Brasil, conectados estratégicamente con Consejo Español de la Moda, generando relaciones entre </w:t>
-      </w:r>
-      <w:proofErr w:type="spellStart"/>
-      <w:r>
-        <w:rPr>
-          <w:rFonts w:ascii="Times New Roman" w:eastAsia="Calibri" w:hAnsi="Times New Roman" w:cs="Times New Roman"/>
-          <w:bCs/>
-          <w:sz w:val="24"/>
-        </w:rPr>
-        <w:t>Fashion</w:t>
-      </w:r>
-      <w:proofErr w:type="spellEnd"/>
-      <w:r>
-        <w:rPr>
-          <w:rFonts w:ascii="Times New Roman" w:eastAsia="Calibri" w:hAnsi="Times New Roman" w:cs="Times New Roman"/>
-          <w:bCs/>
-          <w:sz w:val="24"/>
+        <w:jc w:val="center"/>
+        <w:rPr>
+          <w:rFonts w:ascii="Times New Roman" w:hAnsi="Times New Roman" w:cs="Times New Roman"/>
+          <w:noProof/>
+        </w:rPr>
+      </w:pPr>
+      <w:r>
+        <w:rPr>
+          <w:rFonts w:ascii="Times New Roman" w:hAnsi="Times New Roman" w:cs="Times New Roman"/>
+          <w:noProof/>
+        </w:rPr>
+        <w:t>SAMBRIZZI PRODUCCIÓN</w:t>
+      </w:r>
+    </w:p>
+    <w:p>
+      <w:pPr>
+        <w:spacing w:after="200" w:line="276" w:lineRule="exact"/>
+        <w:jc w:val="center"/>
+        <w:rPr>
+          <w:rFonts w:ascii="Times New Roman" w:hAnsi="Times New Roman" w:cs="Times New Roman"/>
+          <w:noProof/>
+        </w:rPr>
+      </w:pPr>
+    </w:p>
+    <w:p>
+      <w:pPr>
+        <w:spacing w:after="200" w:line="276" w:lineRule="exact"/>
+        <w:jc w:val="center"/>
+        <w:rPr>
+          <w:rFonts w:ascii="Times New Roman" w:hAnsi="Times New Roman" w:cs="Times New Roman"/>
+          <w:noProof/>
+        </w:rPr>
+      </w:pPr>
+      <w:r>
+        <w:rPr>
+          <w:rFonts w:ascii="Times New Roman" w:hAnsi="Times New Roman" w:cs="Times New Roman"/>
+          <w:noProof/>
+        </w:rPr>
+        <w:t>Somos un ecosistema internacional de moda: un puente entre culturas, diseñadores, pasarelas y capitales creativas del mundo. Con presencia operativa en ocho países y sedes estratégicas en tres continentes, desarrollamos experiencias de alta moda que trascienden fronteras y conectan creatividad, industria y proyección global.</w:t>
+      </w:r>
+    </w:p>
+    <w:p>
+      <w:pPr>
+        <w:spacing w:after="200" w:line="276" w:lineRule="exact"/>
+        <w:jc w:val="center"/>
+        <w:rPr>
+          <w:rFonts w:ascii="Times New Roman" w:hAnsi="Times New Roman" w:cs="Times New Roman"/>
+          <w:noProof/>
+        </w:rPr>
+      </w:pPr>
+    </w:p>
+    <w:p>
+      <w:pPr>
+        <w:spacing w:after="200" w:line="276" w:lineRule="exact"/>
+        <w:jc w:val="center"/>
+        <w:rPr>
+          <w:rFonts w:ascii="Times New Roman" w:hAnsi="Times New Roman" w:cs="Times New Roman"/>
+          <w:noProof/>
+        </w:rPr>
+      </w:pPr>
+      <w:r>
+        <w:rPr>
+          <w:rFonts w:ascii="Times New Roman" w:hAnsi="Times New Roman" w:cs="Times New Roman"/>
+          <w:noProof/>
+        </w:rPr>
+        <w:t>Desde hace 18 años, Sambrizzi Producción se consolidó como una organización especializada en alta costura, haute couture y alta moda internacional, integrada por profesionales en producción ejecutiva, dirección creativa, estilismo, escenografía, casting, runway coaching, dirección de backstage y coordinación técnica.</w:t>
+      </w:r>
+    </w:p>
+    <w:p>
+      <w:pPr>
+        <w:spacing w:after="200" w:line="276" w:lineRule="exact"/>
+        <w:jc w:val="center"/>
+        <w:rPr>
+          <w:rFonts w:ascii="Times New Roman" w:hAnsi="Times New Roman" w:cs="Times New Roman"/>
+          <w:noProof/>
+        </w:rPr>
+      </w:pPr>
+    </w:p>
+    <w:p>
+      <w:pPr>
+        <w:spacing w:after="200" w:line="276" w:lineRule="exact"/>
+        <w:jc w:val="center"/>
+        <w:rPr>
+          <w:rFonts w:ascii="Times New Roman" w:hAnsi="Times New Roman" w:cs="Times New Roman"/>
+          <w:noProof/>
+        </w:rPr>
+      </w:pPr>
+      <w:r>
+        <w:rPr>
+          <w:rFonts w:ascii="Times New Roman" w:hAnsi="Times New Roman" w:cs="Times New Roman"/>
+          <w:noProof/>
+        </w:rPr>
+        <w:t>Nuestra firma se dedica exclusivamente al desarrollo de desfiles, espectáculos y producciones de alto impacto, elevando estándares y generando experiencias que combinan lujo, innovación y excelencia operativa. A lo largo de nuestra trayectoria hemos colaborado con talentos reconocidos de la industria y participado en plataformas vinculadas a las semanas de la moda más prestigiosas del mundo.</w:t>
+      </w:r>
+    </w:p>
+    <w:p>
+      <w:pPr>
+        <w:spacing w:after="200" w:line="276" w:lineRule="exact"/>
+        <w:jc w:val="center"/>
+        <w:rPr>
+          <w:rFonts w:ascii="Times New Roman" w:hAnsi="Times New Roman" w:cs="Times New Roman"/>
+          <w:noProof/>
+        </w:rPr>
+      </w:pPr>
+    </w:p>
+    <w:p>
+      <w:pPr>
+        <w:spacing w:after="200" w:line="276" w:lineRule="exact"/>
+        <w:jc w:val="center"/>
+        <w:rPr>
+          <w:rFonts w:ascii="Times New Roman" w:hAnsi="Times New Roman" w:cs="Times New Roman"/>
+          <w:noProof/>
+        </w:rPr>
+      </w:pPr>
+      <w:r>
+        <w:rPr>
+          <w:rFonts w:ascii="Times New Roman" w:hAnsi="Times New Roman" w:cs="Times New Roman"/>
+          <w:noProof/>
+        </w:rPr>
+        <w:t>Red internacional de moda</w:t>
+      </w:r>
+    </w:p>
+    <w:p>
+      <w:pPr>
+        <w:spacing w:after="200" w:line="276" w:lineRule="exact"/>
+        <w:jc w:val="center"/>
+        <w:rPr>
+          <w:rFonts w:ascii="Times New Roman" w:hAnsi="Times New Roman" w:cs="Times New Roman"/>
+          <w:noProof/>
+        </w:rPr>
+      </w:pPr>
+    </w:p>
+    <w:p>
+      <w:pPr>
+        <w:spacing w:after="200" w:line="276" w:lineRule="exact"/>
+        <w:jc w:val="center"/>
+        <w:rPr>
+          <w:rFonts w:ascii="Times New Roman" w:hAnsi="Times New Roman" w:cs="Times New Roman"/>
+          <w:noProof/>
+        </w:rPr>
+      </w:pPr>
+      <w:r>
+        <w:rPr>
+          <w:rFonts w:ascii="Times New Roman" w:hAnsi="Times New Roman" w:cs="Times New Roman"/>
+          <w:noProof/>
+        </w:rPr>
+        <w:t>Sambrizzi Producción articula y dirige el Consejo Argentino de la Moda, el Consejo Paraguayo de la Moda, el Consejo Brasileño de la Moda y el Circuito Nacional Fashion Week Brasil, conectados estratégicamente con el Consejo Español de la Moda, generando relaciones institucionales entre Fashion Weeks, diseñadores, cámaras empresariales, organismos gubernamentales, cancillerías, embajadas y plataformas internacionales de promoción cultural y económica.</w:t>
+      </w:r>
+    </w:p>
+    <w:p>
+      <w:pPr>
+        <w:spacing w:after="200" w:line="276" w:lineRule="exact"/>
+        <w:jc w:val="center"/>
+        <w:rPr>
+          <w:rFonts w:ascii="Times New Roman" w:hAnsi="Times New Roman" w:cs="Times New Roman"/>
+          <w:noProof/>
+        </w:rPr>
+      </w:pPr>
+    </w:p>
+    <w:p>
+      <w:pPr>
+        <w:spacing w:after="200" w:line="276" w:lineRule="exact"/>
+        <w:jc w:val="center"/>
+        <w:rPr>
+          <w:rFonts w:ascii="Times New Roman" w:hAnsi="Times New Roman" w:cs="Times New Roman"/>
+          <w:noProof/>
+        </w:rPr>
+      </w:pPr>
+      <w:r>
+        <w:rPr>
+          <w:rFonts w:ascii="Times New Roman" w:hAnsi="Times New Roman" w:cs="Times New Roman"/>
+          <w:noProof/>
+        </w:rPr>
+        <w:t>Este entramado nos posiciona como uno de los nodos de conexión más sólidos de la industria de la moda iberoamericana, permitiendo el intercambio permanente entre América Latina, Europa y Asia.</w:t>
+      </w:r>
+    </w:p>
+    <w:p>
+      <w:pPr>
+        <w:spacing w:after="200" w:line="276" w:lineRule="exact"/>
+        <w:jc w:val="center"/>
+        <w:rPr>
+          <w:rFonts w:ascii="Times New Roman" w:hAnsi="Times New Roman" w:cs="Times New Roman"/>
+          <w:noProof/>
+        </w:rPr>
+      </w:pPr>
+    </w:p>
+    <w:p>
+      <w:pPr>
+        <w:spacing w:after="200" w:line="276" w:lineRule="exact"/>
+        <w:jc w:val="center"/>
+        <w:rPr>
+          <w:rFonts w:ascii="Times New Roman" w:hAnsi="Times New Roman" w:cs="Times New Roman"/>
+          <w:noProof/>
+        </w:rPr>
+      </w:pPr>
+      <w:r>
+        <w:rPr>
+          <w:rFonts w:ascii="Times New Roman" w:hAnsi="Times New Roman" w:cs="Times New Roman"/>
+          <w:noProof/>
+        </w:rPr>
+        <w:t>Presencia internacional</w:t>
+      </w:r>
+    </w:p>
+    <w:p>
+      <w:pPr>
+        <w:spacing w:after="200" w:line="276" w:lineRule="exact"/>
+        <w:jc w:val="center"/>
+        <w:rPr>
+          <w:rFonts w:ascii="Times New Roman" w:hAnsi="Times New Roman" w:cs="Times New Roman"/>
+          <w:noProof/>
+        </w:rPr>
+      </w:pPr>
+    </w:p>
+    <w:p>
+      <w:pPr>
+        <w:spacing w:after="200" w:line="276" w:lineRule="exact"/>
+        <w:jc w:val="center"/>
+        <w:rPr>
+          <w:rFonts w:ascii="Times New Roman" w:hAnsi="Times New Roman" w:cs="Times New Roman"/>
+          <w:noProof/>
+        </w:rPr>
+      </w:pPr>
+      <w:r>
+        <w:rPr>
+          <w:rFonts w:ascii="Times New Roman" w:hAnsi="Times New Roman" w:cs="Times New Roman"/>
+          <w:noProof/>
+        </w:rPr>
+        <w:lastRenderedPageBreak/>
+        <w:t>Nuestros eventos, producciones y cooperaciones se han desarrollado en:</w:t>
+      </w:r>
+    </w:p>
+    <w:p>
+      <w:pPr>
+        <w:spacing w:after="200" w:line="276" w:lineRule="exact"/>
+        <w:jc w:val="center"/>
+        <w:rPr>
+          <w:rFonts w:ascii="Times New Roman" w:hAnsi="Times New Roman" w:cs="Times New Roman"/>
+          <w:noProof/>
+        </w:rPr>
+      </w:pPr>
+    </w:p>
+    <w:p>
+      <w:pPr>
+        <w:spacing w:after="200" w:line="276" w:lineRule="exact"/>
+        <w:jc w:val="center"/>
+        <w:rPr>
+          <w:rFonts w:ascii="Times New Roman" w:hAnsi="Times New Roman" w:cs="Times New Roman"/>
+          <w:noProof/>
+        </w:rPr>
+      </w:pPr>
+      <w:r>
+        <w:rPr>
+          <w:rFonts w:ascii="Times New Roman" w:hAnsi="Times New Roman" w:cs="Times New Roman"/>
+          <w:noProof/>
+        </w:rPr>
+        <w:t>Argentina, Brasil, Paraguay, Uruguay, Chile, Perú, Colombia, México, Nicaragua y Venezuela, sumando además vínculos y acciones de cooperación en Bolivia, Ecuador, Panamá, Costa Rica, Guatemala, República Dominicana y Honduras.</w:t>
+      </w:r>
+    </w:p>
+    <w:p>
+      <w:pPr>
+        <w:spacing w:after="200" w:line="276" w:lineRule="exact"/>
+        <w:jc w:val="center"/>
+        <w:rPr>
+          <w:rFonts w:ascii="Times New Roman" w:hAnsi="Times New Roman" w:cs="Times New Roman"/>
+          <w:noProof/>
+        </w:rPr>
+      </w:pPr>
+    </w:p>
+    <w:p>
+      <w:pPr>
+        <w:spacing w:after="200" w:line="276" w:lineRule="exact"/>
+        <w:jc w:val="center"/>
+        <w:rPr>
+          <w:rFonts w:ascii="Times New Roman" w:hAnsi="Times New Roman" w:cs="Times New Roman"/>
+          <w:noProof/>
+        </w:rPr>
+      </w:pPr>
+      <w:r>
+        <w:rPr>
+          <w:rFonts w:ascii="Times New Roman" w:hAnsi="Times New Roman" w:cs="Times New Roman"/>
+          <w:noProof/>
+        </w:rPr>
+        <w:t>En Europa, nuestras actividades y alianzas internacionales incluyen España, Italia, Francia, Hungría y Portugal, además de acciones de articulación institucional con referentes de la moda en Reino Unido y Alemania.</w:t>
+      </w:r>
+    </w:p>
+    <w:p>
+      <w:pPr>
+        <w:spacing w:after="200" w:line="276" w:lineRule="exact"/>
+        <w:jc w:val="center"/>
+        <w:rPr>
+          <w:rFonts w:ascii="Times New Roman" w:hAnsi="Times New Roman" w:cs="Times New Roman"/>
+          <w:noProof/>
+        </w:rPr>
+      </w:pPr>
+    </w:p>
+    <w:p>
+      <w:pPr>
+        <w:spacing w:after="200" w:line="276" w:lineRule="exact"/>
+        <w:jc w:val="center"/>
+        <w:rPr>
+          <w:rFonts w:ascii="Times New Roman" w:hAnsi="Times New Roman" w:cs="Times New Roman"/>
+          <w:noProof/>
+        </w:rPr>
+      </w:pPr>
+      <w:r>
+        <w:rPr>
+          <w:rFonts w:ascii="Times New Roman" w:hAnsi="Times New Roman" w:cs="Times New Roman"/>
+          <w:noProof/>
+        </w:rPr>
+        <w:t>También hemos desarrollado relaciones y proyectos internacionales en Estados Unidos, Singapur y Kazajistán, fortaleciendo nuestra proyección hacia los mercados de América del Norte, Asia y Europa del Este.</w:t>
+      </w:r>
+    </w:p>
+    <w:p>
+      <w:pPr>
+        <w:spacing w:after="200" w:line="276" w:lineRule="exact"/>
+        <w:jc w:val="center"/>
+        <w:rPr>
+          <w:rFonts w:ascii="Times New Roman" w:hAnsi="Times New Roman" w:cs="Times New Roman"/>
+          <w:noProof/>
+        </w:rPr>
+      </w:pPr>
+    </w:p>
+    <w:p>
+      <w:pPr>
+        <w:spacing w:after="200" w:line="276" w:lineRule="exact"/>
+        <w:jc w:val="center"/>
+        <w:rPr>
+          <w:rFonts w:ascii="Times New Roman" w:hAnsi="Times New Roman" w:cs="Times New Roman"/>
+          <w:noProof/>
+        </w:rPr>
+      </w:pPr>
+      <w:r>
+        <w:rPr>
+          <w:rFonts w:ascii="Times New Roman" w:hAnsi="Times New Roman" w:cs="Times New Roman"/>
+          <w:noProof/>
+        </w:rPr>
+        <w:t>Propietarios oficiales de LATINOAMÉRICA FASHION WEEK</w:t>
+      </w:r>
+    </w:p>
+    <w:p>
+      <w:pPr>
+        <w:spacing w:after="200" w:line="276" w:lineRule="exact"/>
+        <w:jc w:val="center"/>
+        <w:rPr>
+          <w:rFonts w:ascii="Times New Roman" w:hAnsi="Times New Roman" w:cs="Times New Roman"/>
+          <w:noProof/>
+        </w:rPr>
+      </w:pPr>
+    </w:p>
+    <w:p>
+      <w:pPr>
+        <w:spacing w:after="200" w:line="276" w:lineRule="exact"/>
+        <w:jc w:val="center"/>
+        <w:rPr>
+          <w:rFonts w:ascii="Times New Roman" w:hAnsi="Times New Roman" w:cs="Times New Roman"/>
+          <w:noProof/>
+        </w:rPr>
+      </w:pPr>
+      <w:r>
+        <w:rPr>
+          <w:rFonts w:ascii="Times New Roman" w:hAnsi="Times New Roman" w:cs="Times New Roman"/>
+          <w:noProof/>
+        </w:rPr>
+        <w:t>Actualmente, Sambrizzi Producción es el único propietario y titular oficial de la marca internacional LATINOAMÉRICA FASHION WEEK®, plataforma que representa una de las estructuras de integración de moda más importantes de la región.</w:t>
+      </w:r>
+    </w:p>
+    <w:p>
+      <w:pPr>
+        <w:spacing w:after="200" w:line="276" w:lineRule="exact"/>
+        <w:jc w:val="center"/>
+        <w:rPr>
+          <w:rFonts w:ascii="Times New Roman" w:hAnsi="Times New Roman" w:cs="Times New Roman"/>
+          <w:noProof/>
+        </w:rPr>
+      </w:pPr>
+    </w:p>
+    <w:p>
+      <w:pPr>
+        <w:spacing w:after="200" w:line="276" w:lineRule="exact"/>
+        <w:jc w:val="center"/>
+        <w:rPr>
+          <w:rFonts w:ascii="Times New Roman" w:hAnsi="Times New Roman" w:cs="Times New Roman"/>
+          <w:noProof/>
+        </w:rPr>
+      </w:pPr>
+      <w:r>
+        <w:rPr>
+          <w:rFonts w:ascii="Times New Roman" w:hAnsi="Times New Roman" w:cs="Times New Roman"/>
+          <w:noProof/>
+        </w:rPr>
+        <w:t>LATINOAMÉRICA FASHION WEEK® opera como una red internacional de Fashion Weeks latinoamericanas, conectando diseñadores, modelos, productores, patrocinadores, medios y organismos institucionales bajo una visión unificada de proyección global para el talento latinoamericano.</w:t>
+      </w:r>
+    </w:p>
+    <w:p>
+      <w:pPr>
+        <w:spacing w:after="200" w:line="276" w:lineRule="exact"/>
+        <w:jc w:val="center"/>
+        <w:rPr>
+          <w:rFonts w:ascii="Times New Roman" w:hAnsi="Times New Roman" w:cs="Times New Roman"/>
+          <w:noProof/>
+        </w:rPr>
+      </w:pPr>
+    </w:p>
+    <w:p>
+      <w:pPr>
+        <w:spacing w:after="200" w:line="276" w:lineRule="exact"/>
+        <w:jc w:val="center"/>
+        <w:rPr>
+          <w:rFonts w:ascii="Times New Roman" w:hAnsi="Times New Roman" w:cs="Times New Roman"/>
+          <w:noProof/>
+        </w:rPr>
+      </w:pPr>
+      <w:r>
+        <w:rPr>
+          <w:rFonts w:ascii="Times New Roman" w:hAnsi="Times New Roman" w:cs="Times New Roman"/>
+          <w:noProof/>
+        </w:rPr>
+        <w:t>La plataforma cuenta con sedes y desarrollos estratégicos en Argentina, Brasil, Paraguay y otros mercados de expansión regional, articulando:</w:t>
+      </w:r>
+    </w:p>
+    <w:p>
+      <w:pPr>
+        <w:spacing w:after="200" w:line="276" w:lineRule="exact"/>
+        <w:jc w:val="center"/>
+        <w:rPr>
+          <w:rFonts w:ascii="Times New Roman" w:hAnsi="Times New Roman" w:cs="Times New Roman"/>
+          <w:noProof/>
+        </w:rPr>
+      </w:pPr>
+    </w:p>
+    <w:p>
+      <w:pPr>
+        <w:spacing w:after="200" w:line="276" w:lineRule="exact"/>
+        <w:jc w:val="center"/>
+        <w:rPr>
+          <w:rFonts w:ascii="Times New Roman" w:hAnsi="Times New Roman" w:cs="Times New Roman"/>
+          <w:noProof/>
+        </w:rPr>
+      </w:pPr>
+      <w:r>
+        <w:rPr>
+          <w:rFonts w:ascii="Times New Roman" w:hAnsi="Times New Roman" w:cs="Times New Roman"/>
+          <w:noProof/>
+        </w:rPr>
+        <w:t>Pasarelas internacionales.</w:t>
+      </w:r>
+    </w:p>
+    <w:p>
+      <w:pPr>
+        <w:spacing w:after="200" w:line="276" w:lineRule="exact"/>
+        <w:jc w:val="center"/>
+        <w:rPr>
+          <w:rFonts w:ascii="Times New Roman" w:hAnsi="Times New Roman" w:cs="Times New Roman"/>
+          <w:noProof/>
+        </w:rPr>
+      </w:pPr>
+      <w:r>
+        <w:rPr>
+          <w:rFonts w:ascii="Times New Roman" w:hAnsi="Times New Roman" w:cs="Times New Roman"/>
+          <w:noProof/>
+        </w:rPr>
+        <w:t xml:space="preserve"> Programas de scouting y formación de modelos.</w:t>
+      </w:r>
+    </w:p>
+    <w:p>
+      <w:pPr>
+        <w:spacing w:after="200" w:line="276" w:lineRule="exact"/>
+        <w:jc w:val="center"/>
+        <w:rPr>
+          <w:rFonts w:ascii="Times New Roman" w:hAnsi="Times New Roman" w:cs="Times New Roman"/>
+          <w:noProof/>
+        </w:rPr>
+      </w:pPr>
+      <w:r>
+        <w:rPr>
+          <w:rFonts w:ascii="Times New Roman" w:hAnsi="Times New Roman" w:cs="Times New Roman"/>
+          <w:noProof/>
+        </w:rPr>
+        <w:t xml:space="preserve"> Producciones audiovisuales y fashion films.</w:t>
+      </w:r>
+    </w:p>
+    <w:p>
+      <w:pPr>
+        <w:spacing w:after="200" w:line="276" w:lineRule="exact"/>
+        <w:jc w:val="center"/>
+        <w:rPr>
+          <w:rFonts w:ascii="Times New Roman" w:hAnsi="Times New Roman" w:cs="Times New Roman"/>
+          <w:noProof/>
+        </w:rPr>
+      </w:pPr>
+      <w:r>
+        <w:rPr>
+          <w:rFonts w:ascii="Times New Roman" w:hAnsi="Times New Roman" w:cs="Times New Roman"/>
+          <w:noProof/>
+        </w:rPr>
+        <w:t xml:space="preserve"> Intercambios entre diseñadores latinoamericanos y europeos.</w:t>
+      </w:r>
+    </w:p>
+    <w:p>
+      <w:pPr>
+        <w:spacing w:after="200" w:line="276" w:lineRule="exact"/>
+        <w:jc w:val="center"/>
+        <w:rPr>
+          <w:rFonts w:ascii="Times New Roman" w:hAnsi="Times New Roman" w:cs="Times New Roman"/>
+          <w:noProof/>
+        </w:rPr>
+      </w:pPr>
+      <w:r>
+        <w:rPr>
+          <w:rFonts w:ascii="Times New Roman" w:hAnsi="Times New Roman" w:cs="Times New Roman"/>
+          <w:noProof/>
+        </w:rPr>
+        <w:t xml:space="preserve"> Acciones de promoción turística y cultural vinculadas a la industria de la moda.</w:t>
+      </w:r>
+    </w:p>
+    <w:p>
+      <w:pPr>
+        <w:spacing w:after="200" w:line="276" w:lineRule="exact"/>
+        <w:jc w:val="center"/>
+        <w:rPr>
+          <w:rFonts w:ascii="Times New Roman" w:hAnsi="Times New Roman" w:cs="Times New Roman"/>
+          <w:noProof/>
+        </w:rPr>
+      </w:pPr>
+      <w:r>
+        <w:rPr>
+          <w:rFonts w:ascii="Times New Roman" w:hAnsi="Times New Roman" w:cs="Times New Roman"/>
+          <w:noProof/>
+        </w:rPr>
+        <w:t xml:space="preserve"> Convenios institucionales con cámaras, consejos y organizaciones de moda internacionales.</w:t>
+      </w:r>
+    </w:p>
+    <w:p>
+      <w:pPr>
+        <w:spacing w:after="200" w:line="276" w:lineRule="exact"/>
+        <w:jc w:val="center"/>
+        <w:rPr>
+          <w:rFonts w:ascii="Times New Roman" w:hAnsi="Times New Roman" w:cs="Times New Roman"/>
+          <w:noProof/>
+        </w:rPr>
+      </w:pPr>
+    </w:p>
+    <w:p>
+      <w:pPr>
+        <w:spacing w:after="200" w:line="276" w:lineRule="exact"/>
+        <w:jc w:val="center"/>
+        <w:rPr>
+          <w:rFonts w:ascii="Times New Roman" w:hAnsi="Times New Roman" w:cs="Times New Roman"/>
+          <w:noProof/>
+        </w:rPr>
+      </w:pPr>
+      <w:r>
+        <w:rPr>
+          <w:rFonts w:ascii="Times New Roman" w:hAnsi="Times New Roman" w:cs="Times New Roman"/>
+          <w:noProof/>
+        </w:rPr>
+        <w:t>LATINOAMÉRICA FASHION WEEK® se proyecta como un hub continental de creatividad, negocios y posicionamiento internacional, con expansión hacia nuevas capitales de moda de América Latina y Europa.</w:t>
+      </w:r>
+    </w:p>
+    <w:p>
+      <w:pPr>
+        <w:spacing w:after="200" w:line="276" w:lineRule="exact"/>
+        <w:jc w:val="center"/>
+        <w:rPr>
+          <w:rFonts w:ascii="Times New Roman" w:hAnsi="Times New Roman" w:cs="Times New Roman"/>
+          <w:noProof/>
+        </w:rPr>
+      </w:pPr>
+    </w:p>
+    <w:p>
+      <w:pPr>
+        <w:spacing w:after="200" w:line="276" w:lineRule="exact"/>
+        <w:jc w:val="center"/>
+        <w:rPr>
+          <w:rFonts w:ascii="Times New Roman" w:hAnsi="Times New Roman" w:cs="Times New Roman"/>
+          <w:noProof/>
+        </w:rPr>
+      </w:pPr>
+      <w:r>
+        <w:rPr>
+          <w:rFonts w:ascii="Times New Roman" w:hAnsi="Times New Roman" w:cs="Times New Roman"/>
+          <w:noProof/>
+        </w:rPr>
+        <w:t>Cooperaciones estratégicas</w:t>
+      </w:r>
+    </w:p>
+    <w:p>
+      <w:pPr>
+        <w:spacing w:after="200" w:line="276" w:lineRule="exact"/>
+        <w:jc w:val="center"/>
+        <w:rPr>
+          <w:rFonts w:ascii="Times New Roman" w:hAnsi="Times New Roman" w:cs="Times New Roman"/>
+          <w:noProof/>
+        </w:rPr>
+      </w:pPr>
+    </w:p>
+    <w:p>
+      <w:pPr>
+        <w:spacing w:after="200" w:line="276" w:lineRule="exact"/>
+        <w:jc w:val="center"/>
+        <w:rPr>
+          <w:rFonts w:ascii="Times New Roman" w:hAnsi="Times New Roman" w:cs="Times New Roman"/>
+          <w:noProof/>
+        </w:rPr>
+      </w:pPr>
+      <w:r>
+        <w:rPr>
+          <w:rFonts w:ascii="Times New Roman" w:hAnsi="Times New Roman" w:cs="Times New Roman"/>
+          <w:noProof/>
+        </w:rPr>
+        <w:t>Mantenemos relaciones de cooperación con el Consejo Asiático de la Moda, el Consejo Italiano de la Moda y el Consejo Español de la Moda, además de cámaras, asociaciones y alianzas estratégicas que nos permiten desplegar una curaduría estética internacional y estándares de excelencia técnica en cada producción.</w:t>
+      </w:r>
+    </w:p>
+    <w:p>
+      <w:pPr>
+        <w:spacing w:after="200" w:line="276" w:lineRule="exact"/>
+        <w:jc w:val="center"/>
+        <w:rPr>
+          <w:rFonts w:ascii="Times New Roman" w:hAnsi="Times New Roman" w:cs="Times New Roman"/>
+          <w:noProof/>
+        </w:rPr>
+      </w:pPr>
+    </w:p>
+    <w:p>
+      <w:pPr>
+        <w:spacing w:after="200" w:line="276" w:lineRule="exact"/>
+        <w:jc w:val="center"/>
+        <w:rPr>
+          <w:rFonts w:ascii="Times New Roman" w:hAnsi="Times New Roman" w:cs="Times New Roman"/>
+          <w:noProof/>
+        </w:rPr>
+      </w:pPr>
+      <w:r>
+        <w:rPr>
+          <w:rFonts w:ascii="Times New Roman" w:hAnsi="Times New Roman" w:cs="Times New Roman"/>
+          <w:noProof/>
+        </w:rPr>
+        <w:t>Formación y estándares profesionales</w:t>
+      </w:r>
+    </w:p>
+    <w:p>
+      <w:pPr>
+        <w:spacing w:after="200" w:line="276" w:lineRule="exact"/>
+        <w:jc w:val="center"/>
+        <w:rPr>
+          <w:rFonts w:ascii="Times New Roman" w:hAnsi="Times New Roman" w:cs="Times New Roman"/>
+          <w:noProof/>
+        </w:rPr>
+      </w:pPr>
+    </w:p>
+    <w:p>
+      <w:pPr>
+        <w:spacing w:after="200" w:line="276" w:lineRule="exact"/>
+        <w:jc w:val="center"/>
+        <w:rPr>
+          <w:rFonts w:ascii="Times New Roman" w:hAnsi="Times New Roman" w:cs="Times New Roman"/>
+          <w:noProof/>
+        </w:rPr>
+      </w:pPr>
+      <w:r>
+        <w:rPr>
+          <w:rFonts w:ascii="Times New Roman" w:hAnsi="Times New Roman" w:cs="Times New Roman"/>
+          <w:noProof/>
+        </w:rPr>
+        <w:t>Uno de nuestros pilares es la formación y capacitación de modelos para las pasarelas más exigentes del mundo, garantizando preparación profesional orientada a los estándares internacionales de alta moda.</w:t>
+      </w:r>
+    </w:p>
+    <w:p>
+      <w:pPr>
+        <w:spacing w:after="200" w:line="276" w:lineRule="exact"/>
+        <w:jc w:val="center"/>
+        <w:rPr>
+          <w:rFonts w:ascii="Times New Roman" w:hAnsi="Times New Roman" w:cs="Times New Roman"/>
+          <w:noProof/>
+        </w:rPr>
+      </w:pPr>
+    </w:p>
+    <w:p>
+      <w:pPr>
+        <w:spacing w:after="200" w:line="276" w:lineRule="exact"/>
+        <w:jc w:val="center"/>
+        <w:rPr>
+          <w:rFonts w:ascii="Times New Roman" w:hAnsi="Times New Roman" w:cs="Times New Roman"/>
+          <w:noProof/>
+        </w:rPr>
+      </w:pPr>
+      <w:r>
+        <w:rPr>
+          <w:rFonts w:ascii="Times New Roman" w:hAnsi="Times New Roman" w:cs="Times New Roman"/>
+          <w:noProof/>
+        </w:rPr>
+        <w:t>Nuestro equipo integra especialistas en:</w:t>
+      </w:r>
+    </w:p>
+    <w:p>
+      <w:pPr>
+        <w:spacing w:after="200" w:line="276" w:lineRule="exact"/>
+        <w:jc w:val="center"/>
+        <w:rPr>
+          <w:rFonts w:ascii="Times New Roman" w:hAnsi="Times New Roman" w:cs="Times New Roman"/>
+          <w:noProof/>
+        </w:rPr>
+      </w:pPr>
+    </w:p>
+    <w:p>
+      <w:pPr>
+        <w:spacing w:after="200" w:line="276" w:lineRule="exact"/>
+        <w:jc w:val="center"/>
+        <w:rPr>
+          <w:rFonts w:ascii="Times New Roman" w:hAnsi="Times New Roman" w:cs="Times New Roman"/>
+          <w:noProof/>
+        </w:rPr>
+      </w:pPr>
+      <w:r>
+        <w:rPr>
+          <w:rFonts w:ascii="Times New Roman" w:hAnsi="Times New Roman" w:cs="Times New Roman"/>
+          <w:noProof/>
+        </w:rPr>
+        <w:t xml:space="preserve"> Producción ejecutiva.</w:t>
+      </w:r>
+    </w:p>
+    <w:p>
+      <w:pPr>
+        <w:spacing w:after="200" w:line="276" w:lineRule="exact"/>
+        <w:jc w:val="center"/>
+        <w:rPr>
+          <w:rFonts w:ascii="Times New Roman" w:hAnsi="Times New Roman" w:cs="Times New Roman"/>
+          <w:noProof/>
+        </w:rPr>
+      </w:pPr>
+      <w:r>
+        <w:rPr>
+          <w:rFonts w:ascii="Times New Roman" w:hAnsi="Times New Roman" w:cs="Times New Roman"/>
+          <w:noProof/>
+        </w:rPr>
+        <w:t xml:space="preserve"> Dirección de pasarela.</w:t>
+      </w:r>
+    </w:p>
+    <w:p>
+      <w:pPr>
+        <w:spacing w:after="200" w:line="276" w:lineRule="exact"/>
+        <w:jc w:val="center"/>
+        <w:rPr>
+          <w:rFonts w:ascii="Times New Roman" w:hAnsi="Times New Roman" w:cs="Times New Roman"/>
+          <w:noProof/>
+        </w:rPr>
+      </w:pPr>
+      <w:r>
+        <w:rPr>
+          <w:rFonts w:ascii="Times New Roman" w:hAnsi="Times New Roman" w:cs="Times New Roman"/>
+          <w:noProof/>
+        </w:rPr>
+        <w:t xml:space="preserve"> Styling y asesoría de imagen.</w:t>
+      </w:r>
+    </w:p>
+    <w:p>
+      <w:pPr>
+        <w:spacing w:after="200" w:line="276" w:lineRule="exact"/>
+        <w:jc w:val="center"/>
+        <w:rPr>
+          <w:rFonts w:ascii="Times New Roman" w:hAnsi="Times New Roman" w:cs="Times New Roman"/>
+          <w:noProof/>
+        </w:rPr>
+      </w:pPr>
+      <w:r>
+        <w:rPr>
+          <w:rFonts w:ascii="Times New Roman" w:hAnsi="Times New Roman" w:cs="Times New Roman"/>
+          <w:noProof/>
+        </w:rPr>
+        <w:t xml:space="preserve"> Escenografía y dirección artística.</w:t>
+      </w:r>
+    </w:p>
+    <w:p>
+      <w:pPr>
+        <w:spacing w:after="200" w:line="276" w:lineRule="exact"/>
+        <w:jc w:val="center"/>
+        <w:rPr>
+          <w:rFonts w:ascii="Times New Roman" w:hAnsi="Times New Roman" w:cs="Times New Roman"/>
+          <w:noProof/>
+        </w:rPr>
+      </w:pPr>
+      <w:r>
+        <w:rPr>
+          <w:rFonts w:ascii="Times New Roman" w:hAnsi="Times New Roman" w:cs="Times New Roman"/>
+          <w:noProof/>
+        </w:rPr>
+        <w:t xml:space="preserve"> Casting internacional.</w:t>
+      </w:r>
+    </w:p>
+    <w:p>
+      <w:pPr>
+        <w:spacing w:after="200" w:line="276" w:lineRule="exact"/>
+        <w:jc w:val="center"/>
+        <w:rPr>
+          <w:rFonts w:ascii="Times New Roman" w:hAnsi="Times New Roman" w:cs="Times New Roman"/>
+          <w:noProof/>
+        </w:rPr>
+      </w:pPr>
+      <w:r>
+        <w:rPr>
+          <w:rFonts w:ascii="Times New Roman" w:hAnsi="Times New Roman" w:cs="Times New Roman"/>
+          <w:noProof/>
         </w:rPr>
         <w:t xml:space="preserve"> </w:t>
       </w:r>
-      <w:proofErr w:type="spellStart"/>
-      <w:r>
-        <w:rPr>
-          <w:rFonts w:ascii="Times New Roman" w:eastAsia="Calibri" w:hAnsi="Times New Roman" w:cs="Times New Roman"/>
-          <w:bCs/>
-          <w:sz w:val="24"/>
-        </w:rPr>
-        <w:t>Weeks</w:t>
-      </w:r>
-      <w:proofErr w:type="spellEnd"/>
-      <w:r>
-        <w:rPr>
-          <w:rFonts w:ascii="Times New Roman" w:eastAsia="Calibri" w:hAnsi="Times New Roman" w:cs="Times New Roman"/>
-          <w:bCs/>
-          <w:sz w:val="24"/>
-        </w:rPr>
-        <w:t>, diseñadores, cámaras empresariales y organismos gubernamentales, incluyendo cancillerías y embajadas en Europa, América y Asia.</w:t>
-      </w:r>
-    </w:p>
-    <w:p>
-      <w:pPr>
-        <w:spacing w:after="200" w:line="276" w:lineRule="exact"/>
-        <w:ind w:firstLine="709"/>
-        <w:jc w:val="both"/>
-        <w:rPr>
-          <w:rFonts w:ascii="Times New Roman" w:eastAsia="Calibri" w:hAnsi="Times New Roman" w:cs="Times New Roman"/>
-          <w:bCs/>
-          <w:sz w:val="24"/>
-        </w:rPr>
-      </w:pPr>
-      <w:r>
-        <w:rPr>
-          <w:rFonts w:ascii="Times New Roman" w:eastAsia="Calibri" w:hAnsi="Times New Roman" w:cs="Times New Roman"/>
-          <w:bCs/>
-          <w:sz w:val="24"/>
-        </w:rPr>
-        <w:t>Este entramado nos posiciona como uno de los nodos de conexión más sólidos de la industria. Nuestros eventos y producciones se han desarrollado en España, Italia, Francia, Hungría, México, Estados Unidos, Singapur, Kazajistán, Brasil, Chile, Perú, Uruguay, Paraguay, Colombia, Nicaragua y Venezuela.</w:t>
-      </w:r>
-    </w:p>
-    <w:p>
-      <w:pPr>
-        <w:spacing w:after="200" w:line="276" w:lineRule="exact"/>
-        <w:ind w:firstLine="709"/>
-        <w:jc w:val="both"/>
-        <w:rPr>
-          <w:rFonts w:ascii="Times New Roman" w:eastAsia="Calibri" w:hAnsi="Times New Roman" w:cs="Times New Roman"/>
-          <w:bCs/>
-          <w:sz w:val="24"/>
-        </w:rPr>
-      </w:pPr>
-      <w:r>
-        <w:rPr>
-          <w:rFonts w:ascii="Times New Roman" w:eastAsia="Calibri" w:hAnsi="Times New Roman" w:cs="Times New Roman"/>
-          <w:bCs/>
-          <w:sz w:val="24"/>
-        </w:rPr>
-        <w:t>Cooperamos de manera directa con Consejo Asiático de la Moda, Consejo Italiano de la Moda y Consejo Español de la Moda, junto a cámaras, asociaciones y alianzas estratégicas que permiten desplegar curaduría estética internacional y excelencia técnica en cada espectáculo.</w:t>
-      </w:r>
-    </w:p>
-    <w:p>
-      <w:pPr>
-        <w:spacing w:after="200" w:line="276" w:lineRule="exact"/>
-        <w:ind w:firstLine="709"/>
-        <w:jc w:val="both"/>
-        <w:rPr>
-          <w:rFonts w:ascii="Times New Roman" w:eastAsia="Calibri" w:hAnsi="Times New Roman" w:cs="Times New Roman"/>
-          <w:bCs/>
-          <w:sz w:val="24"/>
-        </w:rPr>
-      </w:pPr>
-      <w:r>
-        <w:rPr>
-          <w:rFonts w:ascii="Times New Roman" w:eastAsia="Calibri" w:hAnsi="Times New Roman" w:cs="Times New Roman"/>
-          <w:bCs/>
-          <w:sz w:val="24"/>
-        </w:rPr>
-        <w:t xml:space="preserve">Formamos y capacitamos modelos para las pasarelas más exigentes del mundo, garantizando estándares profesionales de alta moda. Nuestro equipo integra especialistas en producción, estilismo, dirección, escenografía, casting, </w:t>
-      </w:r>
-      <w:proofErr w:type="spellStart"/>
-      <w:r>
-        <w:rPr>
-          <w:rFonts w:ascii="Times New Roman" w:eastAsia="Calibri" w:hAnsi="Times New Roman" w:cs="Times New Roman"/>
-          <w:bCs/>
-          <w:sz w:val="24"/>
-        </w:rPr>
-        <w:t>runway</w:t>
-      </w:r>
-      <w:proofErr w:type="spellEnd"/>
-      <w:r>
-        <w:rPr>
-          <w:rFonts w:ascii="Times New Roman" w:eastAsia="Calibri" w:hAnsi="Times New Roman" w:cs="Times New Roman"/>
-          <w:bCs/>
-          <w:sz w:val="24"/>
-        </w:rPr>
-        <w:t xml:space="preserve"> coaching y coordinación técnica. Cada proyecto cuenta con cobertura médica integral, seguros de producción, contratos internacionales registrados y alianzas institucionales que aseguran respaldo operativo.</w:t>
-      </w:r>
-    </w:p>
-    <w:p>
-      <w:pPr>
-        <w:spacing w:after="200" w:line="276" w:lineRule="exact"/>
-        <w:ind w:firstLine="709"/>
-        <w:jc w:val="both"/>
-        <w:rPr>
-          <w:rFonts w:ascii="Times New Roman" w:eastAsia="Calibri" w:hAnsi="Times New Roman" w:cs="Times New Roman"/>
-          <w:bCs/>
-          <w:sz w:val="24"/>
-        </w:rPr>
-      </w:pPr>
-      <w:r>
-        <w:rPr>
-          <w:rFonts w:ascii="Times New Roman" w:eastAsia="Calibri" w:hAnsi="Times New Roman" w:cs="Times New Roman"/>
-          <w:bCs/>
-          <w:sz w:val="24"/>
-        </w:rPr>
-        <w:t xml:space="preserve">Nuestra trayectoria incluye producciones y cooperaciones con plataformas globales como Miss Universo, Miss International, Miss Grand International y Miss </w:t>
-      </w:r>
-      <w:proofErr w:type="spellStart"/>
-      <w:r>
-        <w:rPr>
-          <w:rFonts w:ascii="Times New Roman" w:eastAsia="Calibri" w:hAnsi="Times New Roman" w:cs="Times New Roman"/>
-          <w:bCs/>
-          <w:sz w:val="24"/>
-        </w:rPr>
-        <w:t>Supranational</w:t>
-      </w:r>
-      <w:proofErr w:type="spellEnd"/>
-      <w:r>
-        <w:rPr>
-          <w:rFonts w:ascii="Times New Roman" w:eastAsia="Calibri" w:hAnsi="Times New Roman" w:cs="Times New Roman"/>
-          <w:bCs/>
-          <w:sz w:val="24"/>
-        </w:rPr>
-        <w:t xml:space="preserve">, además de múltiples campañas fotográficas, producciones audiovisuales y la organización integral de </w:t>
-      </w:r>
-      <w:proofErr w:type="spellStart"/>
-      <w:r>
-        <w:rPr>
-          <w:rFonts w:ascii="Times New Roman" w:eastAsia="Calibri" w:hAnsi="Times New Roman" w:cs="Times New Roman"/>
-          <w:bCs/>
-          <w:sz w:val="24"/>
-        </w:rPr>
-        <w:t>Fashion</w:t>
-      </w:r>
-      <w:proofErr w:type="spellEnd"/>
-      <w:r>
-        <w:rPr>
-          <w:rFonts w:ascii="Times New Roman" w:eastAsia="Calibri" w:hAnsi="Times New Roman" w:cs="Times New Roman"/>
-          <w:bCs/>
-          <w:sz w:val="24"/>
-        </w:rPr>
-        <w:t xml:space="preserve"> </w:t>
-      </w:r>
-      <w:proofErr w:type="spellStart"/>
-      <w:r>
-        <w:rPr>
-          <w:rFonts w:ascii="Times New Roman" w:eastAsia="Calibri" w:hAnsi="Times New Roman" w:cs="Times New Roman"/>
-          <w:bCs/>
-          <w:sz w:val="24"/>
-        </w:rPr>
-        <w:t>Weeks</w:t>
-      </w:r>
-      <w:proofErr w:type="spellEnd"/>
-      <w:r>
-        <w:rPr>
-          <w:rFonts w:ascii="Times New Roman" w:eastAsia="Calibri" w:hAnsi="Times New Roman" w:cs="Times New Roman"/>
-          <w:bCs/>
-          <w:sz w:val="24"/>
-        </w:rPr>
-        <w:t>.</w:t>
-      </w:r>
-    </w:p>
-    <w:p>
-      <w:pPr>
-        <w:spacing w:after="200" w:line="276" w:lineRule="exact"/>
-        <w:jc w:val="center"/>
-        <w:rPr>
-          <w:rFonts w:ascii="Times New Roman" w:hAnsi="Times New Roman" w:cs="Times New Roman"/>
-          <w:noProof/>
-        </w:rPr>
-      </w:pPr>
+      <w:r>
+        <w:rPr>
+          <w:rFonts w:ascii="Times New Roman" w:hAnsi="Times New Roman" w:cs="Times New Roman"/>
+          <w:noProof/>
+        </w:rPr>
+        <w:t>Runway coaching.</w:t>
+      </w:r>
+    </w:p>
+    <w:p>
+      <w:pPr>
+        <w:spacing w:after="200" w:line="276" w:lineRule="exact"/>
+        <w:jc w:val="center"/>
+        <w:rPr>
+          <w:rFonts w:ascii="Times New Roman" w:hAnsi="Times New Roman" w:cs="Times New Roman"/>
+          <w:noProof/>
+        </w:rPr>
+      </w:pPr>
+      <w:r>
+        <w:rPr>
+          <w:rFonts w:ascii="Times New Roman" w:hAnsi="Times New Roman" w:cs="Times New Roman"/>
+          <w:noProof/>
+        </w:rPr>
+        <w:t xml:space="preserve"> Coordinación técnica y logística.</w:t>
+      </w:r>
+    </w:p>
+    <w:p>
+      <w:pPr>
+        <w:spacing w:after="200" w:line="276" w:lineRule="exact"/>
+        <w:jc w:val="center"/>
+        <w:rPr>
+          <w:rFonts w:ascii="Times New Roman" w:hAnsi="Times New Roman" w:cs="Times New Roman"/>
+          <w:noProof/>
+        </w:rPr>
+      </w:pPr>
+      <w:r>
+        <w:rPr>
+          <w:rFonts w:ascii="Times New Roman" w:hAnsi="Times New Roman" w:cs="Times New Roman"/>
+          <w:noProof/>
+        </w:rPr>
+        <w:t xml:space="preserve"> Gestión de backstage y hospitality.</w:t>
+      </w:r>
+    </w:p>
+    <w:p>
+      <w:pPr>
+        <w:spacing w:after="200" w:line="276" w:lineRule="exact"/>
+        <w:jc w:val="center"/>
+        <w:rPr>
+          <w:rFonts w:ascii="Times New Roman" w:hAnsi="Times New Roman" w:cs="Times New Roman"/>
+          <w:noProof/>
+        </w:rPr>
+      </w:pPr>
+    </w:p>
+    <w:p>
+      <w:pPr>
+        <w:spacing w:after="200" w:line="276" w:lineRule="exact"/>
+        <w:jc w:val="center"/>
+        <w:rPr>
+          <w:rFonts w:ascii="Times New Roman" w:hAnsi="Times New Roman" w:cs="Times New Roman"/>
+          <w:noProof/>
+        </w:rPr>
+      </w:pPr>
+      <w:r>
+        <w:rPr>
+          <w:rFonts w:ascii="Times New Roman" w:hAnsi="Times New Roman" w:cs="Times New Roman"/>
+          <w:noProof/>
+        </w:rPr>
+        <w:t xml:space="preserve">Cada proyecto cuenta con cobertura médica integral, seguros de producción, contratos internacionales </w:t>
+      </w:r>
+      <w:r>
+        <w:rPr>
+          <w:rFonts w:ascii="Times New Roman" w:hAnsi="Times New Roman" w:cs="Times New Roman"/>
+          <w:noProof/>
+        </w:rPr>
+        <w:lastRenderedPageBreak/>
+        <w:t>registrados, protocolos de seguridad y respaldo institucional, asegurando transparencia, profesionalismo y eficiencia operativa en todas las etapas de ejecución.</w:t>
+      </w:r>
+    </w:p>
+    <w:p>
+      <w:pPr>
+        <w:spacing w:after="200" w:line="276" w:lineRule="exact"/>
+        <w:jc w:val="center"/>
+        <w:rPr>
+          <w:rFonts w:ascii="Times New Roman" w:hAnsi="Times New Roman" w:cs="Times New Roman"/>
+          <w:noProof/>
+        </w:rPr>
+      </w:pPr>
+    </w:p>
+    <w:p>
+      <w:pPr>
+        <w:spacing w:after="200" w:line="276" w:lineRule="exact"/>
+        <w:jc w:val="center"/>
+        <w:rPr>
+          <w:rFonts w:ascii="Times New Roman" w:hAnsi="Times New Roman" w:cs="Times New Roman"/>
+          <w:noProof/>
+        </w:rPr>
+      </w:pPr>
+      <w:r>
+        <w:rPr>
+          <w:rFonts w:ascii="Times New Roman" w:hAnsi="Times New Roman" w:cs="Times New Roman"/>
+          <w:noProof/>
+        </w:rPr>
+        <w:t>Experiencia en plataformas globales</w:t>
+      </w:r>
+    </w:p>
+    <w:p>
+      <w:pPr>
+        <w:spacing w:after="200" w:line="276" w:lineRule="exact"/>
+        <w:jc w:val="center"/>
+        <w:rPr>
+          <w:rFonts w:ascii="Times New Roman" w:hAnsi="Times New Roman" w:cs="Times New Roman"/>
+          <w:noProof/>
+        </w:rPr>
+      </w:pPr>
+    </w:p>
+    <w:p>
+      <w:pPr>
+        <w:spacing w:after="200" w:line="276" w:lineRule="exact"/>
+        <w:jc w:val="center"/>
+        <w:rPr>
+          <w:rFonts w:ascii="Times New Roman" w:hAnsi="Times New Roman" w:cs="Times New Roman"/>
+          <w:noProof/>
+        </w:rPr>
+      </w:pPr>
+      <w:r>
+        <w:rPr>
+          <w:rFonts w:ascii="Times New Roman" w:hAnsi="Times New Roman" w:cs="Times New Roman"/>
+          <w:noProof/>
+        </w:rPr>
+        <w:t>Nuestra trayectoria incluye producciones, cooperaciones y participaciones vinculadas a plataformas internacionales como:</w:t>
+      </w:r>
+    </w:p>
+    <w:p>
+      <w:pPr>
+        <w:spacing w:after="200" w:line="276" w:lineRule="exact"/>
+        <w:jc w:val="center"/>
+        <w:rPr>
+          <w:rFonts w:ascii="Times New Roman" w:hAnsi="Times New Roman" w:cs="Times New Roman"/>
+          <w:noProof/>
+        </w:rPr>
+      </w:pPr>
+    </w:p>
+    <w:p>
+      <w:pPr>
+        <w:spacing w:after="200" w:line="276" w:lineRule="exact"/>
+        <w:jc w:val="center"/>
+        <w:rPr>
+          <w:rFonts w:ascii="Times New Roman" w:hAnsi="Times New Roman" w:cs="Times New Roman"/>
+          <w:noProof/>
+        </w:rPr>
+      </w:pPr>
+      <w:r>
+        <w:rPr>
+          <w:rFonts w:ascii="Times New Roman" w:hAnsi="Times New Roman" w:cs="Times New Roman"/>
+          <w:noProof/>
+        </w:rPr>
+        <w:t xml:space="preserve"> Miss Universo.</w:t>
+      </w:r>
+    </w:p>
+    <w:p>
+      <w:pPr>
+        <w:spacing w:after="200" w:line="276" w:lineRule="exact"/>
+        <w:jc w:val="center"/>
+        <w:rPr>
+          <w:rFonts w:ascii="Times New Roman" w:hAnsi="Times New Roman" w:cs="Times New Roman"/>
+          <w:noProof/>
+        </w:rPr>
+      </w:pPr>
+      <w:r>
+        <w:rPr>
+          <w:rFonts w:ascii="Times New Roman" w:hAnsi="Times New Roman" w:cs="Times New Roman"/>
+          <w:noProof/>
+        </w:rPr>
+        <w:t xml:space="preserve"> Miss International.</w:t>
+      </w:r>
+    </w:p>
+    <w:p>
+      <w:pPr>
+        <w:spacing w:after="200" w:line="276" w:lineRule="exact"/>
+        <w:jc w:val="center"/>
+        <w:rPr>
+          <w:rFonts w:ascii="Times New Roman" w:hAnsi="Times New Roman" w:cs="Times New Roman"/>
+          <w:noProof/>
+        </w:rPr>
+      </w:pPr>
+      <w:r>
+        <w:rPr>
+          <w:rFonts w:ascii="Times New Roman" w:hAnsi="Times New Roman" w:cs="Times New Roman"/>
+          <w:noProof/>
+        </w:rPr>
+        <w:t xml:space="preserve"> Miss Grand International.</w:t>
+      </w:r>
+    </w:p>
+    <w:p>
+      <w:pPr>
+        <w:spacing w:after="200" w:line="276" w:lineRule="exact"/>
+        <w:jc w:val="center"/>
+        <w:rPr>
+          <w:rFonts w:ascii="Times New Roman" w:hAnsi="Times New Roman" w:cs="Times New Roman"/>
+          <w:noProof/>
+        </w:rPr>
+      </w:pPr>
+      <w:r>
+        <w:rPr>
+          <w:rFonts w:ascii="Times New Roman" w:hAnsi="Times New Roman" w:cs="Times New Roman"/>
+          <w:noProof/>
+        </w:rPr>
+        <w:t xml:space="preserve"> Miss Supranational.</w:t>
+      </w:r>
+    </w:p>
+    <w:p>
+      <w:pPr>
+        <w:spacing w:after="200" w:line="276" w:lineRule="exact"/>
+        <w:jc w:val="center"/>
+        <w:rPr>
+          <w:rFonts w:ascii="Times New Roman" w:hAnsi="Times New Roman" w:cs="Times New Roman"/>
+          <w:noProof/>
+        </w:rPr>
+      </w:pPr>
+    </w:p>
+    <w:p>
+      <w:pPr>
+        <w:spacing w:after="200" w:line="276" w:lineRule="exact"/>
+        <w:jc w:val="center"/>
+        <w:rPr>
+          <w:rFonts w:ascii="Times New Roman" w:hAnsi="Times New Roman" w:cs="Times New Roman"/>
+          <w:noProof/>
+        </w:rPr>
+      </w:pPr>
+      <w:r>
+        <w:rPr>
+          <w:rFonts w:ascii="Times New Roman" w:hAnsi="Times New Roman" w:cs="Times New Roman"/>
+          <w:noProof/>
+        </w:rPr>
+        <w:t>Además, desarrollamos campañas fotográficas, producciones audiovisuales, fashion films, editoriales de moda y la organización integral de Fashion Weeks y eventos de lujo con proyección internacional.</w:t>
+      </w:r>
+    </w:p>
+    <w:p>
+      <w:pPr>
+        <w:spacing w:after="200" w:line="276" w:lineRule="exact"/>
+        <w:jc w:val="center"/>
+        <w:rPr>
+          <w:rFonts w:ascii="Times New Roman" w:hAnsi="Times New Roman" w:cs="Times New Roman"/>
+          <w:noProof/>
+        </w:rPr>
+      </w:pPr>
+    </w:p>
+    <w:p>
+      <w:pPr>
+        <w:spacing w:after="200" w:line="276" w:lineRule="exact"/>
+        <w:jc w:val="center"/>
+        <w:rPr>
+          <w:rFonts w:ascii="Times New Roman" w:hAnsi="Times New Roman" w:cs="Times New Roman"/>
+          <w:noProof/>
+        </w:rPr>
+      </w:pPr>
+      <w:r>
+        <w:rPr>
+          <w:rFonts w:ascii="Times New Roman" w:hAnsi="Times New Roman" w:cs="Times New Roman"/>
+          <w:noProof/>
+        </w:rPr>
+        <w:t>Visión</w:t>
+      </w:r>
+    </w:p>
+    <w:p>
+      <w:pPr>
+        <w:spacing w:after="200" w:line="276" w:lineRule="exact"/>
+        <w:jc w:val="center"/>
+        <w:rPr>
+          <w:rFonts w:ascii="Times New Roman" w:hAnsi="Times New Roman" w:cs="Times New Roman"/>
+          <w:noProof/>
+        </w:rPr>
+      </w:pPr>
+    </w:p>
+    <w:p>
+      <w:pPr>
+        <w:spacing w:after="200" w:line="276" w:lineRule="exact"/>
+        <w:jc w:val="center"/>
+        <w:rPr>
+          <w:rFonts w:ascii="Times New Roman" w:hAnsi="Times New Roman" w:cs="Times New Roman"/>
+          <w:noProof/>
+        </w:rPr>
+      </w:pPr>
+      <w:r>
+        <w:rPr>
+          <w:rFonts w:ascii="Times New Roman" w:hAnsi="Times New Roman" w:cs="Times New Roman"/>
+          <w:noProof/>
+        </w:rPr>
+        <w:t>En Sambrizzi Producción concebimos la moda como una herramienta de conexión cultural, diplomacia creativa, posicionamiento estratégico y desarrollo económico.</w:t>
+      </w:r>
+    </w:p>
+    <w:p>
+      <w:pPr>
+        <w:spacing w:after="200" w:line="276" w:lineRule="exact"/>
+        <w:jc w:val="center"/>
+        <w:rPr>
+          <w:rFonts w:ascii="Times New Roman" w:hAnsi="Times New Roman" w:cs="Times New Roman"/>
+          <w:noProof/>
+        </w:rPr>
+      </w:pPr>
+    </w:p>
+    <w:p>
+      <w:pPr>
+        <w:spacing w:after="200" w:line="276" w:lineRule="exact"/>
+        <w:jc w:val="center"/>
+        <w:rPr>
+          <w:rFonts w:ascii="Times New Roman" w:hAnsi="Times New Roman" w:cs="Times New Roman"/>
+          <w:noProof/>
+        </w:rPr>
+      </w:pPr>
+      <w:r>
+        <w:rPr>
+          <w:rFonts w:ascii="Times New Roman" w:hAnsi="Times New Roman" w:cs="Times New Roman"/>
+          <w:noProof/>
+        </w:rPr>
+        <w:t>Más que producir desfiles, construimos plataformas internacionales que impulsan talento, generan oportunidades reales y proyectan la identidad de América Latina hacia el escenario global de la alta moda.</w:t>
+      </w:r>
+    </w:p>
+    <w:p>
+      <w:pPr>
+        <w:spacing w:after="200" w:line="276" w:lineRule="exact"/>
+        <w:jc w:val="center"/>
+        <w:rPr>
+          <w:rFonts w:ascii="Times New Roman" w:hAnsi="Times New Roman" w:cs="Times New Roman"/>
+          <w:noProof/>
+        </w:rPr>
+      </w:pPr>
+    </w:p>
+    <w:p>
+      <w:pPr>
+        <w:spacing w:after="200" w:line="276" w:lineRule="exact"/>
+        <w:jc w:val="center"/>
+        <w:rPr>
+          <w:rFonts w:ascii="Times New Roman" w:hAnsi="Times New Roman" w:cs="Times New Roman"/>
+          <w:noProof/>
+        </w:rPr>
+      </w:pPr>
+      <w:r>
+        <w:rPr>
+          <w:rFonts w:ascii="Times New Roman" w:hAnsi="Times New Roman" w:cs="Times New Roman"/>
+          <w:noProof/>
+        </w:rPr>
+        <w:t>SAMBRIZZI PRODUCCIÓN — Alta Costura · Haute Couture · Fashion Weeks · Producción Internacional · LATINOAMÉRICA FASHION WEEK®</w:t>
+      </w:r>
     </w:p>
     <w:p>
       <w:pPr>
@@ -417,8 +1287,6 @@
           <w:rFonts w:eastAsia="Calibri" w:cs="Calibri"/>
         </w:rPr>
       </w:pPr>
-      <w:bookmarkStart w:id="0" w:name="_GoBack"/>
-      <w:bookmarkEnd w:id="0"/>
     </w:p>
     <w:p>
       <w:pPr>
@@ -439,7 +1307,6 @@
           <w:sz w:val="28"/>
           <w:shd w:val="clear" w:color="auto" w:fill="FFFF00"/>
         </w:rPr>
-        <w:lastRenderedPageBreak/>
         <w:t>FORMULARIO DE INSCRIPCIÓN</w:t>
       </w:r>
     </w:p>
@@ -447,7 +1314,7 @@
       <w:pPr>
         <w:spacing w:after="200" w:line="276" w:lineRule="exact"/>
         <w:rPr>
-          <w:rFonts w:ascii="Agency FB" w:eastAsia="Agency FB" w:hAnsi="Agency FB" w:cs="Agency FB"/>
+          <w:rFonts w:ascii="Agency FB" w:hAnsi="Agency FB" w:eastAsia="Agency FB" w:cs="Agency FB"/>
           <w:color w:val="000000"/>
           <w:sz w:val="48"/>
         </w:rPr>
@@ -474,10 +1341,10 @@
           <w:tcPr>
             <w:tcW w:w="8357" w:type="dxa"/>
             <w:tcBorders>
-              <w:top w:val="single" w:sz="4" w:space="0" w:color="000000"/>
-              <w:left w:val="single" w:sz="4" w:space="0" w:color="000000"/>
-              <w:bottom w:val="single" w:sz="4" w:space="0" w:color="000000"/>
-              <w:right w:val="single" w:sz="4" w:space="0" w:color="000000"/>
+              <w:top w:val="single" w:color="000000" w:sz="4" w:space="0"/>
+              <w:left w:val="single" w:color="000000" w:sz="4" w:space="0"/>
+              <w:bottom w:val="single" w:color="000000" w:sz="4" w:space="0"/>
+              <w:right w:val="single" w:color="000000" w:sz="4" w:space="0"/>
             </w:tcBorders>
             <w:shd w:val="clear" w:color="000000" w:fill="FFFFFF"/>
           </w:tcPr>
@@ -486,7 +1353,7 @@
               <w:spacing w:after="200" w:line="276" w:lineRule="exact"/>
               <w:ind w:left="411"/>
               <w:rPr>
-                <w:rFonts w:ascii="Bahnschrift SemiLight SemiConde" w:eastAsia="Calibri" w:hAnsi="Bahnschrift SemiLight SemiConde" w:cs="Calibri"/>
+                <w:rFonts w:ascii="Bahnschrift SemiLight SemiConde" w:hAnsi="Bahnschrift SemiLight SemiConde" w:eastAsia="Calibri" w:cs="Calibri"/>
               </w:rPr>
             </w:pPr>
           </w:p>
@@ -499,32 +1366,32 @@
               <w:spacing w:after="200" w:line="276" w:lineRule="exact"/>
               <w:ind w:left="411" w:hanging="360"/>
               <w:rPr>
-                <w:rFonts w:ascii="Bahnschrift SemiLight SemiConde" w:eastAsia="Calibri" w:hAnsi="Bahnschrift SemiLight SemiConde" w:cs="Calibri"/>
+                <w:rFonts w:ascii="Bahnschrift SemiLight SemiConde" w:hAnsi="Bahnschrift SemiLight SemiConde" w:eastAsia="Calibri" w:cs="Calibri"/>
               </w:rPr>
             </w:pPr>
             <w:r>
               <w:rPr>
-                <w:rFonts w:ascii="Bahnschrift SemiLight SemiConde" w:eastAsia="Calibri" w:hAnsi="Bahnschrift SemiLight SemiConde" w:cs="Calibri"/>
+                <w:rFonts w:ascii="Bahnschrift SemiLight SemiConde" w:hAnsi="Bahnschrift SemiLight SemiConde" w:eastAsia="Calibri" w:cs="Calibri"/>
               </w:rPr>
               <w:t>Nombres:</w:t>
             </w:r>
             <w:r>
               <w:rPr>
-                <w:rFonts w:ascii="Bahnschrift SemiLight SemiConde" w:eastAsia="Calibri" w:hAnsi="Bahnschrift SemiLight SemiConde" w:cs="Calibri"/>
+                <w:rFonts w:ascii="Bahnschrift SemiLight SemiConde" w:hAnsi="Bahnschrift SemiLight SemiConde" w:eastAsia="Calibri" w:cs="Calibri"/>
                 <w:u w:val="single"/>
               </w:rPr>
               <w:t xml:space="preserve"> _</w:t>
             </w:r>
             <w:r>
               <w:rPr>
-                <w:rFonts w:ascii="Bahnschrift SemiLight SemiConde" w:eastAsia="Calibri" w:hAnsi="Bahnschrift SemiLight SemiConde" w:cs="Calibri"/>
+                <w:rFonts w:ascii="Bahnschrift SemiLight SemiConde" w:hAnsi="Bahnschrift SemiLight SemiConde" w:eastAsia="Calibri" w:cs="Calibri"/>
                 <w:u w:val="single"/>
               </w:rPr>
               <w:t>______________________/</w:t>
             </w:r>
             <w:r>
               <w:rPr>
-                <w:rFonts w:ascii="Bahnschrift SemiLight SemiConde" w:eastAsia="Calibri" w:hAnsi="Bahnschrift SemiLight SemiConde" w:cs="Calibri"/>
+                <w:rFonts w:ascii="Bahnschrift SemiLight SemiConde" w:hAnsi="Bahnschrift SemiLight SemiConde" w:eastAsia="Calibri" w:cs="Calibri"/>
                 <w:u w:val="single"/>
               </w:rPr>
               <w:t>___________________________________.</w:t>
@@ -539,32 +1406,32 @@
               <w:spacing w:after="200" w:line="276" w:lineRule="exact"/>
               <w:ind w:left="411" w:hanging="360"/>
               <w:rPr>
-                <w:rFonts w:ascii="Bahnschrift SemiLight SemiConde" w:eastAsia="Calibri" w:hAnsi="Bahnschrift SemiLight SemiConde" w:cs="Calibri"/>
+                <w:rFonts w:ascii="Bahnschrift SemiLight SemiConde" w:hAnsi="Bahnschrift SemiLight SemiConde" w:eastAsia="Calibri" w:cs="Calibri"/>
               </w:rPr>
             </w:pPr>
             <w:r>
               <w:rPr>
-                <w:rFonts w:ascii="Bahnschrift SemiLight SemiConde" w:eastAsia="Calibri" w:hAnsi="Bahnschrift SemiLight SemiConde" w:cs="Calibri"/>
+                <w:rFonts w:ascii="Bahnschrift SemiLight SemiConde" w:hAnsi="Bahnschrift SemiLight SemiConde" w:eastAsia="Calibri" w:cs="Calibri"/>
               </w:rPr>
               <w:t>Apellidos:</w:t>
             </w:r>
             <w:r>
               <w:rPr>
-                <w:rFonts w:ascii="Bahnschrift SemiLight SemiConde" w:eastAsia="Calibri" w:hAnsi="Bahnschrift SemiLight SemiConde" w:cs="Calibri"/>
+                <w:rFonts w:ascii="Bahnschrift SemiLight SemiConde" w:hAnsi="Bahnschrift SemiLight SemiConde" w:eastAsia="Calibri" w:cs="Calibri"/>
                 <w:u w:val="single"/>
               </w:rPr>
               <w:t xml:space="preserve"> _</w:t>
             </w:r>
             <w:r>
               <w:rPr>
-                <w:rFonts w:ascii="Bahnschrift SemiLight SemiConde" w:eastAsia="Calibri" w:hAnsi="Bahnschrift SemiLight SemiConde" w:cs="Calibri"/>
+                <w:rFonts w:ascii="Bahnschrift SemiLight SemiConde" w:hAnsi="Bahnschrift SemiLight SemiConde" w:eastAsia="Calibri" w:cs="Calibri"/>
                 <w:u w:val="single"/>
               </w:rPr>
               <w:t>_________________________/_</w:t>
             </w:r>
             <w:r>
               <w:rPr>
-                <w:rFonts w:ascii="Bahnschrift SemiLight SemiConde" w:eastAsia="Calibri" w:hAnsi="Bahnschrift SemiLight SemiConde" w:cs="Calibri"/>
+                <w:rFonts w:ascii="Bahnschrift SemiLight SemiConde" w:hAnsi="Bahnschrift SemiLight SemiConde" w:eastAsia="Calibri" w:cs="Calibri"/>
                 <w:u w:val="single"/>
               </w:rPr>
               <w:t>________________________________.</w:t>
@@ -579,64 +1446,64 @@
               <w:spacing w:after="200" w:line="276" w:lineRule="exact"/>
               <w:ind w:left="411" w:hanging="360"/>
               <w:rPr>
-                <w:rFonts w:ascii="Bahnschrift SemiLight SemiConde" w:eastAsia="Calibri" w:hAnsi="Bahnschrift SemiLight SemiConde" w:cs="Calibri"/>
+                <w:rFonts w:ascii="Bahnschrift SemiLight SemiConde" w:hAnsi="Bahnschrift SemiLight SemiConde" w:eastAsia="Calibri" w:cs="Calibri"/>
               </w:rPr>
             </w:pPr>
             <w:r>
               <w:rPr>
-                <w:rFonts w:ascii="Bahnschrift SemiLight SemiConde" w:eastAsia="Calibri" w:hAnsi="Bahnschrift SemiLight SemiConde" w:cs="Calibri"/>
+                <w:rFonts w:ascii="Bahnschrift SemiLight SemiConde" w:hAnsi="Bahnschrift SemiLight SemiConde" w:eastAsia="Calibri" w:cs="Calibri"/>
               </w:rPr>
               <w:t>País:</w:t>
             </w:r>
             <w:r>
               <w:rPr>
-                <w:rFonts w:ascii="Bahnschrift SemiLight SemiConde" w:eastAsia="Calibri" w:hAnsi="Bahnschrift SemiLight SemiConde" w:cs="Calibri"/>
+                <w:rFonts w:ascii="Bahnschrift SemiLight SemiConde" w:hAnsi="Bahnschrift SemiLight SemiConde" w:eastAsia="Calibri" w:cs="Calibri"/>
                 <w:u w:val="single"/>
               </w:rPr>
               <w:t xml:space="preserve"> ___________</w:t>
             </w:r>
             <w:r>
               <w:rPr>
-                <w:rFonts w:ascii="Bahnschrift SemiLight SemiConde" w:eastAsia="Calibri" w:hAnsi="Bahnschrift SemiLight SemiConde" w:cs="Calibri"/>
+                <w:rFonts w:ascii="Bahnschrift SemiLight SemiConde" w:hAnsi="Bahnschrift SemiLight SemiConde" w:eastAsia="Calibri" w:cs="Calibri"/>
               </w:rPr>
               <w:t>ORIGEN:</w:t>
             </w:r>
             <w:r>
               <w:rPr>
-                <w:rFonts w:ascii="Bahnschrift SemiLight SemiConde" w:eastAsia="Calibri" w:hAnsi="Bahnschrift SemiLight SemiConde" w:cs="Calibri"/>
+                <w:rFonts w:ascii="Bahnschrift SemiLight SemiConde" w:hAnsi="Bahnschrift SemiLight SemiConde" w:eastAsia="Calibri" w:cs="Calibri"/>
                 <w:u w:val="single"/>
               </w:rPr>
               <w:t xml:space="preserve"> _</w:t>
             </w:r>
             <w:r>
               <w:rPr>
-                <w:rFonts w:ascii="Bahnschrift SemiLight SemiConde" w:eastAsia="Calibri" w:hAnsi="Bahnschrift SemiLight SemiConde" w:cs="Calibri"/>
+                <w:rFonts w:ascii="Bahnschrift SemiLight SemiConde" w:hAnsi="Bahnschrift SemiLight SemiConde" w:eastAsia="Calibri" w:cs="Calibri"/>
                 <w:u w:val="single"/>
               </w:rPr>
               <w:t>_____</w:t>
             </w:r>
             <w:r>
               <w:rPr>
-                <w:rFonts w:ascii="Bahnschrift SemiLight SemiConde" w:eastAsia="Calibri" w:hAnsi="Bahnschrift SemiLight SemiConde" w:cs="Calibri"/>
+                <w:rFonts w:ascii="Bahnschrift SemiLight SemiConde" w:hAnsi="Bahnschrift SemiLight SemiConde" w:eastAsia="Calibri" w:cs="Calibri"/>
               </w:rPr>
               <w:t>_</w:t>
             </w:r>
             <w:r>
               <w:rPr>
-                <w:rFonts w:ascii="Bahnschrift SemiLight SemiConde" w:eastAsia="Calibri" w:hAnsi="Bahnschrift SemiLight SemiConde" w:cs="Calibri"/>
+                <w:rFonts w:ascii="Bahnschrift SemiLight SemiConde" w:hAnsi="Bahnschrift SemiLight SemiConde" w:eastAsia="Calibri" w:cs="Calibri"/>
                 <w:u w:val="single"/>
               </w:rPr>
               <w:t>____________</w:t>
             </w:r>
             <w:r>
               <w:rPr>
-                <w:rFonts w:ascii="Bahnschrift SemiLight SemiConde" w:eastAsia="Calibri" w:hAnsi="Bahnschrift SemiLight SemiConde" w:cs="Calibri"/>
+                <w:rFonts w:ascii="Bahnschrift SemiLight SemiConde" w:hAnsi="Bahnschrift SemiLight SemiConde" w:eastAsia="Calibri" w:cs="Calibri"/>
               </w:rPr>
               <w:t>ACTUAL: _</w:t>
             </w:r>
             <w:r>
               <w:rPr>
-                <w:rFonts w:ascii="Bahnschrift SemiLight SemiConde" w:eastAsia="Calibri" w:hAnsi="Bahnschrift SemiLight SemiConde" w:cs="Calibri"/>
+                <w:rFonts w:ascii="Bahnschrift SemiLight SemiConde" w:hAnsi="Bahnschrift SemiLight SemiConde" w:eastAsia="Calibri" w:cs="Calibri"/>
               </w:rPr>
               <w:t>_______________________.</w:t>
             </w:r>
@@ -650,57 +1517,57 @@
               <w:spacing w:after="200" w:line="276" w:lineRule="exact"/>
               <w:ind w:left="411" w:hanging="360"/>
               <w:rPr>
-                <w:rFonts w:ascii="Bahnschrift SemiLight SemiConde" w:eastAsia="Calibri" w:hAnsi="Bahnschrift SemiLight SemiConde" w:cs="Calibri"/>
+                <w:rFonts w:ascii="Bahnschrift SemiLight SemiConde" w:hAnsi="Bahnschrift SemiLight SemiConde" w:eastAsia="Calibri" w:cs="Calibri"/>
               </w:rPr>
             </w:pPr>
             <w:r>
               <w:rPr>
-                <w:rFonts w:ascii="Bahnschrift SemiLight SemiConde" w:eastAsia="Calibri" w:hAnsi="Bahnschrift SemiLight SemiConde" w:cs="Calibri"/>
+                <w:rFonts w:ascii="Bahnschrift SemiLight SemiConde" w:hAnsi="Bahnschrift SemiLight SemiConde" w:eastAsia="Calibri" w:cs="Calibri"/>
               </w:rPr>
               <w:t>Colonia:</w:t>
             </w:r>
             <w:r>
               <w:rPr>
-                <w:rFonts w:ascii="Bahnschrift SemiLight SemiConde" w:eastAsia="Calibri" w:hAnsi="Bahnschrift SemiLight SemiConde" w:cs="Calibri"/>
+                <w:rFonts w:ascii="Bahnschrift SemiLight SemiConde" w:hAnsi="Bahnschrift SemiLight SemiConde" w:eastAsia="Calibri" w:cs="Calibri"/>
                 <w:u w:val="single"/>
               </w:rPr>
               <w:t xml:space="preserve"> ______</w:t>
             </w:r>
             <w:r>
               <w:rPr>
-                <w:rFonts w:ascii="Bahnschrift SemiLight SemiConde" w:eastAsia="Calibri" w:hAnsi="Bahnschrift SemiLight SemiConde" w:cs="Calibri"/>
+                <w:rFonts w:ascii="Bahnschrift SemiLight SemiConde" w:hAnsi="Bahnschrift SemiLight SemiConde" w:eastAsia="Calibri" w:cs="Calibri"/>
               </w:rPr>
               <w:t>ORIGEN:</w:t>
             </w:r>
             <w:r>
               <w:rPr>
-                <w:rFonts w:ascii="Bahnschrift SemiLight SemiConde" w:eastAsia="Calibri" w:hAnsi="Bahnschrift SemiLight SemiConde" w:cs="Calibri"/>
+                <w:rFonts w:ascii="Bahnschrift SemiLight SemiConde" w:hAnsi="Bahnschrift SemiLight SemiConde" w:eastAsia="Calibri" w:cs="Calibri"/>
                 <w:u w:val="single"/>
               </w:rPr>
               <w:t xml:space="preserve"> _</w:t>
             </w:r>
             <w:r>
               <w:rPr>
-                <w:rFonts w:ascii="Bahnschrift SemiLight SemiConde" w:eastAsia="Calibri" w:hAnsi="Bahnschrift SemiLight SemiConde" w:cs="Calibri"/>
+                <w:rFonts w:ascii="Bahnschrift SemiLight SemiConde" w:hAnsi="Bahnschrift SemiLight SemiConde" w:eastAsia="Calibri" w:cs="Calibri"/>
                 <w:u w:val="single"/>
               </w:rPr>
               <w:t>___________________</w:t>
             </w:r>
             <w:r>
               <w:rPr>
-                <w:rFonts w:ascii="Bahnschrift SemiLight SemiConde" w:eastAsia="Calibri" w:hAnsi="Bahnschrift SemiLight SemiConde" w:cs="Calibri"/>
+                <w:rFonts w:ascii="Bahnschrift SemiLight SemiConde" w:hAnsi="Bahnschrift SemiLight SemiConde" w:eastAsia="Calibri" w:cs="Calibri"/>
               </w:rPr>
               <w:t>ACTUAL: _</w:t>
             </w:r>
             <w:r>
               <w:rPr>
-                <w:rFonts w:ascii="Bahnschrift SemiLight SemiConde" w:eastAsia="Calibri" w:hAnsi="Bahnschrift SemiLight SemiConde" w:cs="Calibri"/>
+                <w:rFonts w:ascii="Bahnschrift SemiLight SemiConde" w:hAnsi="Bahnschrift SemiLight SemiConde" w:eastAsia="Calibri" w:cs="Calibri"/>
               </w:rPr>
               <w:t>___________</w:t>
             </w:r>
             <w:r>
               <w:rPr>
-                <w:rFonts w:ascii="Bahnschrift SemiLight SemiConde" w:eastAsia="Calibri" w:hAnsi="Bahnschrift SemiLight SemiConde" w:cs="Calibri"/>
+                <w:rFonts w:ascii="Bahnschrift SemiLight SemiConde" w:hAnsi="Bahnschrift SemiLight SemiConde" w:eastAsia="Calibri" w:cs="Calibri"/>
                 <w:u w:val="single"/>
               </w:rPr>
               <w:t>___________.</w:t>
@@ -715,64 +1582,64 @@
               <w:spacing w:after="200" w:line="276" w:lineRule="exact"/>
               <w:ind w:left="411" w:hanging="360"/>
               <w:rPr>
-                <w:rFonts w:ascii="Bahnschrift SemiLight SemiConde" w:eastAsia="Calibri" w:hAnsi="Bahnschrift SemiLight SemiConde" w:cs="Calibri"/>
+                <w:rFonts w:ascii="Bahnschrift SemiLight SemiConde" w:hAnsi="Bahnschrift SemiLight SemiConde" w:eastAsia="Calibri" w:cs="Calibri"/>
               </w:rPr>
             </w:pPr>
             <w:r>
               <w:rPr>
-                <w:rFonts w:ascii="Bahnschrift SemiLight SemiConde" w:eastAsia="Calibri" w:hAnsi="Bahnschrift SemiLight SemiConde" w:cs="Calibri"/>
+                <w:rFonts w:ascii="Bahnschrift SemiLight SemiConde" w:hAnsi="Bahnschrift SemiLight SemiConde" w:eastAsia="Calibri" w:cs="Calibri"/>
               </w:rPr>
               <w:t xml:space="preserve">Ciudad: </w:t>
             </w:r>
             <w:r>
               <w:rPr>
-                <w:rFonts w:ascii="Bahnschrift SemiLight SemiConde" w:eastAsia="Calibri" w:hAnsi="Bahnschrift SemiLight SemiConde" w:cs="Calibri"/>
+                <w:rFonts w:ascii="Bahnschrift SemiLight SemiConde" w:hAnsi="Bahnschrift SemiLight SemiConde" w:eastAsia="Calibri" w:cs="Calibri"/>
                 <w:u w:val="single"/>
               </w:rPr>
               <w:t>___________</w:t>
             </w:r>
             <w:r>
               <w:rPr>
-                <w:rFonts w:ascii="Bahnschrift SemiLight SemiConde" w:eastAsia="Calibri" w:hAnsi="Bahnschrift SemiLight SemiConde" w:cs="Calibri"/>
+                <w:rFonts w:ascii="Bahnschrift SemiLight SemiConde" w:hAnsi="Bahnschrift SemiLight SemiConde" w:eastAsia="Calibri" w:cs="Calibri"/>
                 <w:u w:val="single"/>
               </w:rPr>
               <w:t>_.</w:t>
             </w:r>
             <w:r>
               <w:rPr>
-                <w:rFonts w:ascii="Bahnschrift SemiLight SemiConde" w:eastAsia="Calibri" w:hAnsi="Bahnschrift SemiLight SemiConde" w:cs="Calibri"/>
+                <w:rFonts w:ascii="Bahnschrift SemiLight SemiConde" w:hAnsi="Bahnschrift SemiLight SemiConde" w:eastAsia="Calibri" w:cs="Calibri"/>
               </w:rPr>
               <w:t xml:space="preserve"> Departamento</w:t>
             </w:r>
             <w:r>
               <w:rPr>
-                <w:rFonts w:ascii="Bahnschrift SemiLight SemiConde" w:eastAsia="Calibri" w:hAnsi="Bahnschrift SemiLight SemiConde" w:cs="Calibri"/>
+                <w:rFonts w:ascii="Bahnschrift SemiLight SemiConde" w:hAnsi="Bahnschrift SemiLight SemiConde" w:eastAsia="Calibri" w:cs="Calibri"/>
               </w:rPr>
               <w:t>:</w:t>
             </w:r>
             <w:r>
               <w:rPr>
-                <w:rFonts w:ascii="Bahnschrift SemiLight SemiConde" w:eastAsia="Calibri" w:hAnsi="Bahnschrift SemiLight SemiConde" w:cs="Calibri"/>
+                <w:rFonts w:ascii="Bahnschrift SemiLight SemiConde" w:hAnsi="Bahnschrift SemiLight SemiConde" w:eastAsia="Calibri" w:cs="Calibri"/>
                 <w:u w:val="single"/>
               </w:rPr>
               <w:t xml:space="preserve"> </w:t>
             </w:r>
             <w:r>
               <w:rPr>
-                <w:rFonts w:ascii="Bahnschrift SemiLight SemiConde" w:eastAsia="Calibri" w:hAnsi="Bahnschrift SemiLight SemiConde" w:cs="Calibri"/>
+                <w:rFonts w:ascii="Bahnschrift SemiLight SemiConde" w:hAnsi="Bahnschrift SemiLight SemiConde" w:eastAsia="Calibri" w:cs="Calibri"/>
                 <w:u w:val="single"/>
               </w:rPr>
               <w:t>___________.</w:t>
             </w:r>
             <w:r>
               <w:rPr>
-                <w:rFonts w:ascii="Bahnschrift SemiLight SemiConde" w:eastAsia="Calibri" w:hAnsi="Bahnschrift SemiLight SemiConde" w:cs="Calibri"/>
+                <w:rFonts w:ascii="Bahnschrift SemiLight SemiConde" w:hAnsi="Bahnschrift SemiLight SemiConde" w:eastAsia="Calibri" w:cs="Calibri"/>
               </w:rPr>
               <w:t xml:space="preserve"> Pueblo: </w:t>
             </w:r>
             <w:r>
               <w:rPr>
-                <w:rFonts w:ascii="Bahnschrift SemiLight SemiConde" w:eastAsia="Calibri" w:hAnsi="Bahnschrift SemiLight SemiConde" w:cs="Calibri"/>
+                <w:rFonts w:ascii="Bahnschrift SemiLight SemiConde" w:hAnsi="Bahnschrift SemiLight SemiConde" w:eastAsia="Calibri" w:cs="Calibri"/>
                 <w:u w:val="single"/>
               </w:rPr>
               <w:t>___________________.</w:t>
@@ -787,31 +1654,31 @@
               <w:spacing w:after="200" w:line="276" w:lineRule="exact"/>
               <w:ind w:left="411" w:hanging="360"/>
               <w:rPr>
-                <w:rFonts w:ascii="Bahnschrift SemiLight SemiConde" w:eastAsia="Calibri" w:hAnsi="Bahnschrift SemiLight SemiConde" w:cs="Calibri"/>
+                <w:rFonts w:ascii="Bahnschrift SemiLight SemiConde" w:hAnsi="Bahnschrift SemiLight SemiConde" w:eastAsia="Calibri" w:cs="Calibri"/>
               </w:rPr>
             </w:pPr>
             <w:r>
               <w:rPr>
-                <w:rFonts w:ascii="Bahnschrift SemiLight SemiConde" w:eastAsia="Calibri" w:hAnsi="Bahnschrift SemiLight SemiConde" w:cs="Calibri"/>
+                <w:rFonts w:ascii="Bahnschrift SemiLight SemiConde" w:hAnsi="Bahnschrift SemiLight SemiConde" w:eastAsia="Calibri" w:cs="Calibri"/>
               </w:rPr>
               <w:t xml:space="preserve">Código </w:t>
             </w:r>
             <w:r>
               <w:rPr>
-                <w:rFonts w:ascii="Bahnschrift SemiLight SemiConde" w:eastAsia="Calibri" w:hAnsi="Bahnschrift SemiLight SemiConde" w:cs="Calibri"/>
+                <w:rFonts w:ascii="Bahnschrift SemiLight SemiConde" w:hAnsi="Bahnschrift SemiLight SemiConde" w:eastAsia="Calibri" w:cs="Calibri"/>
               </w:rPr>
               <w:t>Postal:</w:t>
             </w:r>
             <w:r>
               <w:rPr>
-                <w:rFonts w:ascii="Bahnschrift SemiLight SemiConde" w:eastAsia="Calibri" w:hAnsi="Bahnschrift SemiLight SemiConde" w:cs="Calibri"/>
+                <w:rFonts w:ascii="Bahnschrift SemiLight SemiConde" w:hAnsi="Bahnschrift SemiLight SemiConde" w:eastAsia="Calibri" w:cs="Calibri"/>
                 <w:u w:val="single"/>
               </w:rPr>
               <w:t xml:space="preserve"> _</w:t>
             </w:r>
             <w:r>
               <w:rPr>
-                <w:rFonts w:ascii="Bahnschrift SemiLight SemiConde" w:eastAsia="Calibri" w:hAnsi="Bahnschrift SemiLight SemiConde" w:cs="Calibri"/>
+                <w:rFonts w:ascii="Bahnschrift SemiLight SemiConde" w:hAnsi="Bahnschrift SemiLight SemiConde" w:eastAsia="Calibri" w:cs="Calibri"/>
                 <w:u w:val="single"/>
               </w:rPr>
               <w:t>________________________.</w:t>
@@ -826,25 +1693,25 @@
               <w:spacing w:after="200" w:line="276" w:lineRule="exact"/>
               <w:ind w:left="411" w:hanging="360"/>
               <w:rPr>
-                <w:rFonts w:ascii="Bahnschrift SemiLight SemiConde" w:eastAsia="Calibri" w:hAnsi="Bahnschrift SemiLight SemiConde" w:cs="Calibri"/>
+                <w:rFonts w:ascii="Bahnschrift SemiLight SemiConde" w:hAnsi="Bahnschrift SemiLight SemiConde" w:eastAsia="Calibri" w:cs="Calibri"/>
               </w:rPr>
             </w:pPr>
             <w:r>
               <w:rPr>
-                <w:rFonts w:ascii="Bahnschrift SemiLight SemiConde" w:eastAsia="Calibri" w:hAnsi="Bahnschrift SemiLight SemiConde" w:cs="Calibri"/>
+                <w:rFonts w:ascii="Bahnschrift SemiLight SemiConde" w:hAnsi="Bahnschrift SemiLight SemiConde" w:eastAsia="Calibri" w:cs="Calibri"/>
               </w:rPr>
               <w:t>Teléfono:</w:t>
             </w:r>
             <w:r>
               <w:rPr>
-                <w:rFonts w:ascii="Bahnschrift SemiLight SemiConde" w:eastAsia="Calibri" w:hAnsi="Bahnschrift SemiLight SemiConde" w:cs="Calibri"/>
+                <w:rFonts w:ascii="Bahnschrift SemiLight SemiConde" w:hAnsi="Bahnschrift SemiLight SemiConde" w:eastAsia="Calibri" w:cs="Calibri"/>
                 <w:u w:val="single"/>
               </w:rPr>
               <w:t xml:space="preserve"> _</w:t>
             </w:r>
             <w:r>
               <w:rPr>
-                <w:rFonts w:ascii="Bahnschrift SemiLight SemiConde" w:eastAsia="Calibri" w:hAnsi="Bahnschrift SemiLight SemiConde" w:cs="Calibri"/>
+                <w:rFonts w:ascii="Bahnschrift SemiLight SemiConde" w:hAnsi="Bahnschrift SemiLight SemiConde" w:eastAsia="Calibri" w:cs="Calibri"/>
                 <w:u w:val="single"/>
               </w:rPr>
               <w:t>_________________________.</w:t>
@@ -859,25 +1726,25 @@
               <w:spacing w:after="200" w:line="276" w:lineRule="exact"/>
               <w:ind w:left="411" w:hanging="360"/>
               <w:rPr>
-                <w:rFonts w:ascii="Bahnschrift SemiLight SemiConde" w:eastAsia="Calibri" w:hAnsi="Bahnschrift SemiLight SemiConde" w:cs="Calibri"/>
+                <w:rFonts w:ascii="Bahnschrift SemiLight SemiConde" w:hAnsi="Bahnschrift SemiLight SemiConde" w:eastAsia="Calibri" w:cs="Calibri"/>
               </w:rPr>
             </w:pPr>
             <w:r>
               <w:rPr>
-                <w:rFonts w:ascii="Bahnschrift SemiLight SemiConde" w:eastAsia="Calibri" w:hAnsi="Bahnschrift SemiLight SemiConde" w:cs="Calibri"/>
+                <w:rFonts w:ascii="Bahnschrift SemiLight SemiConde" w:hAnsi="Bahnschrift SemiLight SemiConde" w:eastAsia="Calibri" w:cs="Calibri"/>
               </w:rPr>
               <w:t>Directo:</w:t>
             </w:r>
             <w:r>
               <w:rPr>
-                <w:rFonts w:ascii="Bahnschrift SemiLight SemiConde" w:eastAsia="Calibri" w:hAnsi="Bahnschrift SemiLight SemiConde" w:cs="Calibri"/>
+                <w:rFonts w:ascii="Bahnschrift SemiLight SemiConde" w:hAnsi="Bahnschrift SemiLight SemiConde" w:eastAsia="Calibri" w:cs="Calibri"/>
                 <w:u w:val="single"/>
               </w:rPr>
               <w:t xml:space="preserve"> _</w:t>
             </w:r>
             <w:r>
               <w:rPr>
-                <w:rFonts w:ascii="Bahnschrift SemiLight SemiConde" w:eastAsia="Calibri" w:hAnsi="Bahnschrift SemiLight SemiConde" w:cs="Calibri"/>
+                <w:rFonts w:ascii="Bahnschrift SemiLight SemiConde" w:hAnsi="Bahnschrift SemiLight SemiConde" w:eastAsia="Calibri" w:cs="Calibri"/>
                 <w:u w:val="single"/>
               </w:rPr>
               <w:t>______________________________________________.</w:t>
@@ -892,12 +1759,12 @@
               <w:spacing w:after="200" w:line="276" w:lineRule="exact"/>
               <w:ind w:left="411" w:hanging="360"/>
               <w:rPr>
-                <w:rFonts w:ascii="Bahnschrift SemiLight SemiConde" w:eastAsia="Calibri" w:hAnsi="Bahnschrift SemiLight SemiConde" w:cs="Calibri"/>
+                <w:rFonts w:ascii="Bahnschrift SemiLight SemiConde" w:hAnsi="Bahnschrift SemiLight SemiConde" w:eastAsia="Calibri" w:cs="Calibri"/>
               </w:rPr>
             </w:pPr>
             <w:r>
               <w:rPr>
-                <w:rFonts w:ascii="Bahnschrift SemiLight SemiConde" w:eastAsia="Calibri" w:hAnsi="Bahnschrift SemiLight SemiConde" w:cs="Calibri"/>
+                <w:rFonts w:ascii="Bahnschrift SemiLight SemiConde" w:hAnsi="Bahnschrift SemiLight SemiConde" w:eastAsia="Calibri" w:cs="Calibri"/>
               </w:rPr>
               <w:t>Correo Electrónico: _______________________________________.</w:t>
             </w:r>
@@ -911,44 +1778,44 @@
               <w:spacing w:after="200" w:line="276" w:lineRule="exact"/>
               <w:ind w:left="411" w:hanging="360"/>
               <w:rPr>
-                <w:rFonts w:ascii="Bahnschrift SemiLight SemiConde" w:eastAsia="Calibri" w:hAnsi="Bahnschrift SemiLight SemiConde" w:cs="Calibri"/>
+                <w:rFonts w:ascii="Bahnschrift SemiLight SemiConde" w:hAnsi="Bahnschrift SemiLight SemiConde" w:eastAsia="Calibri" w:cs="Calibri"/>
               </w:rPr>
             </w:pPr>
             <w:r>
               <w:rPr>
-                <w:rFonts w:ascii="Bahnschrift SemiLight SemiConde" w:eastAsia="Calibri" w:hAnsi="Bahnschrift SemiLight SemiConde" w:cs="Calibri"/>
+                <w:rFonts w:ascii="Bahnschrift SemiLight SemiConde" w:hAnsi="Bahnschrift SemiLight SemiConde" w:eastAsia="Calibri" w:cs="Calibri"/>
               </w:rPr>
               <w:t xml:space="preserve">Hijos: </w:t>
             </w:r>
             <w:r>
               <w:rPr>
-                <w:rFonts w:ascii="Bahnschrift SemiLight SemiConde" w:eastAsia="Calibri" w:hAnsi="Bahnschrift SemiLight SemiConde" w:cs="Calibri"/>
+                <w:rFonts w:ascii="Bahnschrift SemiLight SemiConde" w:hAnsi="Bahnschrift SemiLight SemiConde" w:eastAsia="Calibri" w:cs="Calibri"/>
                 <w:u w:val="single"/>
               </w:rPr>
               <w:t>_____________________</w:t>
             </w:r>
             <w:r>
               <w:rPr>
-                <w:rFonts w:ascii="Bahnschrift SemiLight SemiConde" w:eastAsia="Calibri" w:hAnsi="Bahnschrift SemiLight SemiConde" w:cs="Calibri"/>
+                <w:rFonts w:ascii="Bahnschrift SemiLight SemiConde" w:hAnsi="Bahnschrift SemiLight SemiConde" w:eastAsia="Calibri" w:cs="Calibri"/>
               </w:rPr>
               <w:t>SI</w:t>
             </w:r>
             <w:r>
               <w:rPr>
-                <w:rFonts w:ascii="Bahnschrift SemiLight SemiConde" w:eastAsia="Calibri" w:hAnsi="Bahnschrift SemiLight SemiConde" w:cs="Calibri"/>
+                <w:rFonts w:ascii="Bahnschrift SemiLight SemiConde" w:hAnsi="Bahnschrift SemiLight SemiConde" w:eastAsia="Calibri" w:cs="Calibri"/>
                 <w:u w:val="single"/>
               </w:rPr>
               <w:t xml:space="preserve">_____________________ </w:t>
             </w:r>
             <w:r>
               <w:rPr>
-                <w:rFonts w:ascii="Bahnschrift SemiLight SemiConde" w:eastAsia="Calibri" w:hAnsi="Bahnschrift SemiLight SemiConde" w:cs="Calibri"/>
+                <w:rFonts w:ascii="Bahnschrift SemiLight SemiConde" w:hAnsi="Bahnschrift SemiLight SemiConde" w:eastAsia="Calibri" w:cs="Calibri"/>
               </w:rPr>
               <w:t>NO</w:t>
             </w:r>
             <w:r>
               <w:rPr>
-                <w:rFonts w:ascii="Bahnschrift SemiLight SemiConde" w:eastAsia="Calibri" w:hAnsi="Bahnschrift SemiLight SemiConde" w:cs="Calibri"/>
+                <w:rFonts w:ascii="Bahnschrift SemiLight SemiConde" w:hAnsi="Bahnschrift SemiLight SemiConde" w:eastAsia="Calibri" w:cs="Calibri"/>
                 <w:u w:val="single"/>
               </w:rPr>
               <w:t>_____________________.</w:t>
@@ -963,18 +1830,18 @@
               <w:spacing w:after="200" w:line="276" w:lineRule="exact"/>
               <w:ind w:left="411" w:hanging="360"/>
               <w:rPr>
-                <w:rFonts w:ascii="Bahnschrift SemiLight SemiConde" w:eastAsia="Calibri" w:hAnsi="Bahnschrift SemiLight SemiConde" w:cs="Calibri"/>
+                <w:rFonts w:ascii="Bahnschrift SemiLight SemiConde" w:hAnsi="Bahnschrift SemiLight SemiConde" w:eastAsia="Calibri" w:cs="Calibri"/>
               </w:rPr>
             </w:pPr>
             <w:r>
               <w:rPr>
-                <w:rFonts w:ascii="Bahnschrift SemiLight SemiConde" w:eastAsia="Calibri" w:hAnsi="Bahnschrift SemiLight SemiConde" w:cs="Calibri"/>
+                <w:rFonts w:ascii="Bahnschrift SemiLight SemiConde" w:hAnsi="Bahnschrift SemiLight SemiConde" w:eastAsia="Calibri" w:cs="Calibri"/>
               </w:rPr>
               <w:t>Estado Civil:</w:t>
             </w:r>
             <w:r>
               <w:rPr>
-                <w:rFonts w:ascii="Bahnschrift SemiLight SemiConde" w:eastAsia="Calibri" w:hAnsi="Bahnschrift SemiLight SemiConde" w:cs="Calibri"/>
+                <w:rFonts w:ascii="Bahnschrift SemiLight SemiConde" w:hAnsi="Bahnschrift SemiLight SemiConde" w:eastAsia="Calibri" w:cs="Calibri"/>
                 <w:u w:val="single"/>
               </w:rPr>
               <w:t xml:space="preserve"> _________________________</w:t>
@@ -1206,7 +2073,6 @@
           <w:highlight w:val="yellow"/>
           <w:shd w:val="clear" w:color="auto" w:fill="FFFF00"/>
         </w:rPr>
-        <w:lastRenderedPageBreak/>
         <w:t>COMPLETAR MEDIDAS Y DESCRIPCIÓN</w:t>
       </w:r>
     </w:p>
@@ -1242,10 +2108,10 @@
           <w:tcPr>
             <w:tcW w:w="9004" w:type="dxa"/>
             <w:tcBorders>
-              <w:top w:val="single" w:sz="4" w:space="0" w:color="000000"/>
-              <w:left w:val="single" w:sz="4" w:space="0" w:color="000000"/>
-              <w:bottom w:val="single" w:sz="4" w:space="0" w:color="000000"/>
-              <w:right w:val="single" w:sz="4" w:space="0" w:color="000000"/>
+              <w:top w:val="single" w:color="000000" w:sz="4" w:space="0"/>
+              <w:left w:val="single" w:color="000000" w:sz="4" w:space="0"/>
+              <w:bottom w:val="single" w:color="000000" w:sz="4" w:space="0"/>
+              <w:right w:val="single" w:color="000000" w:sz="4" w:space="0"/>
             </w:tcBorders>
             <w:shd w:val="clear" w:color="000000" w:fill="FFFFFF"/>
           </w:tcPr>
@@ -1745,10 +2611,10 @@
                 <w:tcPr>
                   <w:tcW w:w="8121" w:type="dxa"/>
                   <w:tcBorders>
-                    <w:top w:val="single" w:sz="4" w:space="0" w:color="000000"/>
-                    <w:left w:val="single" w:sz="4" w:space="0" w:color="000000"/>
-                    <w:bottom w:val="single" w:sz="4" w:space="0" w:color="000000"/>
-                    <w:right w:val="single" w:sz="4" w:space="0" w:color="000000"/>
+                    <w:top w:val="single" w:color="000000" w:sz="4" w:space="0"/>
+                    <w:left w:val="single" w:color="000000" w:sz="4" w:space="0"/>
+                    <w:bottom w:val="single" w:color="000000" w:sz="4" w:space="0"/>
+                    <w:right w:val="single" w:color="000000" w:sz="4" w:space="0"/>
                   </w:tcBorders>
                   <w:shd w:val="clear" w:color="000000" w:fill="FFFFFF"/>
                 </w:tcPr>
@@ -1990,7 +2856,6 @@
           <w:highlight w:val="yellow"/>
           <w:shd w:val="clear" w:color="auto" w:fill="FFFF00"/>
         </w:rPr>
-        <w:lastRenderedPageBreak/>
         <w:t>INFORMACION PERSONAL</w:t>
       </w:r>
     </w:p>
@@ -2014,6 +2879,7 @@
           <w:color w:val="000000"/>
           <w:sz w:val="20"/>
         </w:rPr>
+        <w:lastRenderedPageBreak/>
         <w:t xml:space="preserve">Disponibilidad de horarios. </w:t>
       </w:r>
     </w:p>
@@ -2073,10 +2939,10 @@
           <w:tcPr>
             <w:tcW w:w="7293" w:type="dxa"/>
             <w:tcBorders>
-              <w:top w:val="single" w:sz="4" w:space="0" w:color="000000"/>
-              <w:left w:val="single" w:sz="4" w:space="0" w:color="000000"/>
-              <w:bottom w:val="single" w:sz="4" w:space="0" w:color="000000"/>
-              <w:right w:val="single" w:sz="4" w:space="0" w:color="000000"/>
+              <w:top w:val="single" w:color="000000" w:sz="4" w:space="0"/>
+              <w:left w:val="single" w:color="000000" w:sz="4" w:space="0"/>
+              <w:bottom w:val="single" w:color="000000" w:sz="4" w:space="0"/>
+              <w:right w:val="single" w:color="000000" w:sz="4" w:space="0"/>
             </w:tcBorders>
             <w:shd w:val="clear" w:color="000000" w:fill="FFFFFF"/>
           </w:tcPr>
@@ -2281,10 +3147,10 @@
           <w:tcPr>
             <w:tcW w:w="7376" w:type="dxa"/>
             <w:tcBorders>
-              <w:top w:val="single" w:sz="4" w:space="0" w:color="000000"/>
-              <w:left w:val="single" w:sz="4" w:space="0" w:color="000000"/>
-              <w:bottom w:val="single" w:sz="4" w:space="0" w:color="000000"/>
-              <w:right w:val="single" w:sz="4" w:space="0" w:color="000000"/>
+              <w:top w:val="single" w:color="000000" w:sz="4" w:space="0"/>
+              <w:left w:val="single" w:color="000000" w:sz="4" w:space="0"/>
+              <w:bottom w:val="single" w:color="000000" w:sz="4" w:space="0"/>
+              <w:right w:val="single" w:color="000000" w:sz="4" w:space="0"/>
             </w:tcBorders>
             <w:shd w:val="clear" w:color="000000" w:fill="FFFFFF"/>
           </w:tcPr>
@@ -2453,7 +3319,6 @@
           <w:highlight w:val="yellow"/>
           <w:shd w:val="clear" w:color="auto" w:fill="FFFF00"/>
         </w:rPr>
-        <w:lastRenderedPageBreak/>
         <w:t>Completa: SOLO MENORES DE EDAD.</w:t>
       </w:r>
     </w:p>
@@ -2487,10 +3352,10 @@
           <w:tcPr>
             <w:tcW w:w="9415" w:type="dxa"/>
             <w:tcBorders>
-              <w:top w:val="single" w:sz="4" w:space="0" w:color="000000"/>
-              <w:left w:val="single" w:sz="4" w:space="0" w:color="000000"/>
-              <w:bottom w:val="single" w:sz="4" w:space="0" w:color="000000"/>
-              <w:right w:val="single" w:sz="4" w:space="0" w:color="000000"/>
+              <w:top w:val="single" w:color="000000" w:sz="4" w:space="0"/>
+              <w:left w:val="single" w:color="000000" w:sz="4" w:space="0"/>
+              <w:bottom w:val="single" w:color="000000" w:sz="4" w:space="0"/>
+              <w:right w:val="single" w:color="000000" w:sz="4" w:space="0"/>
             </w:tcBorders>
             <w:shd w:val="clear" w:color="000000" w:fill="FFFFFF"/>
           </w:tcPr>
@@ -2790,14 +3655,22 @@
               <w:spacing w:after="200" w:line="276" w:lineRule="exact"/>
               <w:ind w:left="166"/>
             </w:pPr>
+            <w:proofErr w:type="spellStart"/>
             <w:r>
               <w:rPr>
                 <w:rFonts w:eastAsia="Calibri" w:cs="Calibri"/>
                 <w:sz w:val="24"/>
               </w:rPr>
-              <w:t xml:space="preserve">Nº </w:t>
-            </w:r>
-            <w:proofErr w:type="spellStart"/>
+              <w:t>Nº</w:t>
+            </w:r>
+            <w:proofErr w:type="spellEnd"/>
+            <w:r>
+              <w:rPr>
+                <w:rFonts w:eastAsia="Calibri" w:cs="Calibri"/>
+                <w:sz w:val="24"/>
+              </w:rPr>
+              <w:t xml:space="preserve"> </w:t>
+            </w:r>
             <w:r>
               <w:rPr>
                 <w:rFonts w:eastAsia="Calibri" w:cs="Calibri"/>
@@ -2813,6 +3686,7 @@
               </w:rPr>
               <w:t>__________________________</w:t>
             </w:r>
+            <w:proofErr w:type="spellStart"/>
             <w:r>
               <w:rPr>
                 <w:rFonts w:eastAsia="Calibri" w:cs="Calibri"/>
@@ -2992,7 +3866,10 @@
           <w:i/>
           <w:sz w:val="28"/>
         </w:rPr>
-        <w:t>: En los eventos de moda convergen una amplia gama de profesionales de distintas disciplinas, que cooperan con el fin de lograr un resultado digno de la producción. Es por esto, que se requiere un organizador capacitado en la planificación, coordinación e implementación de todas las fases vinculadas a la puesta en marcha del evento. Nuestra</w:t>
+        <w:t>.</w:t>
+      </w:r>
+      <w:r>
+        <w:t xml:space="preserve"> </w:t>
       </w:r>
       <w:r>
         <w:rPr>
@@ -3000,23 +3877,138 @@
           <w:i/>
           <w:sz w:val="28"/>
         </w:rPr>
-        <w:t xml:space="preserve"> productora</w:t>
-      </w:r>
-      <w:r>
+        <w:t>DESCRIPCIÓN BREVE</w:t>
+      </w:r>
+    </w:p>
+    <w:p>
+      <w:pPr>
+        <w:spacing w:after="200" w:line="276" w:lineRule="exact"/>
+        <w:jc w:val="center"/>
         <w:rPr>
           <w:rFonts w:eastAsia="Calibri" w:cs="Calibri"/>
           <w:i/>
           <w:sz w:val="28"/>
         </w:rPr>
-        <w:t xml:space="preserve">, tiene como finalidad ofrecer una amplia visión del entorno profesional </w:t>
-      </w:r>
-      <w:r>
+      </w:pPr>
+    </w:p>
+    <w:p>
+      <w:pPr>
+        <w:spacing w:after="200" w:line="276" w:lineRule="exact"/>
+        <w:jc w:val="center"/>
         <w:rPr>
           <w:rFonts w:eastAsia="Calibri" w:cs="Calibri"/>
           <w:i/>
           <w:sz w:val="28"/>
         </w:rPr>
-        <w:t>actual con visión internacional a cada una de nuestras modelos con el fin de que ellas sean las protagonistas con el conocimiento correcto.</w:t>
+      </w:pPr>
+      <w:r>
+        <w:rPr>
+          <w:rFonts w:eastAsia="Calibri" w:cs="Calibri"/>
+          <w:i/>
+          <w:sz w:val="28"/>
+        </w:rPr>
+        <w:t>En los eventos de moda convergen profesionales de múltiples disciplinas —producción, diseño, estilismo, maquillaje, peluquería, fotografía, audiovisual, escenografía y dirección artística— que trabajan de manera coordinada para alcanzar un resultado acorde a los más altos estándares de la industria.</w:t>
+      </w:r>
+    </w:p>
+    <w:p>
+      <w:pPr>
+        <w:spacing w:after="200" w:line="276" w:lineRule="exact"/>
+        <w:jc w:val="center"/>
+        <w:rPr>
+          <w:rFonts w:eastAsia="Calibri" w:cs="Calibri"/>
+          <w:i/>
+          <w:sz w:val="28"/>
+        </w:rPr>
+      </w:pPr>
+    </w:p>
+    <w:p>
+      <w:pPr>
+        <w:spacing w:after="200" w:line="276" w:lineRule="exact"/>
+        <w:jc w:val="center"/>
+        <w:rPr>
+          <w:rFonts w:eastAsia="Calibri" w:cs="Calibri"/>
+          <w:i/>
+          <w:sz w:val="28"/>
+        </w:rPr>
+      </w:pPr>
+      <w:r>
+        <w:rPr>
+          <w:rFonts w:eastAsia="Calibri" w:cs="Calibri"/>
+          <w:i/>
+          <w:sz w:val="28"/>
+        </w:rPr>
+        <w:t>Por ello, se requiere una organización capacitada en la planificación, coordinación, supervisión e implementación integral de cada etapa del evento, desde el desarrollo conceptual y logístico hasta la ejecución técnica y artística de la producción.</w:t>
+      </w:r>
+    </w:p>
+    <w:p>
+      <w:pPr>
+        <w:spacing w:after="200" w:line="276" w:lineRule="exact"/>
+        <w:jc w:val="center"/>
+        <w:rPr>
+          <w:rFonts w:eastAsia="Calibri" w:cs="Calibri"/>
+          <w:i/>
+          <w:sz w:val="28"/>
+        </w:rPr>
+      </w:pPr>
+    </w:p>
+    <w:p>
+      <w:pPr>
+        <w:spacing w:after="200" w:line="276" w:lineRule="exact"/>
+        <w:jc w:val="center"/>
+        <w:rPr>
+          <w:rFonts w:eastAsia="Calibri" w:cs="Calibri"/>
+          <w:i/>
+          <w:sz w:val="28"/>
+        </w:rPr>
+      </w:pPr>
+      <w:proofErr w:type="spellStart"/>
+      <w:r>
+        <w:rPr>
+          <w:rFonts w:eastAsia="Calibri" w:cs="Calibri"/>
+          <w:i/>
+          <w:sz w:val="28"/>
+        </w:rPr>
+        <w:lastRenderedPageBreak/>
+        <w:t>Sambrizzi</w:t>
+      </w:r>
+      <w:proofErr w:type="spellEnd"/>
+      <w:r>
+        <w:rPr>
+          <w:rFonts w:eastAsia="Calibri" w:cs="Calibri"/>
+          <w:i/>
+          <w:sz w:val="28"/>
+        </w:rPr>
+        <w:t xml:space="preserve"> Producción tiene como objetivo brindar una visión amplia, actual e internacional del entorno profesional de la moda, formando modelos con conocimientos sólidos sobre pasarela, imagen, protocolo, backstage, producción y proyección internacional.</w:t>
+      </w:r>
+    </w:p>
+    <w:p>
+      <w:pPr>
+        <w:spacing w:after="200" w:line="276" w:lineRule="exact"/>
+        <w:jc w:val="center"/>
+        <w:rPr>
+          <w:rFonts w:eastAsia="Calibri" w:cs="Calibri"/>
+          <w:i/>
+          <w:sz w:val="28"/>
+        </w:rPr>
+      </w:pPr>
+    </w:p>
+    <w:p>
+      <w:pPr>
+        <w:spacing w:after="200" w:line="276" w:lineRule="exact"/>
+        <w:jc w:val="center"/>
+        <w:rPr>
+          <w:rFonts w:eastAsia="Calibri" w:cs="Calibri"/>
+          <w:i/>
+          <w:sz w:val="28"/>
+        </w:rPr>
+      </w:pPr>
+      <w:r>
+        <w:rPr>
+          <w:rFonts w:eastAsia="Calibri" w:cs="Calibri"/>
+          <w:i/>
+          <w:sz w:val="28"/>
+        </w:rPr>
+        <w:t>Nuestra misión es que cada modelo no solo participe de una experiencia de alto nivel, sino que se convierta en una verdadera protagonista de la industria, incorporando herramientas profesionales, criterio estético y una comprensión real del funcionamiento de las pasarelas y producciones internacionales.</w:t>
       </w:r>
     </w:p>
     <w:p>
@@ -3074,7 +4066,6 @@
           <w:highlight w:val="yellow"/>
           <w:shd w:val="clear" w:color="auto" w:fill="FFFF00"/>
         </w:rPr>
-        <w:lastRenderedPageBreak/>
         <w:t>IMPORTANTE LEER</w:t>
       </w:r>
     </w:p>
@@ -3110,10 +4101,10 @@
           <w:tcPr>
             <w:tcW w:w="8372" w:type="dxa"/>
             <w:tcBorders>
-              <w:top w:val="single" w:sz="4" w:space="0" w:color="000000"/>
-              <w:left w:val="single" w:sz="4" w:space="0" w:color="000000"/>
-              <w:bottom w:val="single" w:sz="4" w:space="0" w:color="000000"/>
-              <w:right w:val="single" w:sz="4" w:space="0" w:color="000000"/>
+              <w:top w:val="single" w:color="000000" w:sz="4" w:space="0"/>
+              <w:left w:val="single" w:color="000000" w:sz="4" w:space="0"/>
+              <w:bottom w:val="single" w:color="000000" w:sz="4" w:space="0"/>
+              <w:right w:val="single" w:color="000000" w:sz="4" w:space="0"/>
             </w:tcBorders>
             <w:shd w:val="clear" w:color="000000" w:fill="FFFFFF"/>
           </w:tcPr>
@@ -3212,19 +4203,11 @@
                 <w:rFonts w:eastAsia="Calibri" w:cs="Calibri"/>
               </w:rPr>
             </w:pPr>
-            <w:proofErr w:type="gramStart"/>
-            <w:r>
-              <w:rPr>
-                <w:rFonts w:eastAsia="Calibri" w:cs="Calibri"/>
-              </w:rPr>
-              <w:t>3).Si</w:t>
-            </w:r>
-            <w:proofErr w:type="gramEnd"/>
-            <w:r>
-              <w:rPr>
-                <w:rFonts w:eastAsia="Calibri" w:cs="Calibri"/>
-              </w:rPr>
-              <w:t xml:space="preserve"> están de acuerdo con lo leíd</w:t>
+            <w:r>
+              <w:rPr>
+                <w:rFonts w:eastAsia="Calibri" w:cs="Calibri"/>
+              </w:rPr>
+              <w:t>3).Si están de acuerdo con lo leíd</w:t>
             </w:r>
             <w:r>
               <w:rPr>
@@ -3261,19 +4244,11 @@
                 <w:rFonts w:eastAsia="Calibri" w:cs="Calibri"/>
               </w:rPr>
             </w:pPr>
-            <w:proofErr w:type="gramStart"/>
-            <w:r>
-              <w:rPr>
-                <w:rFonts w:eastAsia="Calibri" w:cs="Calibri"/>
-              </w:rPr>
-              <w:t>4).Completar</w:t>
-            </w:r>
-            <w:proofErr w:type="gramEnd"/>
-            <w:r>
-              <w:rPr>
-                <w:rFonts w:eastAsia="Calibri" w:cs="Calibri"/>
-              </w:rPr>
-              <w:t xml:space="preserve">  cada punto solicitado y adjuntar lo pedido en cada apartado.</w:t>
+            <w:r>
+              <w:rPr>
+                <w:rFonts w:eastAsia="Calibri" w:cs="Calibri"/>
+              </w:rPr>
+              <w:t>4).Completar  cada punto solicitado y adjuntar lo pedido en cada apartado.</w:t>
             </w:r>
             <w:r>
               <w:rPr>
@@ -3485,7 +4460,6 @@
           <w:highlight w:val="yellow"/>
           <w:shd w:val="clear" w:color="auto" w:fill="FFFF00"/>
         </w:rPr>
-        <w:lastRenderedPageBreak/>
         <w:t>FICHA MÉDICA</w:t>
       </w:r>
     </w:p>
@@ -3510,10 +4484,10 @@
           <w:tcPr>
             <w:tcW w:w="8877" w:type="dxa"/>
             <w:tcBorders>
-              <w:top w:val="single" w:sz="4" w:space="0" w:color="000000"/>
-              <w:left w:val="single" w:sz="4" w:space="0" w:color="000000"/>
-              <w:bottom w:val="single" w:sz="4" w:space="0" w:color="000000"/>
-              <w:right w:val="single" w:sz="4" w:space="0" w:color="000000"/>
+              <w:top w:val="single" w:color="000000" w:sz="4" w:space="0"/>
+              <w:left w:val="single" w:color="000000" w:sz="4" w:space="0"/>
+              <w:bottom w:val="single" w:color="000000" w:sz="4" w:space="0"/>
+              <w:right w:val="single" w:color="000000" w:sz="4" w:space="0"/>
             </w:tcBorders>
             <w:shd w:val="clear" w:color="000000" w:fill="FFFFFF"/>
           </w:tcPr>
@@ -3942,6 +4916,7 @@
                 <w:rFonts w:eastAsia="Calibri" w:cs="Calibri"/>
                 <w:b/>
               </w:rPr>
+              <w:lastRenderedPageBreak/>
               <w:t xml:space="preserve">¿Presenta alguna </w:t>
             </w:r>
             <w:r>
@@ -4066,6 +5041,251 @@
         <w:spacing w:after="200" w:line="276" w:lineRule="exact"/>
         <w:jc w:val="both"/>
       </w:pPr>
+      <w:r>
+        <w:t>CIRCUITO LATINOAMÉRICA</w:t>
+      </w:r>
+    </w:p>
+    <w:p>
+      <w:pPr>
+        <w:spacing w:after="200" w:line="276" w:lineRule="exact"/>
+        <w:jc w:val="both"/>
+      </w:pPr>
+    </w:p>
+    <w:p>
+      <w:pPr>
+        <w:spacing w:after="200" w:line="276" w:lineRule="exact"/>
+        <w:jc w:val="both"/>
+      </w:pPr>
+      <w:r>
+        <w:t xml:space="preserve">A partir de 2027, </w:t>
+      </w:r>
+      <w:proofErr w:type="spellStart"/>
+      <w:r>
+        <w:t>Sambrizzi</w:t>
+      </w:r>
+      <w:proofErr w:type="spellEnd"/>
+      <w:r>
+        <w:t xml:space="preserve"> Producción impulsa Circuito Latinoamérica, una plataforma regional orientada a la moda, los negocios y la producción audiovisual, desarrollada en alianza estratégica con CNFW Brasil y articulada junto a LATINOAMÉRICA FASHION WEEK®.</w:t>
+      </w:r>
+    </w:p>
+    <w:p>
+      <w:pPr>
+        <w:spacing w:after="200" w:line="276" w:lineRule="exact"/>
+        <w:jc w:val="both"/>
+      </w:pPr>
+    </w:p>
+    <w:p>
+      <w:pPr>
+        <w:spacing w:after="200" w:line="276" w:lineRule="exact"/>
+        <w:jc w:val="both"/>
+      </w:pPr>
+      <w:r>
+        <w:t xml:space="preserve">La iniciativa integrará una agenda continental de </w:t>
+      </w:r>
+      <w:proofErr w:type="spellStart"/>
+      <w:r>
+        <w:t>Fashion</w:t>
+      </w:r>
+      <w:proofErr w:type="spellEnd"/>
+      <w:r>
+        <w:t xml:space="preserve"> </w:t>
+      </w:r>
+      <w:proofErr w:type="spellStart"/>
+      <w:r>
+        <w:t>Weeks</w:t>
+      </w:r>
+      <w:proofErr w:type="spellEnd"/>
+      <w:r>
+        <w:t xml:space="preserve">, </w:t>
+      </w:r>
+      <w:proofErr w:type="spellStart"/>
+      <w:r>
+        <w:t>showcases</w:t>
+      </w:r>
+      <w:proofErr w:type="spellEnd"/>
+      <w:r>
+        <w:t xml:space="preserve">, producciones editoriales, </w:t>
+      </w:r>
+      <w:proofErr w:type="spellStart"/>
+      <w:r>
+        <w:t>fashion</w:t>
+      </w:r>
+      <w:proofErr w:type="spellEnd"/>
+      <w:r>
+        <w:t xml:space="preserve"> films, encuentros institucionales y experiencias de moda en vivo, consolidando un ecosistema colaborativo con proyección internacional.</w:t>
+      </w:r>
+    </w:p>
+    <w:p>
+      <w:pPr>
+        <w:spacing w:after="200" w:line="276" w:lineRule="exact"/>
+        <w:jc w:val="both"/>
+      </w:pPr>
+    </w:p>
+    <w:p>
+      <w:pPr>
+        <w:spacing w:after="200" w:line="276" w:lineRule="exact"/>
+        <w:jc w:val="both"/>
+      </w:pPr>
+      <w:r>
+        <w:t>El circuito contará con sedes oficiales en Argentina, Bolivia, Perú, Paraguay, Brasil, Colombia y México, conformando una red de cooperación que conectará diseñadores, marcas, patrocinadores, medios de comunicación, gobiernos, embajadas, cámaras empresariales y organismos vinculados a la industria de la moda en América Latina.</w:t>
+      </w:r>
+    </w:p>
+    <w:p>
+      <w:pPr>
+        <w:spacing w:after="200" w:line="276" w:lineRule="exact"/>
+        <w:jc w:val="both"/>
+      </w:pPr>
+    </w:p>
+    <w:p>
+      <w:pPr>
+        <w:spacing w:after="200" w:line="276" w:lineRule="exact"/>
+        <w:jc w:val="both"/>
+      </w:pPr>
+      <w:r>
+        <w:t>Esta alianza operativa propone una nueva estructura para la industria regional, enfocada en:</w:t>
+      </w:r>
+    </w:p>
+    <w:p>
+      <w:pPr>
+        <w:spacing w:after="200" w:line="276" w:lineRule="exact"/>
+        <w:jc w:val="both"/>
+      </w:pPr>
+    </w:p>
+    <w:p>
+      <w:pPr>
+        <w:spacing w:after="200" w:line="276" w:lineRule="exact"/>
+        <w:jc w:val="both"/>
+      </w:pPr>
+      <w:r>
+        <w:rPr/>
+        <w:t>.</w:t>
+      </w:r>
+      <w:r>
+        <w:rPr/>
+        <w:t xml:space="preserve"> intercambio comercial entre mercados latinoamericanos,</w:t>
+      </w:r>
+    </w:p>
+    <w:p>
+      <w:pPr>
+        <w:spacing w:after="200" w:line="276" w:lineRule="exact"/>
+        <w:jc w:val="both"/>
+      </w:pPr>
+      <w:r>
+        <w:rPr/>
+        <w:t>.</w:t>
+      </w:r>
+      <w:r>
+        <w:rPr/>
+        <w:t xml:space="preserve"> expansión y posicionamiento internacional de marcas,</w:t>
+      </w:r>
+    </w:p>
+    <w:p>
+      <w:pPr>
+        <w:spacing w:after="200" w:line="276" w:lineRule="exact"/>
+        <w:jc w:val="both"/>
+      </w:pPr>
+      <w:r>
+        <w:rPr/>
+        <w:t>.</w:t>
+      </w:r>
+      <w:r>
+        <w:rPr/>
+        <w:t xml:space="preserve"> </w:t>
+      </w:r>
+      <w:r>
+        <w:rPr/>
+        <w:t>scouting</w:t>
+      </w:r>
+      <w:r>
+        <w:rPr/>
+        <w:t xml:space="preserve"> y desarrollo de talentos emergentes,</w:t>
+      </w:r>
+    </w:p>
+    <w:p>
+      <w:pPr>
+        <w:spacing w:after="200" w:line="276" w:lineRule="exact"/>
+        <w:jc w:val="both"/>
+      </w:pPr>
+      <w:r>
+        <w:rPr/>
+        <w:t>.</w:t>
+      </w:r>
+      <w:r>
+        <w:rPr/>
+        <w:t xml:space="preserve"> </w:t>
+      </w:r>
+      <w:r>
+        <w:rPr/>
+        <w:t>coproducción de contenidos televisivos y audiovisuales,</w:t>
+      </w:r>
+    </w:p>
+    <w:p>
+      <w:pPr>
+        <w:spacing w:after="200" w:line="276" w:lineRule="exact"/>
+        <w:jc w:val="both"/>
+      </w:pPr>
+      <w:r>
+        <w:rPr/>
+        <w:t>.</w:t>
+      </w:r>
+      <w:r>
+        <w:rPr/>
+        <w:t xml:space="preserve"> </w:t>
+      </w:r>
+      <w:r>
+        <w:rPr/>
+        <w:t>activación de mercados emergentes dentro del segmento de lujo, alta costura y entretenimiento</w:t>
+      </w:r>
+      <w:r>
+        <w:rPr/>
+        <w:t xml:space="preserve"> </w:t>
+      </w:r>
+      <w:r>
+        <w:rPr/>
+        <w:t>fashion</w:t>
+      </w:r>
+      <w:r>
+        <w:rPr/>
+        <w:t>.</w:t>
+      </w:r>
+    </w:p>
+    <w:p>
+      <w:pPr>
+        <w:spacing w:after="200" w:line="276" w:lineRule="exact"/>
+        <w:jc w:val="both"/>
+      </w:pPr>
+    </w:p>
+    <w:p>
+      <w:pPr>
+        <w:spacing w:after="200" w:line="276" w:lineRule="exact"/>
+        <w:jc w:val="both"/>
+      </w:pPr>
+      <w:r>
+        <w:t xml:space="preserve">Circuito Latinoamérica funcionará como una plataforma multinacional de integración, permitiendo articular pasarelas, </w:t>
+      </w:r>
+      <w:proofErr w:type="spellStart"/>
+      <w:r>
+        <w:t>fashion</w:t>
+      </w:r>
+      <w:proofErr w:type="spellEnd"/>
+      <w:r>
+        <w:t xml:space="preserve"> films, certámenes, campañas editoriales, producciones digitales y acuerdos comerciales de alcance internacional.</w:t>
+      </w:r>
+    </w:p>
+    <w:p>
+      <w:pPr>
+        <w:spacing w:after="200" w:line="276" w:lineRule="exact"/>
+        <w:jc w:val="both"/>
+      </w:pPr>
+    </w:p>
+    <w:p>
+      <w:pPr>
+        <w:spacing w:after="200" w:line="276" w:lineRule="exact"/>
+        <w:jc w:val="both"/>
+      </w:pPr>
+      <w:r>
+        <w:t>Su objetivo es posicionar a Latinoamérica como una unidad creativa, cultural y comercial con calendario propio dentro del ecosistema global de la moda, fortaleciendo la circulación de talento, inversiones, contenidos y oportunidades de negocio entre los principales mercados de la región.</w:t>
+      </w:r>
     </w:p>
     <w:p>
       <w:pPr>
@@ -4081,35 +5301,6 @@
           <w:rFonts w:ascii="Times New Roman" w:hAnsi="Times New Roman" w:cs="Times New Roman"/>
           <w:sz w:val="32"/>
           <w:szCs w:val="32"/>
-        </w:rPr>
-      </w:pPr>
-    </w:p>
-    <w:p>
-      <w:pPr>
-        <w:spacing w:after="200" w:line="276" w:lineRule="exact"/>
-        <w:jc w:val="center"/>
-        <w:rPr>
-          <w:rFonts w:ascii="Times New Roman" w:hAnsi="Times New Roman" w:cs="Times New Roman"/>
-          <w:sz w:val="32"/>
-          <w:szCs w:val="32"/>
-        </w:rPr>
-      </w:pPr>
-      <w:r>
-        <w:rPr>
-          <w:rFonts w:ascii="Times New Roman" w:hAnsi="Times New Roman" w:cs="Times New Roman"/>
-          <w:sz w:val="32"/>
-          <w:szCs w:val="32"/>
-        </w:rPr>
-        <w:t>CIRCUITO LATINOAMÉRICA</w:t>
-      </w:r>
-    </w:p>
-    <w:p>
-      <w:pPr>
-        <w:spacing w:after="200" w:line="276" w:lineRule="exact"/>
-        <w:jc w:val="both"/>
-        <w:rPr>
-          <w:rFonts w:ascii="Times New Roman" w:hAnsi="Times New Roman" w:cs="Times New Roman"/>
-          <w:sz w:val="24"/>
         </w:rPr>
       </w:pPr>
     </w:p>
@@ -4126,201 +5317,12 @@
       <w:r>
         <w:rPr>
           <w:rFonts w:ascii="Times New Roman" w:hAnsi="Times New Roman" w:cs="Times New Roman"/>
-          <w:sz w:val="24"/>
-        </w:rPr>
-        <w:t xml:space="preserve">A partir de 2027, Sambrizzi Producción impulsa el Circuito Latinoamérica, una plataforma regional de moda, negocios y producción audiovisual desarrollada en alianza estratégica con CNFW Brasil, integrando una agenda continental de </w:t>
-      </w:r>
-      <w:proofErr w:type="spellStart"/>
-      <w:r>
-        <w:rPr>
-          <w:rFonts w:ascii="Times New Roman" w:hAnsi="Times New Roman" w:cs="Times New Roman"/>
-          <w:sz w:val="24"/>
-        </w:rPr>
-        <w:t>Fashion</w:t>
-      </w:r>
-      <w:proofErr w:type="spellEnd"/>
-      <w:r>
-        <w:rPr>
-          <w:rFonts w:ascii="Times New Roman" w:hAnsi="Times New Roman" w:cs="Times New Roman"/>
-          <w:sz w:val="24"/>
-        </w:rPr>
-        <w:t xml:space="preserve"> </w:t>
-      </w:r>
-      <w:proofErr w:type="spellStart"/>
-      <w:r>
-        <w:rPr>
-          <w:rFonts w:ascii="Times New Roman" w:hAnsi="Times New Roman" w:cs="Times New Roman"/>
-          <w:sz w:val="24"/>
-        </w:rPr>
-        <w:t>Weeks</w:t>
-      </w:r>
-      <w:proofErr w:type="spellEnd"/>
-      <w:r>
-        <w:rPr>
-          <w:rFonts w:ascii="Times New Roman" w:hAnsi="Times New Roman" w:cs="Times New Roman"/>
-          <w:sz w:val="24"/>
-        </w:rPr>
-        <w:t xml:space="preserve">, </w:t>
-      </w:r>
-      <w:proofErr w:type="spellStart"/>
-      <w:r>
-        <w:rPr>
-          <w:rFonts w:ascii="Times New Roman" w:hAnsi="Times New Roman" w:cs="Times New Roman"/>
-          <w:sz w:val="24"/>
-        </w:rPr>
-        <w:t>showcases</w:t>
-      </w:r>
-      <w:proofErr w:type="spellEnd"/>
-      <w:r>
-        <w:rPr>
-          <w:rFonts w:ascii="Times New Roman" w:hAnsi="Times New Roman" w:cs="Times New Roman"/>
-          <w:sz w:val="24"/>
-        </w:rPr>
-        <w:t xml:space="preserve">, producciones editoriales, encuentros institucionales y </w:t>
-      </w:r>
-      <w:r>
-        <w:rPr>
-          <w:rFonts w:ascii="Times New Roman" w:hAnsi="Times New Roman" w:cs="Times New Roman"/>
-          <w:sz w:val="24"/>
-        </w:rPr>
-        <w:t xml:space="preserve">experiencias de moda en vivo.  </w:t>
-      </w:r>
-    </w:p>
-    <w:p>
-      <w:pPr>
-        <w:spacing w:after="200" w:line="480" w:lineRule="auto"/>
-        <w:ind w:firstLine="709"/>
-        <w:jc w:val="both"/>
-        <w:rPr>
-          <w:rFonts w:ascii="Times New Roman" w:hAnsi="Times New Roman" w:cs="Times New Roman"/>
-          <w:sz w:val="24"/>
-        </w:rPr>
-      </w:pPr>
-      <w:r>
-        <w:rPr>
-          <w:rFonts w:ascii="Times New Roman" w:hAnsi="Times New Roman" w:cs="Times New Roman"/>
-          <w:sz w:val="24"/>
-        </w:rPr>
-        <w:t>El circuito tendrá sedes oficiales en Argentina, Bolivia, Perú, Paraguay, Brasil, Colombia y México, consolidando una red de cooperación que conecta diseñadores, marcas, sponsors, medios, gobiernos, embajadas y organismos del</w:t>
-      </w:r>
-      <w:r>
-        <w:rPr>
-          <w:rFonts w:ascii="Times New Roman" w:hAnsi="Times New Roman" w:cs="Times New Roman"/>
-          <w:sz w:val="24"/>
-        </w:rPr>
-        <w:t xml:space="preserve"> sector moda en América Latina.</w:t>
-      </w:r>
-    </w:p>
-    <w:p>
-      <w:pPr>
-        <w:spacing w:after="200" w:line="480" w:lineRule="auto"/>
-        <w:ind w:firstLine="709"/>
-        <w:jc w:val="both"/>
-        <w:rPr>
-          <w:rFonts w:ascii="Times New Roman" w:hAnsi="Times New Roman" w:cs="Times New Roman"/>
-          <w:sz w:val="24"/>
-        </w:rPr>
-      </w:pPr>
-      <w:r>
-        <w:rPr>
-          <w:rFonts w:ascii="Times New Roman" w:hAnsi="Times New Roman" w:cs="Times New Roman"/>
-          <w:sz w:val="24"/>
-        </w:rPr>
-        <w:t xml:space="preserve">Esta alianza operativa proyecta una nueva estructura para la industria regional, generando intercambio comercial, expansión de marcas, </w:t>
-      </w:r>
-      <w:proofErr w:type="spellStart"/>
-      <w:r>
-        <w:rPr>
-          <w:rFonts w:ascii="Times New Roman" w:hAnsi="Times New Roman" w:cs="Times New Roman"/>
-          <w:sz w:val="24"/>
-        </w:rPr>
-        <w:t>scouting</w:t>
-      </w:r>
-      <w:proofErr w:type="spellEnd"/>
-      <w:r>
-        <w:rPr>
-          <w:rFonts w:ascii="Times New Roman" w:hAnsi="Times New Roman" w:cs="Times New Roman"/>
-          <w:sz w:val="24"/>
-        </w:rPr>
-        <w:t xml:space="preserve"> internacional de talentos, desarrollo de producciones televisivas y activación de mercados emergentes dentro del segmento de lujo, alta cos</w:t>
-      </w:r>
-      <w:r>
-        <w:rPr>
-          <w:rFonts w:ascii="Times New Roman" w:hAnsi="Times New Roman" w:cs="Times New Roman"/>
-          <w:sz w:val="24"/>
-        </w:rPr>
-        <w:t xml:space="preserve">tura y entretenimiento </w:t>
-      </w:r>
-      <w:proofErr w:type="spellStart"/>
-      <w:r>
-        <w:rPr>
-          <w:rFonts w:ascii="Times New Roman" w:hAnsi="Times New Roman" w:cs="Times New Roman"/>
-          <w:sz w:val="24"/>
-        </w:rPr>
-        <w:t>fashion</w:t>
-      </w:r>
-      <w:proofErr w:type="spellEnd"/>
-      <w:r>
-        <w:rPr>
-          <w:rFonts w:ascii="Times New Roman" w:hAnsi="Times New Roman" w:cs="Times New Roman"/>
-          <w:sz w:val="24"/>
-        </w:rPr>
-        <w:t>.</w:t>
-      </w:r>
-    </w:p>
-    <w:p>
-      <w:pPr>
-        <w:spacing w:after="200" w:line="480" w:lineRule="auto"/>
-        <w:ind w:firstLine="709"/>
-        <w:jc w:val="both"/>
-        <w:rPr>
-          <w:rFonts w:ascii="Times New Roman" w:hAnsi="Times New Roman" w:cs="Times New Roman"/>
-          <w:sz w:val="24"/>
-        </w:rPr>
-      </w:pPr>
-      <w:r>
-        <w:rPr>
-          <w:rFonts w:ascii="Times New Roman" w:hAnsi="Times New Roman" w:cs="Times New Roman"/>
-          <w:sz w:val="24"/>
-        </w:rPr>
-        <w:t xml:space="preserve">El proyecto funcionará como una plataforma multinacional para integrar pasarelas, film </w:t>
-      </w:r>
-      <w:proofErr w:type="spellStart"/>
-      <w:r>
-        <w:rPr>
-          <w:rFonts w:ascii="Times New Roman" w:hAnsi="Times New Roman" w:cs="Times New Roman"/>
-          <w:sz w:val="24"/>
-        </w:rPr>
-        <w:t>fashion</w:t>
-      </w:r>
-      <w:proofErr w:type="spellEnd"/>
-      <w:r>
-        <w:rPr>
-          <w:rFonts w:ascii="Times New Roman" w:hAnsi="Times New Roman" w:cs="Times New Roman"/>
-          <w:sz w:val="24"/>
-        </w:rPr>
-        <w:t>, certámenes, campañas editoriales y acuerdos comerciales, posicionando a Latinoamérica como una unidad creativa y comercial con calendario propio dentro del ecosistema global de la moda.</w:t>
-      </w:r>
-    </w:p>
-    <w:p>
-      <w:pPr>
-        <w:spacing w:after="200" w:line="480" w:lineRule="auto"/>
-        <w:ind w:firstLine="709"/>
-        <w:jc w:val="both"/>
-        <w:rPr>
-          <w:rFonts w:ascii="Times New Roman" w:hAnsi="Times New Roman" w:cs="Times New Roman"/>
-          <w:sz w:val="24"/>
-        </w:rPr>
-      </w:pPr>
-      <w:r>
-        <w:rPr>
-          <w:rFonts w:ascii="Times New Roman" w:hAnsi="Times New Roman" w:cs="Times New Roman"/>
           <w:noProof/>
           <w:sz w:val="24"/>
           <w:lang w:eastAsia="es-AR" w:bidi="ar-SA"/>
         </w:rPr>
         <w:drawing>
-          <wp:inline distT="0" distB="0" distL="0" distR="0" wp14:anchorId="0747FE54" wp14:editId="0DED6EC3">
+          <wp:inline distT="0" distB="0" distL="0" distR="0" wp14:anchorId="0747FE54" wp14:editId="79EFC581">
             <wp:extent cx="5276850" cy="1411605"/>
             <wp:effectExtent l="0" t="0" r="0" b="0"/>
             <wp:docPr id="2" name="Imagen 2"/>
@@ -4366,18 +5368,19 @@
       <w:headerReference w:type="even" r:id="rId9"/>
       <w:headerReference w:type="default" r:id="rId10"/>
       <w:headerReference w:type="first" r:id="rId11"/>
-      <w:pgSz w:w="12240" w:h="15840"/>
+      <w:pgSz w:w="12240" w:h="15840" w:orient="portrait"/>
       <w:pgMar w:top="1440" w:right="1440" w:bottom="1440" w:left="1440" w:header="0" w:footer="0" w:gutter="0"/>
       <w:cols w:space="720"/>
       <w:formProt w:val="0"/>
       <w:docGrid w:linePitch="100" w:charSpace="4096"/>
+      <w:footerReference w:type="default" r:id="Re7f3129803474a20"/>
     </w:sectPr>
   </w:body>
 </w:document>
 </file>
 
 <file path=word/endnotes.xml><?xml version="1.0" encoding="utf-8"?>
-<w:endnotes xmlns:wpc="http://schemas.microsoft.com/office/word/2010/wordprocessingCanvas" xmlns:cx="http://schemas.microsoft.com/office/drawing/2014/chartex" xmlns:cx1="http://schemas.microsoft.com/office/drawing/2015/9/8/chartex" xmlns:mc="http://schemas.openxmlformats.org/markup-compatibility/2006" xmlns:o="urn:schemas-microsoft-com:office:office" xmlns:r="http://schemas.openxmlformats.org/officeDocument/2006/relationships" xmlns:m="http://schemas.openxmlformats.org/officeDocument/2006/math" xmlns:v="urn:schemas-microsoft-com:vml" xmlns:wp14="http://schemas.microsoft.com/office/word/2010/wordprocessingDrawing" xmlns:wp="http://schemas.openxmlformats.org/drawingml/2006/wordprocessingDrawing" xmlns:w10="urn:schemas-microsoft-com:office:word" xmlns:w="http://schemas.openxmlformats.org/wordprocessingml/2006/main" xmlns:w14="http://schemas.microsoft.com/office/word/2010/wordml" xmlns:w15="http://schemas.microsoft.com/office/word/2012/wordml" xmlns:w16se="http://schemas.microsoft.com/office/word/2015/wordml/symex" xmlns:wpg="http://schemas.microsoft.com/office/word/2010/wordprocessingGroup" xmlns:wpi="http://schemas.microsoft.com/office/word/2010/wordprocessingInk" xmlns:wne="http://schemas.microsoft.com/office/word/2006/wordml" xmlns:wps="http://schemas.microsoft.com/office/word/2010/wordprocessingShape" mc:Ignorable="w14 w15 w16se wp14">
+<w:endnotes xmlns:wpc="http://schemas.microsoft.com/office/word/2010/wordprocessingCanvas" xmlns:cx="http://schemas.microsoft.com/office/drawing/2014/chartex" xmlns:cx1="http://schemas.microsoft.com/office/drawing/2015/9/8/chartex" xmlns:cx2="http://schemas.microsoft.com/office/drawing/2015/10/21/chartex" xmlns:cx3="http://schemas.microsoft.com/office/drawing/2016/5/9/chartex" xmlns:cx4="http://schemas.microsoft.com/office/drawing/2016/5/10/chartex" xmlns:cx5="http://schemas.microsoft.com/office/drawing/2016/5/11/chartex" xmlns:cx6="http://schemas.microsoft.com/office/drawing/2016/5/12/chartex" xmlns:cx7="http://schemas.microsoft.com/office/drawing/2016/5/13/chartex" xmlns:cx8="http://schemas.microsoft.com/office/drawing/2016/5/14/chartex" xmlns:mc="http://schemas.openxmlformats.org/markup-compatibility/2006" xmlns:aink="http://schemas.microsoft.com/office/drawing/2016/ink" xmlns:am3d="http://schemas.microsoft.com/office/drawing/2017/model3d" xmlns:o="urn:schemas-microsoft-com:office:office" xmlns:oel="http://schemas.microsoft.com/office/2019/extlst" xmlns:r="http://schemas.openxmlformats.org/officeDocument/2006/relationships" xmlns:m="http://schemas.openxmlformats.org/officeDocument/2006/math" xmlns:v="urn:schemas-microsoft-com:vml" xmlns:wp14="http://schemas.microsoft.com/office/word/2010/wordprocessingDrawing" xmlns:wp="http://schemas.openxmlformats.org/drawingml/2006/wordprocessingDrawing" xmlns:w10="urn:schemas-microsoft-com:office:word" xmlns:w="http://schemas.openxmlformats.org/wordprocessingml/2006/main" xmlns:w14="http://schemas.microsoft.com/office/word/2010/wordml" xmlns:w15="http://schemas.microsoft.com/office/word/2012/wordml" xmlns:w16cex="http://schemas.microsoft.com/office/word/2018/wordml/cex" xmlns:w16cid="http://schemas.microsoft.com/office/word/2016/wordml/cid" xmlns:w16="http://schemas.microsoft.com/office/word/2018/wordml" xmlns:w16du="http://schemas.microsoft.com/office/word/2023/wordml/word16du" xmlns:w16sdtdh="http://schemas.microsoft.com/office/word/2020/wordml/sdtdatahash" xmlns:w16se="http://schemas.microsoft.com/office/word/2015/wordml/symex" xmlns:wpg="http://schemas.microsoft.com/office/word/2010/wordprocessingGroup" xmlns:wpi="http://schemas.microsoft.com/office/word/2010/wordprocessingInk" xmlns:wne="http://schemas.microsoft.com/office/word/2006/wordml" xmlns:wps="http://schemas.microsoft.com/office/word/2010/wordprocessingShape" mc:Ignorable="w14 w15 w16se w16cid w16 w16cex w16sdtdh w16du wp14">
   <w:endnote w:type="separator" w:id="-1">
     <w:p>
       <w:r>
@@ -4395,8 +5398,78 @@
 </w:endnotes>
 </file>
 
+<file path=word/footer.xml><?xml version="1.0" encoding="utf-8"?>
+<w:ftr xmlns:w14="http://schemas.microsoft.com/office/word/2010/wordml" xmlns:w="http://schemas.openxmlformats.org/wordprocessingml/2006/main">
+  <w:tbl>
+    <w:tblPr>
+      <w:tblStyle w:val="Tablanormal"/>
+      <w:bidiVisual w:val="0"/>
+      <w:tblW w:w="0" w:type="auto"/>
+      <w:tblLook w:val="06A0" w:firstRow="1" w:lastRow="0" w:firstColumn="1" w:lastColumn="0" w:noHBand="1" w:noVBand="1"/>
+    </w:tblPr>
+    <w:tblGrid>
+      <w:gridCol w:w="3120"/>
+      <w:gridCol w:w="3120"/>
+      <w:gridCol w:w="3120"/>
+    </w:tblGrid>
+    <w:tr>
+      <w:trPr>
+        <w:trHeight w:val="300"/>
+      </w:trPr>
+      <w:tc>
+        <w:tcPr>
+          <w:tcW w:w="3120" w:type="dxa"/>
+          <w:tcMar/>
+        </w:tcPr>
+        <w:p>
+          <w:pPr>
+            <w:pStyle w:val="Encabezado"/>
+            <w:bidi w:val="0"/>
+            <w:ind w:left="-115"/>
+            <w:jc w:val="left"/>
+          </w:pPr>
+        </w:p>
+      </w:tc>
+      <w:tc>
+        <w:tcPr>
+          <w:tcW w:w="3120" w:type="dxa"/>
+          <w:tcMar/>
+        </w:tcPr>
+        <w:p>
+          <w:pPr>
+            <w:pStyle w:val="Encabezado"/>
+            <w:bidi w:val="0"/>
+            <w:jc w:val="center"/>
+          </w:pPr>
+        </w:p>
+      </w:tc>
+      <w:tc>
+        <w:tcPr>
+          <w:tcW w:w="3120" w:type="dxa"/>
+          <w:tcMar/>
+        </w:tcPr>
+        <w:p>
+          <w:pPr>
+            <w:pStyle w:val="Encabezado"/>
+            <w:bidi w:val="0"/>
+            <w:ind w:right="-115"/>
+            <w:jc w:val="right"/>
+          </w:pPr>
+        </w:p>
+      </w:tc>
+    </w:tr>
+  </w:tbl>
+  <w:p>
+    <w:pPr>
+      <w:pStyle w:val="Piedepgina"/>
+      <w:bidi w:val="0"/>
+    </w:pPr>
+  </w:p>
+</w:ftr>
+</file>
+
 <file path=word/footnotes.xml><?xml version="1.0" encoding="utf-8"?>
-<w:footnotes xmlns:wpc="http://schemas.microsoft.com/office/word/2010/wordprocessingCanvas" xmlns:cx="http://schemas.microsoft.com/office/drawing/2014/chartex" xmlns:cx1="http://schemas.microsoft.com/office/drawing/2015/9/8/chartex" xmlns:mc="http://schemas.openxmlformats.org/markup-compatibility/2006" xmlns:o="urn:schemas-microsoft-com:office:office" xmlns:r="http://schemas.openxmlformats.org/officeDocument/2006/relationships" xmlns:m="http://schemas.openxmlformats.org/officeDocument/2006/math" xmlns:v="urn:schemas-microsoft-com:vml" xmlns:wp14="http://schemas.microsoft.com/office/word/2010/wordprocessingDrawing" xmlns:wp="http://schemas.openxmlformats.org/drawingml/2006/wordprocessingDrawing" xmlns:w10="urn:schemas-microsoft-com:office:word" xmlns:w="http://schemas.openxmlformats.org/wordprocessingml/2006/main" xmlns:w14="http://schemas.microsoft.com/office/word/2010/wordml" xmlns:w15="http://schemas.microsoft.com/office/word/2012/wordml" xmlns:w16se="http://schemas.microsoft.com/office/word/2015/wordml/symex" xmlns:wpg="http://schemas.microsoft.com/office/word/2010/wordprocessingGroup" xmlns:wpi="http://schemas.microsoft.com/office/word/2010/wordprocessingInk" xmlns:wne="http://schemas.microsoft.com/office/word/2006/wordml" xmlns:wps="http://schemas.microsoft.com/office/word/2010/wordprocessingShape" mc:Ignorable="w14 w15 w16se wp14">
+<w:footnotes xmlns:wpc="http://schemas.microsoft.com/office/word/2010/wordprocessingCanvas" xmlns:cx="http://schemas.microsoft.com/office/drawing/2014/chartex" xmlns:cx1="http://schemas.microsoft.com/office/drawing/2015/9/8/chartex" xmlns:cx2="http://schemas.microsoft.com/office/drawing/2015/10/21/chartex" xmlns:cx3="http://schemas.microsoft.com/office/drawing/2016/5/9/chartex" xmlns:cx4="http://schemas.microsoft.com/office/drawing/2016/5/10/chartex" xmlns:cx5="http://schemas.microsoft.com/office/drawing/2016/5/11/chartex" xmlns:cx6="http://schemas.microsoft.com/office/drawing/2016/5/12/chartex" xmlns:cx7="http://schemas.microsoft.com/office/drawing/2016/5/13/chartex" xmlns:cx8="http://schemas.microsoft.com/office/drawing/2016/5/14/chartex" xmlns:mc="http://schemas.openxmlformats.org/markup-compatibility/2006" xmlns:aink="http://schemas.microsoft.com/office/drawing/2016/ink" xmlns:am3d="http://schemas.microsoft.com/office/drawing/2017/model3d" xmlns:o="urn:schemas-microsoft-com:office:office" xmlns:oel="http://schemas.microsoft.com/office/2019/extlst" xmlns:r="http://schemas.openxmlformats.org/officeDocument/2006/relationships" xmlns:m="http://schemas.openxmlformats.org/officeDocument/2006/math" xmlns:v="urn:schemas-microsoft-com:vml" xmlns:wp14="http://schemas.microsoft.com/office/word/2010/wordprocessingDrawing" xmlns:wp="http://schemas.openxmlformats.org/drawingml/2006/wordprocessingDrawing" xmlns:w10="urn:schemas-microsoft-com:office:word" xmlns:w="http://schemas.openxmlformats.org/wordprocessingml/2006/main" xmlns:w14="http://schemas.microsoft.com/office/word/2010/wordml" xmlns:w15="http://schemas.microsoft.com/office/word/2012/wordml" xmlns:w16cex="http://schemas.microsoft.com/office/word/2018/wordml/cex" xmlns:w16cid="http://schemas.microsoft.com/office/word/2016/wordml/cid" xmlns:w16="http://schemas.microsoft.com/office/word/2018/wordml" xmlns:w16du="http://schemas.microsoft.com/office/word/2023/wordml/word16du" xmlns:w16sdtdh="http://schemas.microsoft.com/office/word/2020/wordml/sdtdatahash" xmlns:w16se="http://schemas.microsoft.com/office/word/2015/wordml/symex" xmlns:wpg="http://schemas.microsoft.com/office/word/2010/wordprocessingGroup" xmlns:wpi="http://schemas.microsoft.com/office/word/2010/wordprocessingInk" xmlns:wne="http://schemas.microsoft.com/office/word/2006/wordml" xmlns:wps="http://schemas.microsoft.com/office/word/2010/wordprocessingShape" mc:Ignorable="w14 w15 w16se w16cid w16 w16cex w16sdtdh w16du wp14">
   <w:footnote w:type="separator" w:id="-1">
     <w:p>
       <w:r>
@@ -4415,154 +5488,42 @@
 </file>
 
 <file path=word/header1.xml><?xml version="1.0" encoding="utf-8"?>
-<w:hdr xmlns:wpc="http://schemas.microsoft.com/office/word/2010/wordprocessingCanvas" xmlns:cx="http://schemas.microsoft.com/office/drawing/2014/chartex" xmlns:cx1="http://schemas.microsoft.com/office/drawing/2015/9/8/chartex" xmlns:mc="http://schemas.openxmlformats.org/markup-compatibility/2006" xmlns:o="urn:schemas-microsoft-com:office:office" xmlns:r="http://schemas.openxmlformats.org/officeDocument/2006/relationships" xmlns:m="http://schemas.openxmlformats.org/officeDocument/2006/math" xmlns:v="urn:schemas-microsoft-com:vml" xmlns:wp14="http://schemas.microsoft.com/office/word/2010/wordprocessingDrawing" xmlns:wp="http://schemas.openxmlformats.org/drawingml/2006/wordprocessingDrawing" xmlns:w10="urn:schemas-microsoft-com:office:word" xmlns:w="http://schemas.openxmlformats.org/wordprocessingml/2006/main" xmlns:w14="http://schemas.microsoft.com/office/word/2010/wordml" xmlns:w15="http://schemas.microsoft.com/office/word/2012/wordml" xmlns:w16se="http://schemas.microsoft.com/office/word/2015/wordml/symex" xmlns:wpg="http://schemas.microsoft.com/office/word/2010/wordprocessingGroup" xmlns:wpi="http://schemas.microsoft.com/office/word/2010/wordprocessingInk" xmlns:wne="http://schemas.microsoft.com/office/word/2006/wordml" xmlns:wps="http://schemas.microsoft.com/office/word/2010/wordprocessingShape" mc:Ignorable="w14 w15 w16se wp14">
+<w:hdr xmlns:wpc="http://schemas.microsoft.com/office/word/2010/wordprocessingCanvas" xmlns:cx="http://schemas.microsoft.com/office/drawing/2014/chartex" xmlns:cx1="http://schemas.microsoft.com/office/drawing/2015/9/8/chartex" xmlns:cx2="http://schemas.microsoft.com/office/drawing/2015/10/21/chartex" xmlns:cx3="http://schemas.microsoft.com/office/drawing/2016/5/9/chartex" xmlns:cx4="http://schemas.microsoft.com/office/drawing/2016/5/10/chartex" xmlns:cx5="http://schemas.microsoft.com/office/drawing/2016/5/11/chartex" xmlns:cx6="http://schemas.microsoft.com/office/drawing/2016/5/12/chartex" xmlns:cx7="http://schemas.microsoft.com/office/drawing/2016/5/13/chartex" xmlns:cx8="http://schemas.microsoft.com/office/drawing/2016/5/14/chartex" xmlns:mc="http://schemas.openxmlformats.org/markup-compatibility/2006" xmlns:aink="http://schemas.microsoft.com/office/drawing/2016/ink" xmlns:am3d="http://schemas.microsoft.com/office/drawing/2017/model3d" xmlns:o="urn:schemas-microsoft-com:office:office" xmlns:oel="http://schemas.microsoft.com/office/2019/extlst" xmlns:r="http://schemas.openxmlformats.org/officeDocument/2006/relationships" xmlns:m="http://schemas.openxmlformats.org/officeDocument/2006/math" xmlns:v="urn:schemas-microsoft-com:vml" xmlns:wp14="http://schemas.microsoft.com/office/word/2010/wordprocessingDrawing" xmlns:wp="http://schemas.openxmlformats.org/drawingml/2006/wordprocessingDrawing" xmlns:w10="urn:schemas-microsoft-com:office:word" xmlns:w="http://schemas.openxmlformats.org/wordprocessingml/2006/main" xmlns:w14="http://schemas.microsoft.com/office/word/2010/wordml" xmlns:w15="http://schemas.microsoft.com/office/word/2012/wordml" xmlns:w16cex="http://schemas.microsoft.com/office/word/2018/wordml/cex" xmlns:w16cid="http://schemas.microsoft.com/office/word/2016/wordml/cid" xmlns:w16="http://schemas.microsoft.com/office/word/2018/wordml" xmlns:w16du="http://schemas.microsoft.com/office/word/2023/wordml/word16du" xmlns:w16sdtdh="http://schemas.microsoft.com/office/word/2020/wordml/sdtdatahash" xmlns:w16se="http://schemas.microsoft.com/office/word/2015/wordml/symex" xmlns:wpg="http://schemas.microsoft.com/office/word/2010/wordprocessingGroup" xmlns:wpi="http://schemas.microsoft.com/office/word/2010/wordprocessingInk" xmlns:wne="http://schemas.microsoft.com/office/word/2006/wordml" xmlns:wps="http://schemas.microsoft.com/office/word/2010/wordprocessingShape" mc:Ignorable="w14 w15 w16se w16cid w16 w16cex w16sdtdh w16du wp14">
   <w:p>
     <w:pPr>
       <w:pStyle w:val="Encabezado"/>
     </w:pPr>
-    <w:r>
-      <w:rPr>
-        <w:noProof/>
-        <w:lang w:eastAsia="es-AR" w:bidi="ar-SA"/>
-      </w:rPr>
-      <w:pict w14:anchorId="7A2BEED9">
-        <v:shapetype id="_x0000_t75" coordsize="21600,21600" o:spt="75" o:preferrelative="t" path="m@4@5l@4@11@9@11@9@5xe" filled="f" stroked="f">
-          <v:stroke joinstyle="miter"/>
-          <v:formulas>
-            <v:f eqn="if lineDrawn pixelLineWidth 0"/>
-            <v:f eqn="sum @0 1 0"/>
-            <v:f eqn="sum 0 0 @1"/>
-            <v:f eqn="prod @2 1 2"/>
-            <v:f eqn="prod @3 21600 pixelWidth"/>
-            <v:f eqn="prod @3 21600 pixelHeight"/>
-            <v:f eqn="sum @0 0 1"/>
-            <v:f eqn="prod @6 1 2"/>
-            <v:f eqn="prod @7 21600 pixelWidth"/>
-            <v:f eqn="sum @8 21600 0"/>
-            <v:f eqn="prod @7 21600 pixelHeight"/>
-            <v:f eqn="sum @10 21600 0"/>
-          </v:formulas>
-          <v:path o:extrusionok="f" gradientshapeok="t" o:connecttype="rect"/>
-          <o:lock v:ext="edit" aspectratio="t"/>
-        </v:shapetype>
-        <v:shape id="WordPictureWatermark3057355" o:spid="_x0000_s2053" type="#_x0000_t75" style="position:absolute;margin-left:0;margin-top:0;width:467.4pt;height:467.4pt;z-index:-251657216;mso-position-horizontal:center;mso-position-horizontal-relative:margin;mso-position-vertical:center;mso-position-vertical-relative:margin" o:allowincell="f">
-          <v:imagedata r:id="rId1" o:title="7ccb3f6b-6d38-419f-b1c0-e2a026e29ed2" gain="19661f" blacklevel="22938f"/>
-          <w10:wrap anchorx="margin" anchory="margin"/>
-        </v:shape>
-      </w:pict>
-    </w:r>
   </w:p>
 </w:hdr>
 </file>
 
 <file path=word/header2.xml><?xml version="1.0" encoding="utf-8"?>
-<w:hdr xmlns:wpc="http://schemas.microsoft.com/office/word/2010/wordprocessingCanvas" xmlns:cx="http://schemas.microsoft.com/office/drawing/2014/chartex" xmlns:cx1="http://schemas.microsoft.com/office/drawing/2015/9/8/chartex" xmlns:mc="http://schemas.openxmlformats.org/markup-compatibility/2006" xmlns:o="urn:schemas-microsoft-com:office:office" xmlns:r="http://schemas.openxmlformats.org/officeDocument/2006/relationships" xmlns:m="http://schemas.openxmlformats.org/officeDocument/2006/math" xmlns:v="urn:schemas-microsoft-com:vml" xmlns:wp14="http://schemas.microsoft.com/office/word/2010/wordprocessingDrawing" xmlns:wp="http://schemas.openxmlformats.org/drawingml/2006/wordprocessingDrawing" xmlns:w10="urn:schemas-microsoft-com:office:word" xmlns:w="http://schemas.openxmlformats.org/wordprocessingml/2006/main" xmlns:w14="http://schemas.microsoft.com/office/word/2010/wordml" xmlns:w15="http://schemas.microsoft.com/office/word/2012/wordml" xmlns:w16se="http://schemas.microsoft.com/office/word/2015/wordml/symex" xmlns:wpg="http://schemas.microsoft.com/office/word/2010/wordprocessingGroup" xmlns:wpi="http://schemas.microsoft.com/office/word/2010/wordprocessingInk" xmlns:wne="http://schemas.microsoft.com/office/word/2006/wordml" xmlns:wps="http://schemas.microsoft.com/office/word/2010/wordprocessingShape" mc:Ignorable="w14 w15 w16se wp14">
-  <w:sdt>
-    <w:sdtPr>
-      <w:id w:val="968752352"/>
-      <w:placeholder>
-        <w:docPart w:val="ABBDD71649C34E8AB8C46F246D0C9D33"/>
-      </w:placeholder>
-      <w:temporary/>
-      <w:showingPlcHdr/>
-      <w15:appearance w15:val="hidden"/>
-    </w:sdtPr>
-    <w:sdtContent>
-      <w:p>
-        <w:pPr>
-          <w:pStyle w:val="Encabezado"/>
-        </w:pPr>
-        <w:r>
-          <w:rPr>
-            <w:lang w:val="es-ES"/>
-          </w:rPr>
-          <w:t>[Escriba aquí]</w:t>
-        </w:r>
-      </w:p>
-    </w:sdtContent>
-  </w:sdt>
+<w:hdr xmlns:wpc="http://schemas.microsoft.com/office/word/2010/wordprocessingCanvas" xmlns:cx="http://schemas.microsoft.com/office/drawing/2014/chartex" xmlns:cx1="http://schemas.microsoft.com/office/drawing/2015/9/8/chartex" xmlns:cx2="http://schemas.microsoft.com/office/drawing/2015/10/21/chartex" xmlns:cx3="http://schemas.microsoft.com/office/drawing/2016/5/9/chartex" xmlns:cx4="http://schemas.microsoft.com/office/drawing/2016/5/10/chartex" xmlns:cx5="http://schemas.microsoft.com/office/drawing/2016/5/11/chartex" xmlns:cx6="http://schemas.microsoft.com/office/drawing/2016/5/12/chartex" xmlns:cx7="http://schemas.microsoft.com/office/drawing/2016/5/13/chartex" xmlns:cx8="http://schemas.microsoft.com/office/drawing/2016/5/14/chartex" xmlns:mc="http://schemas.openxmlformats.org/markup-compatibility/2006" xmlns:aink="http://schemas.microsoft.com/office/drawing/2016/ink" xmlns:am3d="http://schemas.microsoft.com/office/drawing/2017/model3d" xmlns:o="urn:schemas-microsoft-com:office:office" xmlns:oel="http://schemas.microsoft.com/office/2019/extlst" xmlns:r="http://schemas.openxmlformats.org/officeDocument/2006/relationships" xmlns:m="http://schemas.openxmlformats.org/officeDocument/2006/math" xmlns:v="urn:schemas-microsoft-com:vml" xmlns:wp14="http://schemas.microsoft.com/office/word/2010/wordprocessingDrawing" xmlns:wp="http://schemas.openxmlformats.org/drawingml/2006/wordprocessingDrawing" xmlns:w10="urn:schemas-microsoft-com:office:word" xmlns:w="http://schemas.openxmlformats.org/wordprocessingml/2006/main" xmlns:w14="http://schemas.microsoft.com/office/word/2010/wordml" xmlns:w15="http://schemas.microsoft.com/office/word/2012/wordml" xmlns:w16cex="http://schemas.microsoft.com/office/word/2018/wordml/cex" xmlns:w16cid="http://schemas.microsoft.com/office/word/2016/wordml/cid" xmlns:w16="http://schemas.microsoft.com/office/word/2018/wordml" xmlns:w16du="http://schemas.microsoft.com/office/word/2023/wordml/word16du" xmlns:w16sdtdh="http://schemas.microsoft.com/office/word/2020/wordml/sdtdatahash" xmlns:w16se="http://schemas.microsoft.com/office/word/2015/wordml/symex" xmlns:wpg="http://schemas.microsoft.com/office/word/2010/wordprocessingGroup" xmlns:wpi="http://schemas.microsoft.com/office/word/2010/wordprocessingInk" xmlns:wne="http://schemas.microsoft.com/office/word/2006/wordml" xmlns:wps="http://schemas.microsoft.com/office/word/2010/wordprocessingShape" mc:Ignorable="w14 w15 w16se w16cid w16 w16cex w16sdtdh w16du wp14">
   <w:p>
     <w:pPr>
       <w:pStyle w:val="Encabezado"/>
     </w:pPr>
-    <w:r>
-      <w:rPr>
-        <w:noProof/>
-        <w:lang w:eastAsia="es-AR" w:bidi="ar-SA"/>
-      </w:rPr>
-      <w:pict w14:anchorId="2855C7C8">
-        <v:shapetype id="_x0000_t75" coordsize="21600,21600" o:spt="75" o:preferrelative="t" path="m@4@5l@4@11@9@11@9@5xe" filled="f" stroked="f">
-          <v:stroke joinstyle="miter"/>
-          <v:formulas>
-            <v:f eqn="if lineDrawn pixelLineWidth 0"/>
-            <v:f eqn="sum @0 1 0"/>
-            <v:f eqn="sum 0 0 @1"/>
-            <v:f eqn="prod @2 1 2"/>
-            <v:f eqn="prod @3 21600 pixelWidth"/>
-            <v:f eqn="prod @3 21600 pixelHeight"/>
-            <v:f eqn="sum @0 0 1"/>
-            <v:f eqn="prod @6 1 2"/>
-            <v:f eqn="prod @7 21600 pixelWidth"/>
-            <v:f eqn="sum @8 21600 0"/>
-            <v:f eqn="prod @7 21600 pixelHeight"/>
-            <v:f eqn="sum @10 21600 0"/>
-          </v:formulas>
-          <v:path o:extrusionok="f" gradientshapeok="t" o:connecttype="rect"/>
-          <o:lock v:ext="edit" aspectratio="t"/>
-        </v:shapetype>
-        <v:shape id="WordPictureWatermark3057356" o:spid="_x0000_s2054" type="#_x0000_t75" style="position:absolute;margin-left:0;margin-top:0;width:467.4pt;height:467.4pt;z-index:-251656192;mso-position-horizontal:center;mso-position-horizontal-relative:margin;mso-position-vertical:center;mso-position-vertical-relative:margin" o:allowincell="f">
-          <v:imagedata r:id="rId1" o:title="7ccb3f6b-6d38-419f-b1c0-e2a026e29ed2" gain="19661f" blacklevel="22938f"/>
-          <w10:wrap anchorx="margin" anchory="margin"/>
-        </v:shape>
-      </w:pict>
-    </w:r>
+  </w:p>
+  <w:p>
+    <w:pPr>
+      <w:pStyle w:val="Encabezado"/>
+    </w:pPr>
   </w:p>
 </w:hdr>
 </file>
 
 <file path=word/header3.xml><?xml version="1.0" encoding="utf-8"?>
-<w:hdr xmlns:wpc="http://schemas.microsoft.com/office/word/2010/wordprocessingCanvas" xmlns:cx="http://schemas.microsoft.com/office/drawing/2014/chartex" xmlns:cx1="http://schemas.microsoft.com/office/drawing/2015/9/8/chartex" xmlns:mc="http://schemas.openxmlformats.org/markup-compatibility/2006" xmlns:o="urn:schemas-microsoft-com:office:office" xmlns:r="http://schemas.openxmlformats.org/officeDocument/2006/relationships" xmlns:m="http://schemas.openxmlformats.org/officeDocument/2006/math" xmlns:v="urn:schemas-microsoft-com:vml" xmlns:wp14="http://schemas.microsoft.com/office/word/2010/wordprocessingDrawing" xmlns:wp="http://schemas.openxmlformats.org/drawingml/2006/wordprocessingDrawing" xmlns:w10="urn:schemas-microsoft-com:office:word" xmlns:w="http://schemas.openxmlformats.org/wordprocessingml/2006/main" xmlns:w14="http://schemas.microsoft.com/office/word/2010/wordml" xmlns:w15="http://schemas.microsoft.com/office/word/2012/wordml" xmlns:w16se="http://schemas.microsoft.com/office/word/2015/wordml/symex" xmlns:wpg="http://schemas.microsoft.com/office/word/2010/wordprocessingGroup" xmlns:wpi="http://schemas.microsoft.com/office/word/2010/wordprocessingInk" xmlns:wne="http://schemas.microsoft.com/office/word/2006/wordml" xmlns:wps="http://schemas.microsoft.com/office/word/2010/wordprocessingShape" mc:Ignorable="w14 w15 w16se wp14">
+<w:hdr xmlns:wpc="http://schemas.microsoft.com/office/word/2010/wordprocessingCanvas" xmlns:cx="http://schemas.microsoft.com/office/drawing/2014/chartex" xmlns:cx1="http://schemas.microsoft.com/office/drawing/2015/9/8/chartex" xmlns:cx2="http://schemas.microsoft.com/office/drawing/2015/10/21/chartex" xmlns:cx3="http://schemas.microsoft.com/office/drawing/2016/5/9/chartex" xmlns:cx4="http://schemas.microsoft.com/office/drawing/2016/5/10/chartex" xmlns:cx5="http://schemas.microsoft.com/office/drawing/2016/5/11/chartex" xmlns:cx6="http://schemas.microsoft.com/office/drawing/2016/5/12/chartex" xmlns:cx7="http://schemas.microsoft.com/office/drawing/2016/5/13/chartex" xmlns:cx8="http://schemas.microsoft.com/office/drawing/2016/5/14/chartex" xmlns:mc="http://schemas.openxmlformats.org/markup-compatibility/2006" xmlns:aink="http://schemas.microsoft.com/office/drawing/2016/ink" xmlns:am3d="http://schemas.microsoft.com/office/drawing/2017/model3d" xmlns:o="urn:schemas-microsoft-com:office:office" xmlns:oel="http://schemas.microsoft.com/office/2019/extlst" xmlns:r="http://schemas.openxmlformats.org/officeDocument/2006/relationships" xmlns:m="http://schemas.openxmlformats.org/officeDocument/2006/math" xmlns:v="urn:schemas-microsoft-com:vml" xmlns:wp14="http://schemas.microsoft.com/office/word/2010/wordprocessingDrawing" xmlns:wp="http://schemas.openxmlformats.org/drawingml/2006/wordprocessingDrawing" xmlns:w10="urn:schemas-microsoft-com:office:word" xmlns:w="http://schemas.openxmlformats.org/wordprocessingml/2006/main" xmlns:w14="http://schemas.microsoft.com/office/word/2010/wordml" xmlns:w15="http://schemas.microsoft.com/office/word/2012/wordml" xmlns:w16cex="http://schemas.microsoft.com/office/word/2018/wordml/cex" xmlns:w16cid="http://schemas.microsoft.com/office/word/2016/wordml/cid" xmlns:w16="http://schemas.microsoft.com/office/word/2018/wordml" xmlns:w16du="http://schemas.microsoft.com/office/word/2023/wordml/word16du" xmlns:w16sdtdh="http://schemas.microsoft.com/office/word/2020/wordml/sdtdatahash" xmlns:w16se="http://schemas.microsoft.com/office/word/2015/wordml/symex" xmlns:wpg="http://schemas.microsoft.com/office/word/2010/wordprocessingGroup" xmlns:wpi="http://schemas.microsoft.com/office/word/2010/wordprocessingInk" xmlns:wne="http://schemas.microsoft.com/office/word/2006/wordml" xmlns:wps="http://schemas.microsoft.com/office/word/2010/wordprocessingShape" mc:Ignorable="w14 w15 w16se w16cid w16 w16cex w16sdtdh w16du wp14">
   <w:p>
     <w:pPr>
       <w:pStyle w:val="Encabezado"/>
     </w:pPr>
-    <w:r>
-      <w:rPr>
-        <w:noProof/>
-        <w:lang w:eastAsia="es-AR" w:bidi="ar-SA"/>
-      </w:rPr>
-      <w:pict w14:anchorId="74845C65">
-        <v:shapetype id="_x0000_t75" coordsize="21600,21600" o:spt="75" o:preferrelative="t" path="m@4@5l@4@11@9@11@9@5xe" filled="f" stroked="f">
-          <v:stroke joinstyle="miter"/>
-          <v:formulas>
-            <v:f eqn="if lineDrawn pixelLineWidth 0"/>
-            <v:f eqn="sum @0 1 0"/>
-            <v:f eqn="sum 0 0 @1"/>
-            <v:f eqn="prod @2 1 2"/>
-            <v:f eqn="prod @3 21600 pixelWidth"/>
-            <v:f eqn="prod @3 21600 pixelHeight"/>
-            <v:f eqn="sum @0 0 1"/>
-            <v:f eqn="prod @6 1 2"/>
-            <v:f eqn="prod @7 21600 pixelWidth"/>
-            <v:f eqn="sum @8 21600 0"/>
-            <v:f eqn="prod @7 21600 pixelHeight"/>
-            <v:f eqn="sum @10 21600 0"/>
-          </v:formulas>
-          <v:path o:extrusionok="f" gradientshapeok="t" o:connecttype="rect"/>
-          <o:lock v:ext="edit" aspectratio="t"/>
-        </v:shapetype>
-        <v:shape id="WordPictureWatermark3057354" o:spid="_x0000_s2052" type="#_x0000_t75" style="position:absolute;margin-left:0;margin-top:0;width:467.4pt;height:467.4pt;z-index:-251658240;mso-position-horizontal:center;mso-position-horizontal-relative:margin;mso-position-vertical:center;mso-position-vertical-relative:margin" o:allowincell="f">
-          <v:imagedata r:id="rId1" o:title="7ccb3f6b-6d38-419f-b1c0-e2a026e29ed2" gain="19661f" blacklevel="22938f"/>
-          <w10:wrap anchorx="margin" anchory="margin"/>
-        </v:shape>
-      </w:pict>
-    </w:r>
   </w:p>
 </w:hdr>
 </file>
 
 <file path=word/numbering.xml><?xml version="1.0" encoding="utf-8"?>
-<w:numbering xmlns:wpc="http://schemas.microsoft.com/office/word/2010/wordprocessingCanvas" xmlns:cx="http://schemas.microsoft.com/office/drawing/2014/chartex" xmlns:cx1="http://schemas.microsoft.com/office/drawing/2015/9/8/chartex" xmlns:mc="http://schemas.openxmlformats.org/markup-compatibility/2006" xmlns:o="urn:schemas-microsoft-com:office:office" xmlns:r="http://schemas.openxmlformats.org/officeDocument/2006/relationships" xmlns:m="http://schemas.openxmlformats.org/officeDocument/2006/math" xmlns:v="urn:schemas-microsoft-com:vml" xmlns:wp14="http://schemas.microsoft.com/office/word/2010/wordprocessingDrawing" xmlns:wp="http://schemas.openxmlformats.org/drawingml/2006/wordprocessingDrawing" xmlns:w10="urn:schemas-microsoft-com:office:word" xmlns:w="http://schemas.openxmlformats.org/wordprocessingml/2006/main" xmlns:w14="http://schemas.microsoft.com/office/word/2010/wordml" xmlns:w15="http://schemas.microsoft.com/office/word/2012/wordml" xmlns:w16se="http://schemas.microsoft.com/office/word/2015/wordml/symex" xmlns:wpg="http://schemas.microsoft.com/office/word/2010/wordprocessingGroup" xmlns:wpi="http://schemas.microsoft.com/office/word/2010/wordprocessingInk" xmlns:wne="http://schemas.microsoft.com/office/word/2006/wordml" xmlns:wps="http://schemas.microsoft.com/office/word/2010/wordprocessingShape" mc:Ignorable="w14 w15 w16se wp14">
+<w:numbering xmlns:wpc="http://schemas.microsoft.com/office/word/2010/wordprocessingCanvas" xmlns:cx="http://schemas.microsoft.com/office/drawing/2014/chartex" xmlns:cx1="http://schemas.microsoft.com/office/drawing/2015/9/8/chartex" xmlns:cx2="http://schemas.microsoft.com/office/drawing/2015/10/21/chartex" xmlns:cx3="http://schemas.microsoft.com/office/drawing/2016/5/9/chartex" xmlns:cx4="http://schemas.microsoft.com/office/drawing/2016/5/10/chartex" xmlns:cx5="http://schemas.microsoft.com/office/drawing/2016/5/11/chartex" xmlns:cx6="http://schemas.microsoft.com/office/drawing/2016/5/12/chartex" xmlns:cx7="http://schemas.microsoft.com/office/drawing/2016/5/13/chartex" xmlns:cx8="http://schemas.microsoft.com/office/drawing/2016/5/14/chartex" xmlns:mc="http://schemas.openxmlformats.org/markup-compatibility/2006" xmlns:aink="http://schemas.microsoft.com/office/drawing/2016/ink" xmlns:am3d="http://schemas.microsoft.com/office/drawing/2017/model3d" xmlns:o="urn:schemas-microsoft-com:office:office" xmlns:oel="http://schemas.microsoft.com/office/2019/extlst" xmlns:r="http://schemas.openxmlformats.org/officeDocument/2006/relationships" xmlns:m="http://schemas.openxmlformats.org/officeDocument/2006/math" xmlns:v="urn:schemas-microsoft-com:vml" xmlns:wp14="http://schemas.microsoft.com/office/word/2010/wordprocessingDrawing" xmlns:wp="http://schemas.openxmlformats.org/drawingml/2006/wordprocessingDrawing" xmlns:w10="urn:schemas-microsoft-com:office:word" xmlns:w="http://schemas.openxmlformats.org/wordprocessingml/2006/main" xmlns:w14="http://schemas.microsoft.com/office/word/2010/wordml" xmlns:w15="http://schemas.microsoft.com/office/word/2012/wordml" xmlns:w16cex="http://schemas.microsoft.com/office/word/2018/wordml/cex" xmlns:w16cid="http://schemas.microsoft.com/office/word/2016/wordml/cid" xmlns:w16="http://schemas.microsoft.com/office/word/2018/wordml" xmlns:w16du="http://schemas.microsoft.com/office/word/2023/wordml/word16du" xmlns:w16sdtdh="http://schemas.microsoft.com/office/word/2020/wordml/sdtdatahash" xmlns:w16se="http://schemas.microsoft.com/office/word/2015/wordml/symex" xmlns:wpg="http://schemas.microsoft.com/office/word/2010/wordprocessingGroup" xmlns:wpi="http://schemas.microsoft.com/office/word/2010/wordprocessingInk" xmlns:wne="http://schemas.microsoft.com/office/word/2006/wordml" xmlns:wps="http://schemas.microsoft.com/office/word/2010/wordprocessingShape" mc:Ignorable="w14 w15 w16se w16cid w16 w16cex w16sdtdh w16du wp14">
   <w:abstractNum w:abstractNumId="0" w15:restartNumberingAfterBreak="0">
     <w:nsid w:val="00E869E1"/>
     <w:multiLevelType w:val="multilevel"/>
@@ -4576,7 +5537,7 @@
         <w:ind w:left="0" w:firstLine="0"/>
       </w:pPr>
       <w:rPr>
-        <w:rFonts w:ascii="Symbol" w:hAnsi="Symbol" w:cs="Symbol" w:hint="default"/>
+        <w:rFonts w:hint="default" w:ascii="Symbol" w:hAnsi="Symbol" w:cs="Symbol"/>
       </w:rPr>
     </w:lvl>
     <w:lvl w:ilvl="1">
@@ -4689,7 +5650,7 @@
         <w:ind w:left="0" w:firstLine="0"/>
       </w:pPr>
       <w:rPr>
-        <w:rFonts w:ascii="Symbol" w:hAnsi="Symbol" w:cs="Symbol" w:hint="default"/>
+        <w:rFonts w:hint="default" w:ascii="Symbol" w:hAnsi="Symbol" w:cs="Symbol"/>
       </w:rPr>
     </w:lvl>
     <w:lvl w:ilvl="1">
@@ -4802,7 +5763,7 @@
         <w:ind w:left="0" w:firstLine="0"/>
       </w:pPr>
       <w:rPr>
-        <w:rFonts w:ascii="Symbol" w:hAnsi="Symbol" w:cs="Symbol" w:hint="default"/>
+        <w:rFonts w:hint="default" w:ascii="Symbol" w:hAnsi="Symbol" w:cs="Symbol"/>
       </w:rPr>
     </w:lvl>
     <w:lvl w:ilvl="1">
@@ -4915,7 +5876,7 @@
         <w:ind w:left="0" w:firstLine="0"/>
       </w:pPr>
       <w:rPr>
-        <w:rFonts w:ascii="Symbol" w:hAnsi="Symbol" w:cs="Symbol" w:hint="default"/>
+        <w:rFonts w:hint="default" w:ascii="Symbol" w:hAnsi="Symbol" w:cs="Symbol"/>
       </w:rPr>
     </w:lvl>
     <w:lvl w:ilvl="1">
@@ -5028,7 +5989,7 @@
         <w:ind w:left="0" w:firstLine="0"/>
       </w:pPr>
       <w:rPr>
-        <w:rFonts w:ascii="Symbol" w:hAnsi="Symbol" w:cs="Symbol" w:hint="default"/>
+        <w:rFonts w:hint="default" w:ascii="Symbol" w:hAnsi="Symbol" w:cs="Symbol"/>
       </w:rPr>
     </w:lvl>
     <w:lvl w:ilvl="1">
@@ -5141,7 +6102,7 @@
         <w:ind w:left="0" w:firstLine="0"/>
       </w:pPr>
       <w:rPr>
-        <w:rFonts w:ascii="Symbol" w:hAnsi="Symbol" w:cs="Symbol" w:hint="default"/>
+        <w:rFonts w:hint="default" w:ascii="Symbol" w:hAnsi="Symbol" w:cs="Symbol"/>
       </w:rPr>
     </w:lvl>
     <w:lvl w:ilvl="1">
@@ -5254,7 +6215,7 @@
         <w:ind w:left="0" w:firstLine="0"/>
       </w:pPr>
       <w:rPr>
-        <w:rFonts w:ascii="Symbol" w:hAnsi="Symbol" w:cs="Symbol" w:hint="default"/>
+        <w:rFonts w:hint="default" w:ascii="Symbol" w:hAnsi="Symbol" w:cs="Symbol"/>
       </w:rPr>
     </w:lvl>
     <w:lvl w:ilvl="1">
@@ -5367,7 +6328,7 @@
         <w:ind w:left="0" w:firstLine="0"/>
       </w:pPr>
       <w:rPr>
-        <w:rFonts w:ascii="Symbol" w:hAnsi="Symbol" w:cs="Symbol" w:hint="default"/>
+        <w:rFonts w:hint="default" w:ascii="Symbol" w:hAnsi="Symbol" w:cs="Symbol"/>
       </w:rPr>
     </w:lvl>
     <w:lvl w:ilvl="1">
@@ -5480,7 +6441,7 @@
         <w:ind w:left="0" w:firstLine="0"/>
       </w:pPr>
       <w:rPr>
-        <w:rFonts w:ascii="Symbol" w:hAnsi="Symbol" w:cs="Symbol" w:hint="default"/>
+        <w:rFonts w:hint="default" w:ascii="Symbol" w:hAnsi="Symbol" w:cs="Symbol"/>
       </w:rPr>
     </w:lvl>
     <w:lvl w:ilvl="1">
@@ -5593,7 +6554,7 @@
         <w:ind w:left="0" w:firstLine="0"/>
       </w:pPr>
       <w:rPr>
-        <w:rFonts w:ascii="Symbol" w:hAnsi="Symbol" w:cs="Symbol" w:hint="default"/>
+        <w:rFonts w:hint="default" w:ascii="Symbol" w:hAnsi="Symbol" w:cs="Symbol"/>
       </w:rPr>
     </w:lvl>
     <w:lvl w:ilvl="1">
@@ -5706,7 +6667,7 @@
         <w:ind w:left="0" w:firstLine="0"/>
       </w:pPr>
       <w:rPr>
-        <w:rFonts w:ascii="Symbol" w:hAnsi="Symbol" w:cs="Symbol" w:hint="default"/>
+        <w:rFonts w:hint="default" w:ascii="Symbol" w:hAnsi="Symbol" w:cs="Symbol"/>
       </w:rPr>
     </w:lvl>
     <w:lvl w:ilvl="1">
@@ -5819,7 +6780,7 @@
         <w:ind w:left="0" w:firstLine="0"/>
       </w:pPr>
       <w:rPr>
-        <w:rFonts w:ascii="Symbol" w:hAnsi="Symbol" w:cs="Symbol" w:hint="default"/>
+        <w:rFonts w:hint="default" w:ascii="Symbol" w:hAnsi="Symbol" w:cs="Symbol"/>
       </w:rPr>
     </w:lvl>
     <w:lvl w:ilvl="1">
@@ -5932,7 +6893,7 @@
         <w:ind w:left="0" w:firstLine="0"/>
       </w:pPr>
       <w:rPr>
-        <w:rFonts w:ascii="Symbol" w:hAnsi="Symbol" w:cs="Symbol" w:hint="default"/>
+        <w:rFonts w:hint="default" w:ascii="Symbol" w:hAnsi="Symbol" w:cs="Symbol"/>
       </w:rPr>
     </w:lvl>
     <w:lvl w:ilvl="1">
@@ -6045,7 +7006,7 @@
         <w:ind w:left="0" w:firstLine="0"/>
       </w:pPr>
       <w:rPr>
-        <w:rFonts w:ascii="Symbol" w:hAnsi="Symbol" w:cs="Symbol" w:hint="default"/>
+        <w:rFonts w:hint="default" w:ascii="Symbol" w:hAnsi="Symbol" w:cs="Symbol"/>
       </w:rPr>
     </w:lvl>
     <w:lvl w:ilvl="1">
@@ -6158,7 +7119,7 @@
         <w:ind w:left="0" w:firstLine="0"/>
       </w:pPr>
       <w:rPr>
-        <w:rFonts w:ascii="Symbol" w:hAnsi="Symbol" w:cs="Symbol" w:hint="default"/>
+        <w:rFonts w:hint="default" w:ascii="Symbol" w:hAnsi="Symbol" w:cs="Symbol"/>
       </w:rPr>
     </w:lvl>
     <w:lvl w:ilvl="1">
@@ -6271,7 +7232,7 @@
         <w:ind w:left="0" w:firstLine="0"/>
       </w:pPr>
       <w:rPr>
-        <w:rFonts w:ascii="Symbol" w:hAnsi="Symbol" w:cs="Symbol" w:hint="default"/>
+        <w:rFonts w:hint="default" w:ascii="Symbol" w:hAnsi="Symbol" w:cs="Symbol"/>
       </w:rPr>
     </w:lvl>
     <w:lvl w:ilvl="1">
@@ -6479,7 +7440,7 @@
         <w:ind w:left="0" w:firstLine="0"/>
       </w:pPr>
       <w:rPr>
-        <w:rFonts w:ascii="Symbol" w:hAnsi="Symbol" w:cs="Symbol" w:hint="default"/>
+        <w:rFonts w:hint="default" w:ascii="Symbol" w:hAnsi="Symbol" w:cs="Symbol"/>
       </w:rPr>
     </w:lvl>
     <w:lvl w:ilvl="1">
@@ -6592,7 +7553,7 @@
         <w:ind w:left="0" w:firstLine="0"/>
       </w:pPr>
       <w:rPr>
-        <w:rFonts w:ascii="Symbol" w:hAnsi="Symbol" w:cs="Symbol" w:hint="default"/>
+        <w:rFonts w:hint="default" w:ascii="Symbol" w:hAnsi="Symbol" w:cs="Symbol"/>
       </w:rPr>
     </w:lvl>
     <w:lvl w:ilvl="1">
@@ -6692,72 +7653,72 @@
       </w:pPr>
     </w:lvl>
   </w:abstractNum>
-  <w:num w:numId="1">
+  <w:num w:numId="1" w16cid:durableId="1431199774">
     <w:abstractNumId w:val="8"/>
   </w:num>
-  <w:num w:numId="2">
+  <w:num w:numId="2" w16cid:durableId="417749580">
     <w:abstractNumId w:val="7"/>
   </w:num>
-  <w:num w:numId="3">
+  <w:num w:numId="3" w16cid:durableId="393090275">
     <w:abstractNumId w:val="14"/>
   </w:num>
-  <w:num w:numId="4">
+  <w:num w:numId="4" w16cid:durableId="1408189414">
     <w:abstractNumId w:val="18"/>
   </w:num>
-  <w:num w:numId="5">
+  <w:num w:numId="5" w16cid:durableId="1413044201">
     <w:abstractNumId w:val="2"/>
   </w:num>
-  <w:num w:numId="6">
+  <w:num w:numId="6" w16cid:durableId="674841301">
     <w:abstractNumId w:val="12"/>
   </w:num>
-  <w:num w:numId="7">
+  <w:num w:numId="7" w16cid:durableId="1230530433">
     <w:abstractNumId w:val="6"/>
   </w:num>
-  <w:num w:numId="8">
+  <w:num w:numId="8" w16cid:durableId="118300084">
     <w:abstractNumId w:val="3"/>
   </w:num>
-  <w:num w:numId="9">
+  <w:num w:numId="9" w16cid:durableId="882525197">
     <w:abstractNumId w:val="13"/>
   </w:num>
-  <w:num w:numId="10">
+  <w:num w:numId="10" w16cid:durableId="1418212738">
     <w:abstractNumId w:val="4"/>
   </w:num>
-  <w:num w:numId="11">
+  <w:num w:numId="11" w16cid:durableId="1588688425">
     <w:abstractNumId w:val="17"/>
   </w:num>
-  <w:num w:numId="12">
+  <w:num w:numId="12" w16cid:durableId="339165806">
     <w:abstractNumId w:val="10"/>
   </w:num>
-  <w:num w:numId="13">
+  <w:num w:numId="13" w16cid:durableId="137964719">
     <w:abstractNumId w:val="5"/>
   </w:num>
-  <w:num w:numId="14">
+  <w:num w:numId="14" w16cid:durableId="164446350">
     <w:abstractNumId w:val="11"/>
   </w:num>
-  <w:num w:numId="15">
+  <w:num w:numId="15" w16cid:durableId="325212237">
     <w:abstractNumId w:val="15"/>
   </w:num>
-  <w:num w:numId="16">
+  <w:num w:numId="16" w16cid:durableId="1944067300">
     <w:abstractNumId w:val="9"/>
   </w:num>
-  <w:num w:numId="17">
+  <w:num w:numId="17" w16cid:durableId="1898470585">
     <w:abstractNumId w:val="1"/>
   </w:num>
-  <w:num w:numId="18">
+  <w:num w:numId="18" w16cid:durableId="2071885326">
     <w:abstractNumId w:val="0"/>
   </w:num>
-  <w:num w:numId="19">
+  <w:num w:numId="19" w16cid:durableId="812407575">
     <w:abstractNumId w:val="16"/>
   </w:num>
 </w:numbering>
 </file>
 
 <file path=word/styles.xml><?xml version="1.0" encoding="utf-8"?>
-<w:styles xmlns:mc="http://schemas.openxmlformats.org/markup-compatibility/2006" xmlns:r="http://schemas.openxmlformats.org/officeDocument/2006/relationships" xmlns:w="http://schemas.openxmlformats.org/wordprocessingml/2006/main" xmlns:w14="http://schemas.microsoft.com/office/word/2010/wordml" xmlns:w15="http://schemas.microsoft.com/office/word/2012/wordml" xmlns:w16se="http://schemas.microsoft.com/office/word/2015/wordml/symex" mc:Ignorable="w14 w15 w16se">
+<w:styles xmlns:mc="http://schemas.openxmlformats.org/markup-compatibility/2006" xmlns:r="http://schemas.openxmlformats.org/officeDocument/2006/relationships" xmlns:w="http://schemas.openxmlformats.org/wordprocessingml/2006/main" xmlns:w14="http://schemas.microsoft.com/office/word/2010/wordml" xmlns:w15="http://schemas.microsoft.com/office/word/2012/wordml" xmlns:w16cex="http://schemas.microsoft.com/office/word/2018/wordml/cex" xmlns:w16cid="http://schemas.microsoft.com/office/word/2016/wordml/cid" xmlns:w16="http://schemas.microsoft.com/office/word/2018/wordml" xmlns:w16du="http://schemas.microsoft.com/office/word/2023/wordml/word16du" xmlns:w16sdtdh="http://schemas.microsoft.com/office/word/2020/wordml/sdtdatahash" xmlns:w16se="http://schemas.microsoft.com/office/word/2015/wordml/symex" mc:Ignorable="w14 w15 w16se w16cid w16 w16cex w16sdtdh w16du">
   <w:docDefaults>
     <w:rPrDefault>
       <w:rPr>
-        <w:rFonts w:ascii="Calibri" w:eastAsia="NSimSun" w:hAnsi="Calibri" w:cs="Arial"/>
+        <w:rFonts w:ascii="Calibri" w:hAnsi="Calibri" w:eastAsia="NSimSun" w:cs="Arial"/>
         <w:kern w:val="2"/>
         <w:sz w:val="22"/>
         <w:szCs w:val="24"/>
@@ -6766,7 +7727,799 @@
     </w:rPrDefault>
     <w:pPrDefault/>
   </w:docDefaults>
-  <w:latentStyles w:defLockedState="0" w:defUIPriority="99" w:defSemiHidden="0" w:defUnhideWhenUsed="0" w:defQFormat="0" w:count="371">
+  <w:latentStyles w:defLockedState="0" w:defUIPriority="99" w:defSemiHidden="0" w:defUnhideWhenUsed="0" w:defQFormat="0" w:count="376">
+    <w:lsdException w:name="Normal" w:uiPriority="0" w:qFormat="1"/>
+    <w:lsdException w:name="heading 1" w:uiPriority="9" w:qFormat="1"/>
+    <w:lsdException w:name="heading 2" w:uiPriority="9" w:semiHidden="1" w:unhideWhenUsed="1" w:qFormat="1"/>
+    <w:lsdException w:name="heading 3" w:uiPriority="9" w:semiHidden="1" w:unhideWhenUsed="1" w:qFormat="1"/>
+    <w:lsdException w:name="heading 4" w:uiPriority="9" w:semiHidden="1" w:unhideWhenUsed="1" w:qFormat="1"/>
+    <w:lsdException w:name="heading 5" w:uiPriority="9" w:semiHidden="1" w:unhideWhenUsed="1" w:qFormat="1"/>
+    <w:lsdException w:name="heading 6" w:uiPriority="9" w:semiHidden="1" w:unhideWhenUsed="1" w:qFormat="1"/>
+    <w:lsdException w:name="heading 7" w:uiPriority="9" w:semiHidden="1" w:unhideWhenUsed="1" w:qFormat="1"/>
+    <w:lsdException w:name="heading 8" w:uiPriority="9" w:semiHidden="1" w:unhideWhenUsed="1" w:qFormat="1"/>
+    <w:lsdException w:name="heading 9" w:uiPriority="9" w:semiHidden="1" w:unhideWhenUsed="1" w:qFormat="1"/>
+    <w:lsdException w:name="index 1" w:semiHidden="1" w:unhideWhenUsed="1"/>
+    <w:lsdException w:name="index 2" w:semiHidden="1" w:unhideWhenUsed="1"/>
+    <w:lsdException w:name="index 3" w:semiHidden="1" w:unhideWhenUsed="1"/>
+    <w:lsdException w:name="index 4" w:semiHidden="1" w:unhideWhenUsed="1"/>
+    <w:lsdException w:name="index 5" w:semiHidden="1" w:unhideWhenUsed="1"/>
+    <w:lsdException w:name="index 6" w:semiHidden="1" w:unhideWhenUsed="1"/>
+    <w:lsdException w:name="index 7" w:semiHidden="1" w:unhideWhenUsed="1"/>
+    <w:lsdException w:name="index 8" w:semiHidden="1" w:unhideWhenUsed="1"/>
+    <w:lsdException w:name="index 9" w:semiHidden="1" w:unhideWhenUsed="1"/>
+    <w:lsdException w:name="toc 1" w:uiPriority="39" w:semiHidden="1" w:unhideWhenUsed="1"/>
+    <w:lsdException w:name="toc 2" w:uiPriority="39" w:semiHidden="1" w:unhideWhenUsed="1"/>
+    <w:lsdException w:name="toc 3" w:uiPriority="39" w:semiHidden="1" w:unhideWhenUsed="1"/>
+    <w:lsdException w:name="toc 4" w:uiPriority="39" w:semiHidden="1" w:unhideWhenUsed="1"/>
+    <w:lsdException w:name="toc 5" w:uiPriority="39" w:semiHidden="1" w:unhideWhenUsed="1"/>
+    <w:lsdException w:name="toc 6" w:uiPriority="39" w:semiHidden="1" w:unhideWhenUsed="1"/>
+    <w:lsdException w:name="toc 7" w:uiPriority="39" w:semiHidden="1" w:unhideWhenUsed="1"/>
+    <w:lsdException w:name="toc 8" w:uiPriority="39" w:semiHidden="1" w:unhideWhenUsed="1"/>
+    <w:lsdException w:name="toc 9" w:uiPriority="39" w:semiHidden="1" w:unhideWhenUsed="1"/>
+    <w:lsdException w:name="Normal Indent" w:semiHidden="1" w:unhideWhenUsed="1"/>
+    <w:lsdException w:name="footnote text" w:semiHidden="1" w:unhideWhenUsed="1"/>
+    <w:lsdException w:name="annotation text" w:semiHidden="1" w:unhideWhenUsed="1"/>
+    <w:lsdException w:name="header" w:semiHidden="1" w:unhideWhenUsed="1"/>
+    <w:lsdException w:name="footer" w:semiHidden="1" w:unhideWhenUsed="1"/>
+    <w:lsdException w:name="index heading" w:semiHidden="1" w:unhideWhenUsed="1"/>
+    <w:lsdException w:name="caption" w:uiPriority="35" w:semiHidden="1" w:unhideWhenUsed="1" w:qFormat="1"/>
+    <w:lsdException w:name="table of figures" w:semiHidden="1" w:unhideWhenUsed="1"/>
+    <w:lsdException w:name="envelope address" w:semiHidden="1" w:unhideWhenUsed="1"/>
+    <w:lsdException w:name="envelope return" w:semiHidden="1" w:unhideWhenUsed="1"/>
+    <w:lsdException w:name="footnote reference" w:semiHidden="1" w:unhideWhenUsed="1"/>
+    <w:lsdException w:name="annotation reference" w:semiHidden="1" w:unhideWhenUsed="1"/>
+    <w:lsdException w:name="line number" w:semiHidden="1" w:unhideWhenUsed="1"/>
+    <w:lsdException w:name="page number" w:semiHidden="1" w:unhideWhenUsed="1"/>
+    <w:lsdException w:name="endnote reference" w:semiHidden="1" w:unhideWhenUsed="1"/>
+    <w:lsdException w:name="endnote text" w:semiHidden="1" w:unhideWhenUsed="1"/>
+    <w:lsdException w:name="table of authorities" w:semiHidden="1" w:unhideWhenUsed="1"/>
+    <w:lsdException w:name="macro" w:semiHidden="1" w:unhideWhenUsed="1"/>
+    <w:lsdException w:name="toa heading" w:semiHidden="1" w:unhideWhenUsed="1"/>
+    <w:lsdException w:name="List" w:semiHidden="1" w:unhideWhenUsed="1"/>
+    <w:lsdException w:name="List Bullet" w:semiHidden="1" w:unhideWhenUsed="1"/>
+    <w:lsdException w:name="List Number" w:semiHidden="1" w:unhideWhenUsed="1"/>
+    <w:lsdException w:name="List 2" w:semiHidden="1" w:unhideWhenUsed="1"/>
+    <w:lsdException w:name="List 3" w:semiHidden="1" w:unhideWhenUsed="1"/>
+    <w:lsdException w:name="List 4" w:semiHidden="1" w:unhideWhenUsed="1"/>
+    <w:lsdException w:name="List 5" w:semiHidden="1" w:unhideWhenUsed="1"/>
+    <w:lsdException w:name="List Bullet 2" w:semiHidden="1" w:unhideWhenUsed="1"/>
+    <w:lsdException w:name="List Bullet 3" w:semiHidden="1" w:unhideWhenUsed="1"/>
+    <w:lsdException w:name="List Bullet 4" w:semiHidden="1" w:unhideWhenUsed="1"/>
+    <w:lsdException w:name="List Bullet 5" w:semiHidden="1" w:unhideWhenUsed="1"/>
+    <w:lsdException w:name="List Number 2" w:semiHidden="1" w:unhideWhenUsed="1"/>
+    <w:lsdException w:name="List Number 3" w:semiHidden="1" w:unhideWhenUsed="1"/>
+    <w:lsdException w:name="List Number 4" w:semiHidden="1" w:unhideWhenUsed="1"/>
+    <w:lsdException w:name="List Number 5" w:semiHidden="1" w:unhideWhenUsed="1"/>
+    <w:lsdException w:name="Title" w:uiPriority="10" w:qFormat="1"/>
+    <w:lsdException w:name="Closing" w:semiHidden="1" w:unhideWhenUsed="1"/>
+    <w:lsdException w:name="Signature" w:semiHidden="1" w:unhideWhenUsed="1"/>
+    <w:lsdException w:name="Default Paragraph Font" w:uiPriority="1" w:semiHidden="1" w:unhideWhenUsed="1"/>
+    <w:lsdException w:name="Body Text" w:semiHidden="1" w:unhideWhenUsed="1"/>
+    <w:lsdException w:name="Body Text Indent" w:semiHidden="1" w:unhideWhenUsed="1"/>
+    <w:lsdException w:name="List Continue" w:semiHidden="1" w:unhideWhenUsed="1"/>
+    <w:lsdException w:name="List Continue 2" w:semiHidden="1" w:unhideWhenUsed="1"/>
+    <w:lsdException w:name="List Continue 3" w:semiHidden="1" w:unhideWhenUsed="1"/>
+    <w:lsdException w:name="List Continue 4" w:semiHidden="1" w:unhideWhenUsed="1"/>
+    <w:lsdException w:name="List Continue 5" w:semiHidden="1" w:unhideWhenUsed="1"/>
+    <w:lsdException w:name="Message Header" w:semiHidden="1" w:unhideWhenUsed="1"/>
+    <w:lsdException w:name="Subtitle" w:uiPriority="11" w:qFormat="1"/>
+    <w:lsdException w:name="Salutation" w:semiHidden="1" w:unhideWhenUsed="1"/>
+    <w:lsdException w:name="Date" w:semiHidden="1" w:unhideWhenUsed="1"/>
+    <w:lsdException w:name="Body Text First Indent" w:semiHidden="1" w:unhideWhenUsed="1"/>
+    <w:lsdException w:name="Body Text First Indent 2" w:semiHidden="1" w:unhideWhenUsed="1"/>
+    <w:lsdException w:name="Note Heading" w:semiHidden="1" w:unhideWhenUsed="1"/>
+    <w:lsdException w:name="Body Text 2" w:semiHidden="1" w:unhideWhenUsed="1"/>
+    <w:lsdException w:name="Body Text 3" w:semiHidden="1" w:unhideWhenUsed="1"/>
+    <w:lsdException w:name="Body Text Indent 2" w:semiHidden="1" w:unhideWhenUsed="1"/>
+    <w:lsdException w:name="Body Text Indent 3" w:semiHidden="1" w:unhideWhenUsed="1"/>
+    <w:lsdException w:name="Block Text" w:semiHidden="1" w:unhideWhenUsed="1"/>
+    <w:lsdException w:name="Hyperlink" w:semiHidden="1" w:unhideWhenUsed="1"/>
+    <w:lsdException w:name="FollowedHyperlink" w:semiHidden="1" w:unhideWhenUsed="1"/>
+    <w:lsdException w:name="Strong" w:uiPriority="22" w:qFormat="1"/>
+    <w:lsdException w:name="Emphasis" w:uiPriority="20" w:qFormat="1"/>
+    <w:lsdException w:name="Document Map" w:semiHidden="1" w:unhideWhenUsed="1"/>
+    <w:lsdException w:name="Plain Text" w:semiHidden="1" w:unhideWhenUsed="1"/>
+    <w:lsdException w:name="E-mail Signature" w:semiHidden="1" w:unhideWhenUsed="1"/>
+    <w:lsdException w:name="HTML Top of Form" w:semiHidden="1" w:unhideWhenUsed="1"/>
+    <w:lsdException w:name="HTML Bottom of Form" w:semiHidden="1" w:unhideWhenUsed="1"/>
+    <w:lsdException w:name="Normal (Web)" w:semiHidden="1" w:unhideWhenUsed="1"/>
+    <w:lsdException w:name="HTML Acronym" w:semiHidden="1" w:unhideWhenUsed="1"/>
+    <w:lsdException w:name="HTML Address" w:semiHidden="1" w:unhideWhenUsed="1"/>
+    <w:lsdException w:name="HTML Cite" w:semiHidden="1" w:unhideWhenUsed="1"/>
+    <w:lsdException w:name="HTML Code" w:semiHidden="1" w:unhideWhenUsed="1"/>
+    <w:lsdException w:name="HTML Definition" w:semiHidden="1" w:unhideWhenUsed="1"/>
+    <w:lsdException w:name="HTML Keyboard" w:semiHidden="1" w:unhideWhenUsed="1"/>
+    <w:lsdException w:name="HTML Preformatted" w:semiHidden="1" w:unhideWhenUsed="1"/>
+    <w:lsdException w:name="HTML Sample" w:semiHidden="1" w:unhideWhenUsed="1"/>
+    <w:lsdException w:name="HTML Typewriter" w:semiHidden="1" w:unhideWhenUsed="1"/>
+    <w:lsdException w:name="HTML Variable" w:semiHidden="1" w:unhideWhenUsed="1"/>
+    <w:lsdException w:name="Normal Table" w:semiHidden="1" w:unhideWhenUsed="1"/>
+    <w:lsdException w:name="annotation subject" w:semiHidden="1" w:unhideWhenUsed="1"/>
+    <w:lsdException w:name="No List" w:semiHidden="1" w:unhideWhenUsed="1"/>
+    <w:lsdException w:name="Outline List 1" w:semiHidden="1" w:unhideWhenUsed="1"/>
+    <w:lsdException w:name="Outline List 2" w:semiHidden="1" w:unhideWhenUsed="1"/>
+    <w:lsdException w:name="Outline List 3" w:semiHidden="1" w:unhideWhenUsed="1"/>
+    <w:lsdException w:name="Table Simple 1" w:semiHidden="1" w:unhideWhenUsed="1"/>
+    <w:lsdException w:name="Table Simple 2" w:semiHidden="1" w:unhideWhenUsed="1"/>
+    <w:lsdException w:name="Table Simple 3" w:semiHidden="1" w:unhideWhenUsed="1"/>
+    <w:lsdException w:name="Table Classic 1" w:semiHidden="1" w:unhideWhenUsed="1"/>
+    <w:lsdException w:name="Table Classic 2" w:semiHidden="1" w:unhideWhenUsed="1"/>
+    <w:lsdException w:name="Table Classic 3" w:semiHidden="1" w:unhideWhenUsed="1"/>
+    <w:lsdException w:name="Table Classic 4" w:semiHidden="1" w:unhideWhenUsed="1"/>
+    <w:lsdException w:name="Table Colorful 1" w:semiHidden="1" w:unhideWhenUsed="1"/>
+    <w:lsdException w:name="Table Colorful 2" w:semiHidden="1" w:unhideWhenUsed="1"/>
+    <w:lsdException w:name="Table Colorful 3" w:semiHidden="1" w:unhideWhenUsed="1"/>
+    <w:lsdException w:name="Table Columns 1" w:semiHidden="1" w:unhideWhenUsed="1"/>
+    <w:lsdException w:name="Table Columns 2" w:semiHidden="1" w:unhideWhenUsed="1"/>
+    <w:lsdException w:name="Table Columns 3" w:semiHidden="1" w:unhideWhenUsed="1"/>
+    <w:lsdException w:name="Table Columns 4" w:semiHidden="1" w:unhideWhenUsed="1"/>
+    <w:lsdException w:name="Table Columns 5" w:semiHidden="1" w:unhideWhenUsed="1"/>
+    <w:lsdException w:name="Table Grid 1" w:semiHidden="1" w:unhideWhenUsed="1"/>
+    <w:lsdException w:name="Table Grid 2" w:semiHidden="1" w:unhideWhenUsed="1"/>
+    <w:lsdException w:name="Table Grid 3" w:semiHidden="1" w:unhideWhenUsed="1"/>
+    <w:lsdException w:name="Table Grid 4" w:semiHidden="1" w:unhideWhenUsed="1"/>
+    <w:lsdException w:name="Table Grid 5" w:semiHidden="1" w:unhideWhenUsed="1"/>
+    <w:lsdException w:name="Table Grid 6" w:semiHidden="1" w:unhideWhenUsed="1"/>
+    <w:lsdException w:name="Table Grid 7" w:semiHidden="1" w:unhideWhenUsed="1"/>
+    <w:lsdException w:name="Table Grid 8" w:semiHidden="1" w:unhideWhenUsed="1"/>
+    <w:lsdException w:name="Table List 1" w:semiHidden="1" w:unhideWhenUsed="1"/>
+    <w:lsdException w:name="Table List 2" w:semiHidden="1" w:unhideWhenUsed="1"/>
+    <w:lsdException w:name="Table List 3" w:semiHidden="1" w:unhideWhenUsed="1"/>
+    <w:lsdException w:name="Table List 4" w:semiHidden="1" w:unhideWhenUsed="1"/>
+    <w:lsdException w:name="Table List 5" w:semiHidden="1" w:unhideWhenUsed="1"/>
+    <w:lsdException w:name="Table List 6" w:semiHidden="1" w:unhideWhenUsed="1"/>
+    <w:lsdException w:name="Table List 7" w:semiHidden="1" w:unhideWhenUsed="1"/>
+    <w:lsdException w:name="Table List 8" w:semiHidden="1" w:unhideWhenUsed="1"/>
+    <w:lsdException w:name="Table 3D effects 1" w:semiHidden="1" w:unhideWhenUsed="1"/>
+    <w:lsdException w:name="Table 3D effects 2" w:semiHidden="1" w:unhideWhenUsed="1"/>
+    <w:lsdException w:name="Table 3D effects 3" w:semiHidden="1" w:unhideWhenUsed="1"/>
+    <w:lsdException w:name="Table Contemporary" w:semiHidden="1" w:unhideWhenUsed="1"/>
+    <w:lsdException w:name="Table Elegant" w:semiHidden="1" w:unhideWhenUsed="1"/>
+    <w:lsdException w:name="Table Professional" w:semiHidden="1" w:unhideWhenUsed="1"/>
+    <w:lsdException w:name="Table Subtle 1" w:semiHidden="1" w:unhideWhenUsed="1"/>
+    <w:lsdException w:name="Table Subtle 2" w:semiHidden="1" w:unhideWhenUsed="1"/>
+    <w:lsdException w:name="Table Web 1" w:semiHidden="1" w:unhideWhenUsed="1"/>
+    <w:lsdException w:name="Table Web 2" w:semiHidden="1" w:unhideWhenUsed="1"/>
+    <w:lsdException w:name="Table Web 3" w:semiHidden="1" w:unhideWhenUsed="1"/>
+    <w:lsdException w:name="Balloon Text" w:semiHidden="1" w:unhideWhenUsed="1"/>
+    <w:lsdException w:name="Table Grid" w:uiPriority="39"/>
+    <w:lsdException w:name="Table Theme" w:semiHidden="1" w:unhideWhenUsed="1"/>
+    <w:lsdException w:name="Placeholder Text" w:semiHidden="1"/>
+    <w:lsdException w:name="No Spacing" w:uiPriority="1" w:qFormat="1"/>
+    <w:lsdException w:name="Light Shading" w:uiPriority="60"/>
+    <w:lsdException w:name="Light List" w:uiPriority="61"/>
+    <w:lsdException w:name="Light Grid" w:uiPriority="62"/>
+    <w:lsdException w:name="Medium Shading 1" w:uiPriority="63"/>
+    <w:lsdException w:name="Medium Shading 2" w:uiPriority="64"/>
+    <w:lsdException w:name="Medium List 1" w:uiPriority="65"/>
+    <w:lsdException w:name="Medium List 2" w:uiPriority="66"/>
+    <w:lsdException w:name="Medium Grid 1" w:uiPriority="67"/>
+    <w:lsdException w:name="Medium Grid 2" w:uiPriority="68"/>
+    <w:lsdException w:name="Medium Grid 3" w:uiPriority="69"/>
+    <w:lsdException w:name="Dark List" w:uiPriority="70"/>
+    <w:lsdException w:name="Colorful Shading" w:uiPriority="71"/>
+    <w:lsdException w:name="Colorful List" w:uiPriority="72"/>
+    <w:lsdException w:name="Colorful Grid" w:uiPriority="73"/>
+    <w:lsdException w:name="Light Shading Accent 1" w:uiPriority="60"/>
+    <w:lsdException w:name="Light List Accent 1" w:uiPriority="61"/>
+    <w:lsdException w:name="Light Grid Accent 1" w:uiPriority="62"/>
+    <w:lsdException w:name="Medium Shading 1 Accent 1" w:uiPriority="63"/>
+    <w:lsdException w:name="Medium Shading 2 Accent 1" w:uiPriority="64"/>
+    <w:lsdException w:name="Medium List 1 Accent 1" w:uiPriority="65"/>
+    <w:lsdException w:name="Revision" w:semiHidden="1"/>
+    <w:lsdException w:name="List Paragraph" w:uiPriority="34" w:qFormat="1"/>
+    <w:lsdException w:name="Quote" w:uiPriority="29" w:qFormat="1"/>
+    <w:lsdException w:name="Intense Quote" w:uiPriority="30" w:qFormat="1"/>
+    <w:lsdException w:name="Medium List 2 Accent 1" w:uiPriority="66"/>
+    <w:lsdException w:name="Medium Grid 1 Accent 1" w:uiPriority="67"/>
+    <w:lsdException w:name="Medium Grid 2 Accent 1" w:uiPriority="68"/>
+    <w:lsdException w:name="Medium Grid 3 Accent 1" w:uiPriority="69"/>
+    <w:lsdException w:name="Dark List Accent 1" w:uiPriority="70"/>
+    <w:lsdException w:name="Colorful Shading Accent 1" w:uiPriority="71"/>
+    <w:lsdException w:name="Colorful List Accent 1" w:uiPriority="72"/>
+    <w:lsdException w:name="Colorful Grid Accent 1" w:uiPriority="73"/>
+    <w:lsdException w:name="Light Shading Accent 2" w:uiPriority="60"/>
+    <w:lsdException w:name="Light List Accent 2" w:uiPriority="61"/>
+    <w:lsdException w:name="Light Grid Accent 2" w:uiPriority="62"/>
+    <w:lsdException w:name="Medium Shading 1 Accent 2" w:uiPriority="63"/>
+    <w:lsdException w:name="Medium Shading 2 Accent 2" w:uiPriority="64"/>
+    <w:lsdException w:name="Medium List 1 Accent 2" w:uiPriority="65"/>
+    <w:lsdException w:name="Medium List 2 Accent 2" w:uiPriority="66"/>
+    <w:lsdException w:name="Medium Grid 1 Accent 2" w:uiPriority="67"/>
+    <w:lsdException w:name="Medium Grid 2 Accent 2" w:uiPriority="68"/>
+    <w:lsdException w:name="Medium Grid 3 Accent 2" w:uiPriority="69"/>
+    <w:lsdException w:name="Dark List Accent 2" w:uiPriority="70"/>
+    <w:lsdException w:name="Colorful Shading Accent 2" w:uiPriority="71"/>
+    <w:lsdException w:name="Colorful List Accent 2" w:uiPriority="72"/>
+    <w:lsdException w:name="Colorful Grid Accent 2" w:uiPriority="73"/>
+    <w:lsdException w:name="Light Shading Accent 3" w:uiPriority="60"/>
+    <w:lsdException w:name="Light List Accent 3" w:uiPriority="61"/>
+    <w:lsdException w:name="Light Grid Accent 3" w:uiPriority="62"/>
+    <w:lsdException w:name="Medium Shading 1 Accent 3" w:uiPriority="63"/>
+    <w:lsdException w:name="Medium Shading 2 Accent 3" w:uiPriority="64"/>
+    <w:lsdException w:name="Medium List 1 Accent 3" w:uiPriority="65"/>
+    <w:lsdException w:name="Medium List 2 Accent 3" w:uiPriority="66"/>
+    <w:lsdException w:name="Medium Grid 1 Accent 3" w:uiPriority="67"/>
+    <w:lsdException w:name="Medium Grid 2 Accent 3" w:uiPriority="68"/>
+    <w:lsdException w:name="Medium Grid 3 Accent 3" w:uiPriority="69"/>
+    <w:lsdException w:name="Dark List Accent 3" w:uiPriority="70"/>
+    <w:lsdException w:name="Colorful Shading Accent 3" w:uiPriority="71"/>
+    <w:lsdException w:name="Colorful List Accent 3" w:uiPriority="72"/>
+    <w:lsdException w:name="Colorful Grid Accent 3" w:uiPriority="73"/>
+    <w:lsdException w:name="Light Shading Accent 4" w:uiPriority="60"/>
+    <w:lsdException w:name="Light List Accent 4" w:uiPriority="61"/>
+    <w:lsdException w:name="Light Grid Accent 4" w:uiPriority="62"/>
+    <w:lsdException w:name="Medium Shading 1 Accent 4" w:uiPriority="63"/>
+    <w:lsdException w:name="Medium Shading 2 Accent 4" w:uiPriority="64"/>
+    <w:lsdException w:name="Medium List 1 Accent 4" w:uiPriority="65"/>
+    <w:lsdException w:name="Medium List 2 Accent 4" w:uiPriority="66"/>
+    <w:lsdException w:name="Medium Grid 1 Accent 4" w:uiPriority="67"/>
+    <w:lsdException w:name="Medium Grid 2 Accent 4" w:uiPriority="68"/>
+    <w:lsdException w:name="Medium Grid 3 Accent 4" w:uiPriority="69"/>
+    <w:lsdException w:name="Dark List Accent 4" w:uiPriority="70"/>
+    <w:lsdException w:name="Colorful Shading Accent 4" w:uiPriority="71"/>
+    <w:lsdException w:name="Colorful List Accent 4" w:uiPriority="72"/>
+    <w:lsdException w:name="Colorful Grid Accent 4" w:uiPriority="73"/>
+    <w:lsdException w:name="Light Shading Accent 5" w:uiPriority="60"/>
+    <w:lsdException w:name="Light List Accent 5" w:uiPriority="61"/>
+    <w:lsdException w:name="Light Grid Accent 5" w:uiPriority="62"/>
+    <w:lsdException w:name="Medium Shading 1 Accent 5" w:uiPriority="63"/>
+    <w:lsdException w:name="Medium Shading 2 Accent 5" w:uiPriority="64"/>
+    <w:lsdException w:name="Medium List 1 Accent 5" w:uiPriority="65"/>
+    <w:lsdException w:name="Medium List 2 Accent 5" w:uiPriority="66"/>
+    <w:lsdException w:name="Medium Grid 1 Accent 5" w:uiPriority="67"/>
+    <w:lsdException w:name="Medium Grid 2 Accent 5" w:uiPriority="68"/>
+    <w:lsdException w:name="Medium Grid 3 Accent 5" w:uiPriority="69"/>
+    <w:lsdException w:name="Dark List Accent 5" w:uiPriority="70"/>
+    <w:lsdException w:name="Colorful Shading Accent 5" w:uiPriority="71"/>
+    <w:lsdException w:name="Colorful List Accent 5" w:uiPriority="72"/>
+    <w:lsdException w:name="Colorful Grid Accent 5" w:uiPriority="73"/>
+    <w:lsdException w:name="Light Shading Accent 6" w:uiPriority="60"/>
+    <w:lsdException w:name="Light List Accent 6" w:uiPriority="61"/>
+    <w:lsdException w:name="Light Grid Accent 6" w:uiPriority="62"/>
+    <w:lsdException w:name="Medium Shading 1 Accent 6" w:uiPriority="63"/>
+    <w:lsdException w:name="Medium Shading 2 Accent 6" w:uiPriority="64"/>
+    <w:lsdException w:name="Medium List 1 Accent 6" w:uiPriority="65"/>
+    <w:lsdException w:name="Medium List 2 Accent 6" w:uiPriority="66"/>
+    <w:lsdException w:name="Medium Grid 1 Accent 6" w:uiPriority="67"/>
+    <w:lsdException w:name="Medium Grid 2 Accent 6" w:uiPriority="68"/>
+    <w:lsdException w:name="Medium Grid 3 Accent 6" w:uiPriority="69"/>
+    <w:lsdException w:name="Dark List Accent 6" w:uiPriority="70"/>
+    <w:lsdException w:name="Colorful Shading Accent 6" w:uiPriority="71"/>
+    <w:lsdException w:name="Colorful List Accent 6" w:uiPriority="72"/>
+    <w:lsdException w:name="Colorful Grid Accent 6" w:uiPriority="73"/>
+    <w:lsdException w:name="Subtle Emphasis" w:uiPriority="19" w:qFormat="1"/>
+    <w:lsdException w:name="Intense Emphasis" w:uiPriority="21" w:qFormat="1"/>
+    <w:lsdException w:name="Subtle Reference" w:uiPriority="31" w:qFormat="1"/>
+    <w:lsdException w:name="Intense Reference" w:uiPriority="32" w:qFormat="1"/>
+    <w:lsdException w:name="Book Title" w:uiPriority="33" w:qFormat="1"/>
+    <w:lsdException w:name="Bibliography" w:uiPriority="37" w:semiHidden="1" w:unhideWhenUsed="1"/>
+    <w:lsdException w:name="TOC Heading" w:uiPriority="39" w:semiHidden="1" w:unhideWhenUsed="1" w:qFormat="1"/>
+    <w:lsdException w:name="Plain Table 1" w:uiPriority="41"/>
+    <w:lsdException w:name="Plain Table 2" w:uiPriority="42"/>
+    <w:lsdException w:name="Plain Table 3" w:uiPriority="43"/>
+    <w:lsdException w:name="Plain Table 4" w:uiPriority="44"/>
+    <w:lsdException w:name="Plain Table 5" w:uiPriority="45"/>
+    <w:lsdException w:name="Grid Table Light" w:uiPriority="40"/>
+    <w:lsdException w:name="Grid Table 1 Light" w:uiPriority="46"/>
+    <w:lsdException w:name="Grid Table 2" w:uiPriority="47"/>
+    <w:lsdException w:name="Grid Table 3" w:uiPriority="48"/>
+    <w:lsdException w:name="Grid Table 4" w:uiPriority="49"/>
+    <w:lsdException w:name="Grid Table 5 Dark" w:uiPriority="50"/>
+    <w:lsdException w:name="Grid Table 6 Colorful" w:uiPriority="51"/>
+    <w:lsdException w:name="Grid Table 7 Colorful" w:uiPriority="52"/>
+    <w:lsdException w:name="Grid Table 1 Light Accent 1" w:uiPriority="46"/>
+    <w:lsdException w:name="Grid Table 2 Accent 1" w:uiPriority="47"/>
+    <w:lsdException w:name="Grid Table 3 Accent 1" w:uiPriority="48"/>
+    <w:lsdException w:name="Grid Table 4 Accent 1" w:uiPriority="49"/>
+    <w:lsdException w:name="Grid Table 5 Dark Accent 1" w:uiPriority="50"/>
+    <w:lsdException w:name="Grid Table 6 Colorful Accent 1" w:uiPriority="51"/>
+    <w:lsdException w:name="Grid Table 7 Colorful Accent 1" w:uiPriority="52"/>
+    <w:lsdException w:name="Grid Table 1 Light Accent 2" w:uiPriority="46"/>
+    <w:lsdException w:name="Grid Table 2 Accent 2" w:uiPriority="47"/>
+    <w:lsdException w:name="Grid Table 3 Accent 2" w:uiPriority="48"/>
+    <w:lsdException w:name="Grid Table 4 Accent 2" w:uiPriority="49"/>
+    <w:lsdException w:name="Grid Table 5 Dark Accent 2" w:uiPriority="50"/>
+    <w:lsdException w:name="Grid Table 6 Colorful Accent 2" w:uiPriority="51"/>
+    <w:lsdException w:name="Grid Table 7 Colorful Accent 2" w:uiPriority="52"/>
+    <w:lsdException w:name="Grid Table 1 Light Accent 3" w:uiPriority="46"/>
+    <w:lsdException w:name="Grid Table 2 Accent 3" w:uiPriority="47"/>
+    <w:lsdException w:name="Grid Table 3 Accent 3" w:uiPriority="48"/>
+    <w:lsdException w:name="Grid Table 4 Accent 3" w:uiPriority="49"/>
+    <w:lsdException w:name="Grid Table 5 Dark Accent 3" w:uiPriority="50"/>
+    <w:lsdException w:name="Grid Table 6 Colorful Accent 3" w:uiPriority="51"/>
+    <w:lsdException w:name="Grid Table 7 Colorful Accent 3" w:uiPriority="52"/>
+    <w:lsdException w:name="Grid Table 1 Light Accent 4" w:uiPriority="46"/>
+    <w:lsdException w:name="Grid Table 2 Accent 4" w:uiPriority="47"/>
+    <w:lsdException w:name="Grid Table 3 Accent 4" w:uiPriority="48"/>
+    <w:lsdException w:name="Grid Table 4 Accent 4" w:uiPriority="49"/>
+    <w:lsdException w:name="Grid Table 5 Dark Accent 4" w:uiPriority="50"/>
+    <w:lsdException w:name="Grid Table 6 Colorful Accent 4" w:uiPriority="51"/>
+    <w:lsdException w:name="Grid Table 7 Colorful Accent 4" w:uiPriority="52"/>
+    <w:lsdException w:name="Grid Table 1 Light Accent 5" w:uiPriority="46"/>
+    <w:lsdException w:name="Grid Table 2 Accent 5" w:uiPriority="47"/>
+    <w:lsdException w:name="Grid Table 3 Accent 5" w:uiPriority="48"/>
+    <w:lsdException w:name="Grid Table 4 Accent 5" w:uiPriority="49"/>
+    <w:lsdException w:name="Grid Table 5 Dark Accent 5" w:uiPriority="50"/>
+    <w:lsdException w:name="Grid Table 6 Colorful Accent 5" w:uiPriority="51"/>
+    <w:lsdException w:name="Grid Table 7 Colorful Accent 5" w:uiPriority="52"/>
+    <w:lsdException w:name="Grid Table 1 Light Accent 6" w:uiPriority="46"/>
+    <w:lsdException w:name="Grid Table 2 Accent 6" w:uiPriority="47"/>
+    <w:lsdException w:name="Grid Table 3 Accent 6" w:uiPriority="48"/>
+    <w:lsdException w:name="Grid Table 4 Accent 6" w:uiPriority="49"/>
+    <w:lsdException w:name="Grid Table 5 Dark Accent 6" w:uiPriority="50"/>
+    <w:lsdException w:name="Grid Table 6 Colorful Accent 6" w:uiPriority="51"/>
+    <w:lsdException w:name="Grid Table 7 Colorful Accent 6" w:uiPriority="52"/>
+    <w:lsdException w:name="List Table 1 Light" w:uiPriority="46"/>
+    <w:lsdException w:name="List Table 2" w:uiPriority="47"/>
+    <w:lsdException w:name="List Table 3" w:uiPriority="48"/>
+    <w:lsdException w:name="List Table 4" w:uiPriority="49"/>
+    <w:lsdException w:name="List Table 5 Dark" w:uiPriority="50"/>
+    <w:lsdException w:name="List Table 6 Colorful" w:uiPriority="51"/>
+    <w:lsdException w:name="List Table 7 Colorful" w:uiPriority="52"/>
+    <w:lsdException w:name="List Table 1 Light Accent 1" w:uiPriority="46"/>
+    <w:lsdException w:name="List Table 2 Accent 1" w:uiPriority="47"/>
+    <w:lsdException w:name="List Table 3 Accent 1" w:uiPriority="48"/>
+    <w:lsdException w:name="List Table 4 Accent 1" w:uiPriority="49"/>
+    <w:lsdException w:name="List Table 5 Dark Accent 1" w:uiPriority="50"/>
+    <w:lsdException w:name="List Table 6 Colorful Accent 1" w:uiPriority="51"/>
+    <w:lsdException w:name="List Table 7 Colorful Accent 1" w:uiPriority="52"/>
+    <w:lsdException w:name="List Table 1 Light Accent 2" w:uiPriority="46"/>
+    <w:lsdException w:name="List Table 2 Accent 2" w:uiPriority="47"/>
+    <w:lsdException w:name="List Table 3 Accent 2" w:uiPriority="48"/>
+    <w:lsdException w:name="List Table 4 Accent 2" w:uiPriority="49"/>
+    <w:lsdException w:name="List Table 5 Dark Accent 2" w:uiPriority="50"/>
+    <w:lsdException w:name="List Table 6 Colorful Accent 2" w:uiPriority="51"/>
+    <w:lsdException w:name="List Table 7 Colorful Accent 2" w:uiPriority="52"/>
+    <w:lsdException w:name="List Table 1 Light Accent 3" w:uiPriority="46"/>
+    <w:lsdException w:name="List Table 2 Accent 3" w:uiPriority="47"/>
+    <w:lsdException w:name="List Table 3 Accent 3" w:uiPriority="48"/>
+    <w:lsdException w:name="List Table 4 Accent 3" w:uiPriority="49"/>
+    <w:lsdException w:name="List Table 5 Dark Accent 3" w:uiPriority="50"/>
+    <w:lsdException w:name="List Table 6 Colorful Accent 3" w:uiPriority="51"/>
+    <w:lsdException w:name="List Table 7 Colorful Accent 3" w:uiPriority="52"/>
+    <w:lsdException w:name="List Table 1 Light Accent 4" w:uiPriority="46"/>
+    <w:lsdException w:name="List Table 2 Accent 4" w:uiPriority="47"/>
+    <w:lsdException w:name="List Table 3 Accent 4" w:uiPriority="48"/>
+    <w:lsdException w:name="List Table 4 Accent 4" w:uiPriority="49"/>
+    <w:lsdException w:name="List Table 5 Dark Accent 4" w:uiPriority="50"/>
+    <w:lsdException w:name="List Table 6 Colorful Accent 4" w:uiPriority="51"/>
+    <w:lsdException w:name="List Table 7 Colorful Accent 4" w:uiPriority="52"/>
+    <w:lsdException w:name="List Table 1 Light Accent 5" w:uiPriority="46"/>
+    <w:lsdException w:name="List Table 2 Accent 5" w:uiPriority="47"/>
+    <w:lsdException w:name="List Table 3 Accent 5" w:uiPriority="48"/>
+    <w:lsdException w:name="List Table 4 Accent 5" w:uiPriority="49"/>
+    <w:lsdException w:name="List Table 5 Dark Accent 5" w:uiPriority="50"/>
+    <w:lsdException w:name="List Table 6 Colorful Accent 5" w:uiPriority="51"/>
+    <w:lsdException w:name="List Table 7 Colorful Accent 5" w:uiPriority="52"/>
+    <w:lsdException w:name="List Table 1 Light Accent 6" w:uiPriority="46"/>
+    <w:lsdException w:name="List Table 2 Accent 6" w:uiPriority="47"/>
+    <w:lsdException w:name="List Table 3 Accent 6" w:uiPriority="48"/>
+    <w:lsdException w:name="List Table 4 Accent 6" w:uiPriority="49"/>
+    <w:lsdException w:name="List Table 5 Dark Accent 6" w:uiPriority="50"/>
+    <w:lsdException w:name="List Table 6 Colorful Accent 6" w:uiPriority="51"/>
+    <w:lsdException w:name="List Table 7 Colorful Accent 6" w:uiPriority="52"/>
+    <w:lsdException w:name="Mention" w:semiHidden="1" w:unhideWhenUsed="1"/>
+    <w:lsdException w:name="Smart Hyperlink" w:semiHidden="1" w:unhideWhenUsed="1"/>
+    <w:lsdException w:name="Hashtag" w:semiHidden="1" w:unhideWhenUsed="1"/>
+    <w:lsdException w:name="Unresolved Mention" w:semiHidden="1" w:unhideWhenUsed="1"/>
+    <w:lsdException w:name="Smart Link" w:semiHidden="1" w:unhideWhenUsed="1"/>
+  </w:latentStyles>
+  <w:style w:type="paragraph" w:styleId="Normal" w:default="1">
+    <w:name w:val="Normal"/>
+    <w:qFormat/>
+    <w:pPr>
+      <w:widowControl w:val="0"/>
+    </w:pPr>
+  </w:style>
+  <w:style w:type="paragraph" w:styleId="Ttulo2">
+    <w:name w:val="heading 2"/>
+    <w:basedOn w:val="Normal"/>
+    <w:next w:val="Normal"/>
+    <w:link w:val="Ttulo2Car"/>
+    <w:uiPriority w:val="9"/>
+    <w:unhideWhenUsed/>
+    <w:qFormat/>
+    <w:rsid w:val="00301F69"/>
+    <w:pPr>
+      <w:keepNext/>
+      <w:keepLines/>
+      <w:spacing w:before="40"/>
+      <w:outlineLvl w:val="1"/>
+    </w:pPr>
+    <w:rPr>
+      <w:rFonts w:cs="Mangal" w:asciiTheme="majorHAnsi" w:hAnsiTheme="majorHAnsi" w:eastAsiaTheme="majorEastAsia"/>
+      <w:color w:val="2E74B5" w:themeColor="accent1" w:themeShade="BF"/>
+      <w:sz w:val="26"/>
+      <w:szCs w:val="23"/>
+    </w:rPr>
+  </w:style>
+  <w:style w:type="character" w:styleId="Fuentedeprrafopredeter" w:default="1">
+    <w:name w:val="Default Paragraph Font"/>
+    <w:uiPriority w:val="1"/>
+    <w:semiHidden/>
+    <w:unhideWhenUsed/>
+  </w:style>
+  <w:style w:type="table" w:styleId="Tablanormal" w:default="1">
+    <w:name w:val="Normal Table"/>
+    <w:uiPriority w:val="99"/>
+    <w:semiHidden/>
+    <w:unhideWhenUsed/>
+    <w:tblPr>
+      <w:tblInd w:w="0" w:type="dxa"/>
+      <w:tblCellMar>
+        <w:top w:w="0" w:type="dxa"/>
+        <w:left w:w="108" w:type="dxa"/>
+        <w:bottom w:w="0" w:type="dxa"/>
+        <w:right w:w="108" w:type="dxa"/>
+      </w:tblCellMar>
+    </w:tblPr>
+  </w:style>
+  <w:style w:type="numbering" w:styleId="Sinlista" w:default="1">
+    <w:name w:val="No List"/>
+    <w:uiPriority w:val="99"/>
+    <w:semiHidden/>
+    <w:unhideWhenUsed/>
+  </w:style>
+  <w:style w:type="character" w:styleId="ListLabel1" w:customStyle="1">
+    <w:name w:val="ListLabel 1"/>
+    <w:qFormat/>
+    <w:rPr>
+      <w:rFonts w:ascii="Calibri" w:hAnsi="Calibri" w:eastAsia="Calibri" w:cs="Calibri"/>
+      <w:b/>
+      <w:i/>
+      <w:color w:val="0000FF"/>
+      <w:spacing w:val="0"/>
+      <w:sz w:val="22"/>
+      <w:u w:val="single"/>
+      <w:shd w:val="clear" w:color="auto" w:fill="auto"/>
+    </w:rPr>
+  </w:style>
+  <w:style w:type="character" w:styleId="EnlacedeInternet" w:customStyle="1">
+    <w:name w:val="Enlace de Internet"/>
+    <w:rPr>
+      <w:color w:val="000080"/>
+      <w:u w:val="single"/>
+    </w:rPr>
+  </w:style>
+  <w:style w:type="paragraph" w:styleId="Ttulo">
+    <w:name w:val="Title"/>
+    <w:basedOn w:val="Normal"/>
+    <w:next w:val="Textoindependiente"/>
+    <w:qFormat/>
+    <w:pPr>
+      <w:keepNext/>
+      <w:spacing w:before="240" w:after="120"/>
+    </w:pPr>
+    <w:rPr>
+      <w:rFonts w:ascii="Liberation Sans" w:hAnsi="Liberation Sans" w:eastAsia="Microsoft YaHei"/>
+      <w:sz w:val="28"/>
+      <w:szCs w:val="28"/>
+    </w:rPr>
+  </w:style>
+  <w:style w:type="paragraph" w:styleId="Textoindependiente">
+    <w:name w:val="Body Text"/>
+    <w:basedOn w:val="Normal"/>
+    <w:pPr>
+      <w:spacing w:after="140" w:line="276" w:lineRule="auto"/>
+    </w:pPr>
+  </w:style>
+  <w:style w:type="paragraph" w:styleId="Lista">
+    <w:name w:val="List"/>
+    <w:basedOn w:val="Textoindependiente"/>
+  </w:style>
+  <w:style w:type="paragraph" w:styleId="Descripcin">
+    <w:name w:val="caption"/>
+    <w:basedOn w:val="Normal"/>
+    <w:qFormat/>
+    <w:pPr>
+      <w:suppressLineNumbers/>
+      <w:spacing w:before="120" w:after="120"/>
+    </w:pPr>
+    <w:rPr>
+      <w:i/>
+      <w:iCs/>
+      <w:sz w:val="24"/>
+    </w:rPr>
+  </w:style>
+  <w:style w:type="paragraph" w:styleId="ndice" w:customStyle="1">
+    <w:name w:val="Índice"/>
+    <w:basedOn w:val="Normal"/>
+    <w:qFormat/>
+    <w:pPr>
+      <w:suppressLineNumbers/>
+    </w:pPr>
+  </w:style>
+  <w:style w:type="character" w:styleId="Ttulo2Car" w:customStyle="1">
+    <w:name w:val="Título 2 Car"/>
+    <w:basedOn w:val="Fuentedeprrafopredeter"/>
+    <w:link w:val="Ttulo2"/>
+    <w:uiPriority w:val="9"/>
+    <w:rsid w:val="00301F69"/>
+    <w:rPr>
+      <w:rFonts w:cs="Mangal" w:asciiTheme="majorHAnsi" w:hAnsiTheme="majorHAnsi" w:eastAsiaTheme="majorEastAsia"/>
+      <w:color w:val="2E74B5" w:themeColor="accent1" w:themeShade="BF"/>
+      <w:sz w:val="26"/>
+      <w:szCs w:val="23"/>
+    </w:rPr>
+  </w:style>
+  <w:style w:type="paragraph" w:styleId="Encabezado">
+    <w:name w:val="header"/>
+    <w:basedOn w:val="Normal"/>
+    <w:link w:val="EncabezadoCar"/>
+    <w:uiPriority w:val="99"/>
+    <w:unhideWhenUsed/>
+    <w:rsid w:val="00010F15"/>
+    <w:pPr>
+      <w:tabs>
+        <w:tab w:val="center" w:pos="4252"/>
+        <w:tab w:val="right" w:pos="8504"/>
+      </w:tabs>
+    </w:pPr>
+    <w:rPr>
+      <w:rFonts w:cs="Mangal"/>
+    </w:rPr>
+  </w:style>
+  <w:style w:type="character" w:styleId="EncabezadoCar" w:customStyle="1">
+    <w:name w:val="Encabezado Car"/>
+    <w:basedOn w:val="Fuentedeprrafopredeter"/>
+    <w:link w:val="Encabezado"/>
+    <w:uiPriority w:val="99"/>
+    <w:rsid w:val="00010F15"/>
+    <w:rPr>
+      <w:rFonts w:cs="Mangal"/>
+    </w:rPr>
+  </w:style>
+  <w:style w:type="paragraph" w:styleId="Piedepgina">
+    <w:name w:val="footer"/>
+    <w:basedOn w:val="Normal"/>
+    <w:link w:val="PiedepginaCar"/>
+    <w:uiPriority w:val="99"/>
+    <w:unhideWhenUsed/>
+    <w:rsid w:val="00010F15"/>
+    <w:pPr>
+      <w:tabs>
+        <w:tab w:val="center" w:pos="4252"/>
+        <w:tab w:val="right" w:pos="8504"/>
+      </w:tabs>
+    </w:pPr>
+    <w:rPr>
+      <w:rFonts w:cs="Mangal"/>
+    </w:rPr>
+  </w:style>
+  <w:style w:type="character" w:styleId="PiedepginaCar" w:customStyle="1">
+    <w:name w:val="Pie de página Car"/>
+    <w:basedOn w:val="Fuentedeprrafopredeter"/>
+    <w:link w:val="Piedepgina"/>
+    <w:uiPriority w:val="99"/>
+    <w:rsid w:val="00010F15"/>
+    <w:rPr>
+      <w:rFonts w:cs="Mangal"/>
+    </w:rPr>
+  </w:style>
+  <w:style w:type="paragraph" w:styleId="Textodeglobo">
+    <w:name w:val="Balloon Text"/>
+    <w:basedOn w:val="Normal"/>
+    <w:link w:val="TextodegloboCar"/>
+    <w:uiPriority w:val="99"/>
+    <w:semiHidden/>
+    <w:unhideWhenUsed/>
+    <w:rsid w:val="00652D18"/>
+    <w:rPr>
+      <w:rFonts w:ascii="Tahoma" w:hAnsi="Tahoma" w:cs="Mangal"/>
+      <w:sz w:val="16"/>
+      <w:szCs w:val="14"/>
+    </w:rPr>
+  </w:style>
+  <w:style w:type="character" w:styleId="TextodegloboCar" w:customStyle="1">
+    <w:name w:val="Texto de globo Car"/>
+    <w:basedOn w:val="Fuentedeprrafopredeter"/>
+    <w:link w:val="Textodeglobo"/>
+    <w:uiPriority w:val="99"/>
+    <w:semiHidden/>
+    <w:rsid w:val="00652D18"/>
+    <w:rPr>
+      <w:rFonts w:ascii="Tahoma" w:hAnsi="Tahoma" w:cs="Mangal"/>
+      <w:sz w:val="16"/>
+      <w:szCs w:val="14"/>
+    </w:rPr>
+  </w:style>
+  <w:style xmlns:w="http://schemas.openxmlformats.org/wordprocessingml/2006/main" w:type="table" w:styleId="TableGrid">
+    <w:name xmlns:w="http://schemas.openxmlformats.org/wordprocessingml/2006/main" w:val="Table Grid"/>
+    <w:basedOn xmlns:w="http://schemas.openxmlformats.org/wordprocessingml/2006/main" w:val="Tablanormal"/>
+    <w:uiPriority xmlns:w="http://schemas.openxmlformats.org/wordprocessingml/2006/main" w:val="59"/>
+    <w:rsid xmlns:w="http://schemas.openxmlformats.org/wordprocessingml/2006/main" w:val="00FB4123"/>
+    <w:pPr xmlns:w="http://schemas.openxmlformats.org/wordprocessingml/2006/main">
+      <w:spacing w:after="0" w:line="240" w:lineRule="auto"/>
+    </w:pPr>
+    <w:tblPr xmlns:w="http://schemas.openxmlformats.org/wordprocessingml/2006/main">
+      <w:tblInd w:w="0" w:type="dxa"/>
+      <w:tblBorders>
+        <w:top w:val="single" w:color="000000" w:themeColor="text1" w:sz="4" w:space="0"/>
+        <w:left w:val="single" w:color="000000" w:themeColor="text1" w:sz="4" w:space="0"/>
+        <w:bottom w:val="single" w:color="000000" w:themeColor="text1" w:sz="4" w:space="0"/>
+        <w:right w:val="single" w:color="000000" w:themeColor="text1" w:sz="4" w:space="0"/>
+        <w:insideH w:val="single" w:color="000000" w:themeColor="text1" w:sz="4" w:space="0"/>
+        <w:insideV w:val="single" w:color="000000" w:themeColor="text1" w:sz="4" w:space="0"/>
+      </w:tblBorders>
+      <w:tblCellMar>
+        <w:top w:w="0" w:type="dxa"/>
+        <w:left w:w="108" w:type="dxa"/>
+        <w:bottom w:w="0" w:type="dxa"/>
+        <w:right w:w="108" w:type="dxa"/>
+      </w:tblCellMar>
+    </w:tblPr>
+  </w:style>
+</w:styles>
+</file>
+
+<file path=word/glossary/document.xml><?xml version="1.0" encoding="utf-8"?>
+<w:glossaryDocument xmlns:wpc="http://schemas.microsoft.com/office/word/2010/wordprocessingCanvas" xmlns:cx="http://schemas.microsoft.com/office/drawing/2014/chartex" xmlns:cx1="http://schemas.microsoft.com/office/drawing/2015/9/8/chartex" xmlns:cx2="http://schemas.microsoft.com/office/drawing/2015/10/21/chartex" xmlns:cx3="http://schemas.microsoft.com/office/drawing/2016/5/9/chartex" xmlns:cx4="http://schemas.microsoft.com/office/drawing/2016/5/10/chartex" xmlns:cx5="http://schemas.microsoft.com/office/drawing/2016/5/11/chartex" xmlns:cx6="http://schemas.microsoft.com/office/drawing/2016/5/12/chartex" xmlns:cx7="http://schemas.microsoft.com/office/drawing/2016/5/13/chartex" xmlns:cx8="http://schemas.microsoft.com/office/drawing/2016/5/14/chartex" xmlns:mc="http://schemas.openxmlformats.org/markup-compatibility/2006" xmlns:aink="http://schemas.microsoft.com/office/drawing/2016/ink" xmlns:am3d="http://schemas.microsoft.com/office/drawing/2017/model3d" xmlns:o="urn:schemas-microsoft-com:office:office" xmlns:oel="http://schemas.microsoft.com/office/2019/extlst" xmlns:r="http://schemas.openxmlformats.org/officeDocument/2006/relationships" xmlns:m="http://schemas.openxmlformats.org/officeDocument/2006/math" xmlns:v="urn:schemas-microsoft-com:vml" xmlns:wp14="http://schemas.microsoft.com/office/word/2010/wordprocessingDrawing" xmlns:wp="http://schemas.openxmlformats.org/drawingml/2006/wordprocessingDrawing" xmlns:w10="urn:schemas-microsoft-com:office:word" xmlns:w="http://schemas.openxmlformats.org/wordprocessingml/2006/main" xmlns:w14="http://schemas.microsoft.com/office/word/2010/wordml" xmlns:w15="http://schemas.microsoft.com/office/word/2012/wordml" xmlns:w16cex="http://schemas.microsoft.com/office/word/2018/wordml/cex" xmlns:w16cid="http://schemas.microsoft.com/office/word/2016/wordml/cid" xmlns:w16="http://schemas.microsoft.com/office/word/2018/wordml" xmlns:w16du="http://schemas.microsoft.com/office/word/2023/wordml/word16du" xmlns:w16sdtdh="http://schemas.microsoft.com/office/word/2020/wordml/sdtdatahash" xmlns:w16se="http://schemas.microsoft.com/office/word/2015/wordml/symex" xmlns:wpg="http://schemas.microsoft.com/office/word/2010/wordprocessingGroup" xmlns:wpi="http://schemas.microsoft.com/office/word/2010/wordprocessingInk" xmlns:wne="http://schemas.microsoft.com/office/word/2006/wordml" xmlns:wps="http://schemas.microsoft.com/office/word/2010/wordprocessingShape" mc:Ignorable="w14 w15 w16se w16cid w16 w16cex w16sdtdh w16du wp14">
+  <w:docParts/>
+</w:glossaryDocument>
+</file>
+
+<file path=word/glossary/fontTable.xml><?xml version="1.0" encoding="utf-8"?>
+<w:fonts xmlns:mc="http://schemas.openxmlformats.org/markup-compatibility/2006" xmlns:r="http://schemas.openxmlformats.org/officeDocument/2006/relationships" xmlns:w="http://schemas.openxmlformats.org/wordprocessingml/2006/main" xmlns:w14="http://schemas.microsoft.com/office/word/2010/wordml" xmlns:w15="http://schemas.microsoft.com/office/word/2012/wordml" xmlns:w16cex="http://schemas.microsoft.com/office/word/2018/wordml/cex" xmlns:w16cid="http://schemas.microsoft.com/office/word/2016/wordml/cid" xmlns:w16="http://schemas.microsoft.com/office/word/2018/wordml" xmlns:w16du="http://schemas.microsoft.com/office/word/2023/wordml/word16du" xmlns:w16sdtdh="http://schemas.microsoft.com/office/word/2020/wordml/sdtdatahash" xmlns:w16se="http://schemas.microsoft.com/office/word/2015/wordml/symex" mc:Ignorable="w14 w15 w16se w16cid w16 w16cex w16sdtdh w16du">
+  <w:font w:name="Symbol">
+    <w:panose1 w:val="05050102010706020507"/>
+    <w:charset w:val="02"/>
+    <w:family w:val="roman"/>
+    <w:pitch w:val="variable"/>
+    <w:sig w:usb0="00000000" w:usb1="10000000" w:usb2="00000000" w:usb3="00000000" w:csb0="80000000" w:csb1="00000000"/>
+  </w:font>
+  <w:font w:name="Times New Roman">
+    <w:panose1 w:val="02020603050405020304"/>
+    <w:charset w:val="00"/>
+    <w:family w:val="roman"/>
+    <w:pitch w:val="variable"/>
+    <w:sig w:usb0="E0002EFF" w:usb1="C000785B" w:usb2="00000009" w:usb3="00000000" w:csb0="000001FF" w:csb1="00000000"/>
+  </w:font>
+  <w:font w:name="Calibri">
+    <w:panose1 w:val="020F0502020204030204"/>
+    <w:charset w:val="00"/>
+    <w:family w:val="swiss"/>
+    <w:pitch w:val="variable"/>
+    <w:sig w:usb0="E4002EFF" w:usb1="C200247B" w:usb2="00000009" w:usb3="00000000" w:csb0="000001FF" w:csb1="00000000"/>
+  </w:font>
+  <w:font w:name="NSimSun">
+    <w:panose1 w:val="02010609030101010101"/>
+    <w:charset w:val="86"/>
+    <w:family w:val="modern"/>
+    <w:pitch w:val="fixed"/>
+    <w:sig w:usb0="00000203" w:usb1="288F0000" w:usb2="00000016" w:usb3="00000000" w:csb0="00040001" w:csb1="00000000"/>
+  </w:font>
+  <w:font w:name="Arial">
+    <w:panose1 w:val="020B0604020202020204"/>
+    <w:charset w:val="00"/>
+    <w:family w:val="swiss"/>
+    <w:pitch w:val="variable"/>
+    <w:sig w:usb0="E0002EFF" w:usb1="C000785B" w:usb2="00000009" w:usb3="00000000" w:csb0="000001FF" w:csb1="00000000"/>
+  </w:font>
+  <w:font w:name="Calibri Light">
+    <w:panose1 w:val="020F0302020204030204"/>
+    <w:charset w:val="00"/>
+    <w:family w:val="swiss"/>
+    <w:pitch w:val="variable"/>
+    <w:sig w:usb0="E4002EFF" w:usb1="C200247B" w:usb2="00000009" w:usb3="00000000" w:csb0="000001FF" w:csb1="00000000"/>
+  </w:font>
+  <w:font w:name="Mangal">
+    <w:panose1 w:val="00000400000000000000"/>
+    <w:charset w:val="00"/>
+    <w:family w:val="roman"/>
+    <w:pitch w:val="variable"/>
+    <w:sig w:usb0="00008003" w:usb1="00000000" w:usb2="00000000" w:usb3="00000000" w:csb0="00000001" w:csb1="00000000"/>
+  </w:font>
+  <w:font w:name="Liberation Sans">
+    <w:altName w:val="Arial"/>
+    <w:charset w:val="00"/>
+    <w:family w:val="swiss"/>
+    <w:pitch w:val="variable"/>
+  </w:font>
+  <w:font w:name="Microsoft YaHei">
+    <w:panose1 w:val="020B0503020204020204"/>
+    <w:charset w:val="86"/>
+    <w:family w:val="swiss"/>
+    <w:pitch w:val="variable"/>
+    <w:sig w:usb0="80000287" w:usb1="2ACF3C50" w:usb2="00000016" w:usb3="00000000" w:csb0="0004001F" w:csb1="00000000"/>
+  </w:font>
+  <w:font w:name="Tahoma">
+    <w:panose1 w:val="020B0604030504040204"/>
+    <w:charset w:val="00"/>
+    <w:family w:val="swiss"/>
+    <w:pitch w:val="variable"/>
+    <w:sig w:usb0="E1002EFF" w:usb1="C000605B" w:usb2="00000029" w:usb3="00000000" w:csb0="000101FF" w:csb1="00000000"/>
+  </w:font>
+  <w:font w:name="Agency FB">
+    <w:charset w:val="00"/>
+    <w:family w:val="swiss"/>
+    <w:pitch w:val="variable"/>
+    <w:sig w:usb0="00000003" w:usb1="00000000" w:usb2="00000000" w:usb3="00000000" w:csb0="00000001" w:csb1="00000000"/>
+  </w:font>
+  <w:font w:name="Bahnschrift SemiLight SemiConde">
+    <w:panose1 w:val="020B0502040204020203"/>
+    <w:charset w:val="00"/>
+    <w:family w:val="swiss"/>
+    <w:pitch w:val="variable"/>
+    <w:sig w:usb0="A00002C7" w:usb1="00000002" w:usb2="00000000" w:usb3="00000000" w:csb0="0000019F" w:csb1="00000000"/>
+  </w:font>
+  <w:font w:name="Aptos">
+    <w:charset w:val="00"/>
+    <w:family w:val="swiss"/>
+    <w:pitch w:val="variable"/>
+    <w:sig w:usb0="20000287" w:usb1="00000003" w:usb2="00000000" w:usb3="00000000" w:csb0="0000019F" w:csb1="00000000"/>
+  </w:font>
+  <w:font w:name="Aptos Display">
+    <w:charset w:val="00"/>
+    <w:family w:val="swiss"/>
+    <w:pitch w:val="variable"/>
+    <w:sig w:usb0="20000287" w:usb1="00000003" w:usb2="00000000" w:usb3="00000000" w:csb0="0000019F" w:csb1="00000000"/>
+  </w:font>
+</w:fonts>
+</file>
+
+<file path=word/glossary/settings.xml><?xml version="1.0" encoding="utf-8"?>
+<w:settings xmlns:mc="http://schemas.openxmlformats.org/markup-compatibility/2006" xmlns:o="urn:schemas-microsoft-com:office:office" xmlns:r="http://schemas.openxmlformats.org/officeDocument/2006/relationships" xmlns:m="http://schemas.openxmlformats.org/officeDocument/2006/math" xmlns:v="urn:schemas-microsoft-com:vml" xmlns:w10="urn:schemas-microsoft-com:office:word" xmlns:w="http://schemas.openxmlformats.org/wordprocessingml/2006/main" xmlns:w14="http://schemas.microsoft.com/office/word/2010/wordml" xmlns:w15="http://schemas.microsoft.com/office/word/2012/wordml" xmlns:w16cex="http://schemas.microsoft.com/office/word/2018/wordml/cex" xmlns:w16cid="http://schemas.microsoft.com/office/word/2016/wordml/cid" xmlns:w16="http://schemas.microsoft.com/office/word/2018/wordml" xmlns:w16du="http://schemas.microsoft.com/office/word/2023/wordml/word16du" xmlns:w16sdtdh="http://schemas.microsoft.com/office/word/2020/wordml/sdtdatahash" xmlns:w16se="http://schemas.microsoft.com/office/word/2015/wordml/symex" xmlns:sl="http://schemas.openxmlformats.org/schemaLibrary/2006/main" mc:Ignorable="w14 w15 w16se w16cid w16 w16cex w16sdtdh w16du">
+  <w:view w:val="normal"/>
+  <w:defaultTabStop w:val="708"/>
+  <w:hyphenationZone w:val="425"/>
+  <w:characterSpacingControl w:val="doNotCompress"/>
+  <w:compat>
+    <w:useFELayout/>
+    <w:compatSetting w:name="compatibilityMode" w:uri="http://schemas.microsoft.com/office/word" w:val="15"/>
+    <w:compatSetting w:name="overrideTableStyleFontSizeAndJustification" w:uri="http://schemas.microsoft.com/office/word" w:val="1"/>
+    <w:compatSetting w:name="enableOpenTypeFeatures" w:uri="http://schemas.microsoft.com/office/word" w:val="1"/>
+    <w:compatSetting w:name="doNotFlipMirrorIndents" w:uri="http://schemas.microsoft.com/office/word" w:val="1"/>
+    <w:compatSetting w:name="differentiateMultirowTableHeaders" w:uri="http://schemas.microsoft.com/office/word" w:val="1"/>
+    <w:compatSetting w:name="useWord2013TrackBottomHyphenation" w:uri="http://schemas.microsoft.com/office/word" w:val="1"/>
+  </w:compat>
+  <w:rsids>
+    <w:rsidRoot w:val="008D17DC"/>
+    <w:rsid w:val="001627AB"/>
+    <w:rsid w:val="00882034"/>
+    <w:rsid w:val="008D17DC"/>
+    <w:rsid w:val="00D025D9"/>
+    <w:rsid w:val="00F43AD3"/>
+  </w:rsids>
+  <m:mathPr>
+    <m:mathFont m:val="Cambria Math"/>
+    <m:brkBin m:val="before"/>
+    <m:brkBinSub m:val="--"/>
+    <m:smallFrac m:val="0"/>
+    <m:dispDef/>
+    <m:lMargin m:val="0"/>
+    <m:rMargin m:val="0"/>
+    <m:defJc m:val="centerGroup"/>
+    <m:wrapIndent m:val="1440"/>
+    <m:intLim m:val="subSup"/>
+    <m:naryLim m:val="undOvr"/>
+  </m:mathPr>
+  <w:themeFontLang w:val="es-AR"/>
+  <w:clrSchemeMapping w:bg1="light1" w:t1="dark1" w:bg2="light2" w:t2="dark2" w:accent1="accent1" w:accent2="accent2" w:accent3="accent3" w:accent4="accent4" w:accent5="accent5" w:accent6="accent6" w:hyperlink="hyperlink" w:followedHyperlink="followedHyperlink"/>
+  <w:decimalSymbol w:val=","/>
+  <w:listSeparator w:val=";"/>
+  <w15:chartTrackingRefBased/>
+</w:settings>
+</file>
+
+<file path=word/glossary/styles.xml><?xml version="1.0" encoding="utf-8"?>
+<w:styles xmlns:mc="http://schemas.openxmlformats.org/markup-compatibility/2006" xmlns:r="http://schemas.openxmlformats.org/officeDocument/2006/relationships" xmlns:w="http://schemas.openxmlformats.org/wordprocessingml/2006/main" xmlns:w14="http://schemas.microsoft.com/office/word/2010/wordml" xmlns:w15="http://schemas.microsoft.com/office/word/2012/wordml" xmlns:w16cex="http://schemas.microsoft.com/office/word/2018/wordml/cex" xmlns:w16cid="http://schemas.microsoft.com/office/word/2016/wordml/cid" xmlns:w16="http://schemas.microsoft.com/office/word/2018/wordml" xmlns:w16du="http://schemas.microsoft.com/office/word/2023/wordml/word16du" xmlns:w16sdtdh="http://schemas.microsoft.com/office/word/2020/wordml/sdtdatahash" xmlns:w16se="http://schemas.microsoft.com/office/word/2015/wordml/symex" mc:Ignorable="w14 w15 w16se w16cid w16 w16cex w16sdtdh w16du">
+  <w:docDefaults>
+    <w:rPrDefault>
+      <w:rPr>
+        <w:rFonts w:asciiTheme="minorHAnsi" w:eastAsiaTheme="minorEastAsia" w:hAnsiTheme="minorHAnsi" w:cstheme="minorBidi"/>
+        <w:sz w:val="22"/>
+        <w:szCs w:val="22"/>
+        <w:lang w:val="es-AR" w:eastAsia="es-AR" w:bidi="ar-SA"/>
+      </w:rPr>
+    </w:rPrDefault>
+    <w:pPrDefault>
+      <w:pPr>
+        <w:spacing w:after="160" w:line="259" w:lineRule="auto"/>
+      </w:pPr>
+    </w:pPrDefault>
+  </w:docDefaults>
+  <w:latentStyles w:defLockedState="0" w:defUIPriority="99" w:defSemiHidden="0" w:defUnhideWhenUsed="0" w:defQFormat="0" w:count="376">
     <w:lsdException w:name="Normal" w:uiPriority="0" w:qFormat="1"/>
     <w:lsdException w:name="heading 1" w:uiPriority="9" w:qFormat="1"/>
     <w:lsdException w:name="heading 2" w:semiHidden="1" w:uiPriority="9" w:unhideWhenUsed="1" w:qFormat="1"/>
@@ -7138,783 +8891,11 @@
     <w:lsdException w:name="List Table 5 Dark Accent 6" w:uiPriority="50"/>
     <w:lsdException w:name="List Table 6 Colorful Accent 6" w:uiPriority="51"/>
     <w:lsdException w:name="List Table 7 Colorful Accent 6" w:uiPriority="52"/>
-  </w:latentStyles>
-  <w:style w:type="paragraph" w:default="1" w:styleId="Normal">
-    <w:name w:val="Normal"/>
-    <w:qFormat/>
-    <w:pPr>
-      <w:widowControl w:val="0"/>
-    </w:pPr>
-  </w:style>
-  <w:style w:type="paragraph" w:styleId="Ttulo2">
-    <w:name w:val="heading 2"/>
-    <w:basedOn w:val="Normal"/>
-    <w:next w:val="Normal"/>
-    <w:link w:val="Ttulo2Car"/>
-    <w:uiPriority w:val="9"/>
-    <w:unhideWhenUsed/>
-    <w:qFormat/>
-    <w:rsid w:val="00301F69"/>
-    <w:pPr>
-      <w:keepNext/>
-      <w:keepLines/>
-      <w:spacing w:before="40"/>
-      <w:outlineLvl w:val="1"/>
-    </w:pPr>
-    <w:rPr>
-      <w:rFonts w:asciiTheme="majorHAnsi" w:eastAsiaTheme="majorEastAsia" w:hAnsiTheme="majorHAnsi" w:cs="Mangal"/>
-      <w:color w:val="2E74B5" w:themeColor="accent1" w:themeShade="BF"/>
-      <w:sz w:val="26"/>
-      <w:szCs w:val="23"/>
-    </w:rPr>
-  </w:style>
-  <w:style w:type="character" w:default="1" w:styleId="Fuentedeprrafopredeter">
-    <w:name w:val="Default Paragraph Font"/>
-    <w:uiPriority w:val="1"/>
-    <w:semiHidden/>
-    <w:unhideWhenUsed/>
-  </w:style>
-  <w:style w:type="table" w:default="1" w:styleId="Tablanormal">
-    <w:name w:val="Normal Table"/>
-    <w:uiPriority w:val="99"/>
-    <w:semiHidden/>
-    <w:unhideWhenUsed/>
-    <w:tblPr>
-      <w:tblInd w:w="0" w:type="dxa"/>
-      <w:tblCellMar>
-        <w:top w:w="0" w:type="dxa"/>
-        <w:left w:w="108" w:type="dxa"/>
-        <w:bottom w:w="0" w:type="dxa"/>
-        <w:right w:w="108" w:type="dxa"/>
-      </w:tblCellMar>
-    </w:tblPr>
-  </w:style>
-  <w:style w:type="numbering" w:default="1" w:styleId="Sinlista">
-    <w:name w:val="No List"/>
-    <w:uiPriority w:val="99"/>
-    <w:semiHidden/>
-    <w:unhideWhenUsed/>
-  </w:style>
-  <w:style w:type="character" w:customStyle="1" w:styleId="ListLabel1">
-    <w:name w:val="ListLabel 1"/>
-    <w:qFormat/>
-    <w:rPr>
-      <w:rFonts w:ascii="Calibri" w:eastAsia="Calibri" w:hAnsi="Calibri" w:cs="Calibri"/>
-      <w:b/>
-      <w:i/>
-      <w:color w:val="0000FF"/>
-      <w:spacing w:val="0"/>
-      <w:sz w:val="22"/>
-      <w:u w:val="single"/>
-      <w:shd w:val="clear" w:color="auto" w:fill="auto"/>
-    </w:rPr>
-  </w:style>
-  <w:style w:type="character" w:customStyle="1" w:styleId="EnlacedeInternet">
-    <w:name w:val="Enlace de Internet"/>
-    <w:rPr>
-      <w:color w:val="000080"/>
-      <w:u w:val="single"/>
-    </w:rPr>
-  </w:style>
-  <w:style w:type="paragraph" w:styleId="Ttulo">
-    <w:name w:val="Title"/>
-    <w:basedOn w:val="Normal"/>
-    <w:next w:val="Textoindependiente"/>
-    <w:qFormat/>
-    <w:pPr>
-      <w:keepNext/>
-      <w:spacing w:before="240" w:after="120"/>
-    </w:pPr>
-    <w:rPr>
-      <w:rFonts w:ascii="Liberation Sans" w:eastAsia="Microsoft YaHei" w:hAnsi="Liberation Sans"/>
-      <w:sz w:val="28"/>
-      <w:szCs w:val="28"/>
-    </w:rPr>
-  </w:style>
-  <w:style w:type="paragraph" w:styleId="Textoindependiente">
-    <w:name w:val="Body Text"/>
-    <w:basedOn w:val="Normal"/>
-    <w:pPr>
-      <w:spacing w:after="140" w:line="276" w:lineRule="auto"/>
-    </w:pPr>
-  </w:style>
-  <w:style w:type="paragraph" w:styleId="Lista">
-    <w:name w:val="List"/>
-    <w:basedOn w:val="Textoindependiente"/>
-  </w:style>
-  <w:style w:type="paragraph" w:styleId="Descripcin">
-    <w:name w:val="caption"/>
-    <w:basedOn w:val="Normal"/>
-    <w:qFormat/>
-    <w:pPr>
-      <w:suppressLineNumbers/>
-      <w:spacing w:before="120" w:after="120"/>
-    </w:pPr>
-    <w:rPr>
-      <w:i/>
-      <w:iCs/>
-      <w:sz w:val="24"/>
-    </w:rPr>
-  </w:style>
-  <w:style w:type="paragraph" w:customStyle="1" w:styleId="ndice">
-    <w:name w:val="Índice"/>
-    <w:basedOn w:val="Normal"/>
-    <w:qFormat/>
-    <w:pPr>
-      <w:suppressLineNumbers/>
-    </w:pPr>
-  </w:style>
-  <w:style w:type="character" w:customStyle="1" w:styleId="Ttulo2Car">
-    <w:name w:val="Título 2 Car"/>
-    <w:basedOn w:val="Fuentedeprrafopredeter"/>
-    <w:link w:val="Ttulo2"/>
-    <w:uiPriority w:val="9"/>
-    <w:rsid w:val="00301F69"/>
-    <w:rPr>
-      <w:rFonts w:asciiTheme="majorHAnsi" w:eastAsiaTheme="majorEastAsia" w:hAnsiTheme="majorHAnsi" w:cs="Mangal"/>
-      <w:color w:val="2E74B5" w:themeColor="accent1" w:themeShade="BF"/>
-      <w:sz w:val="26"/>
-      <w:szCs w:val="23"/>
-    </w:rPr>
-  </w:style>
-  <w:style w:type="paragraph" w:styleId="Encabezado">
-    <w:name w:val="header"/>
-    <w:basedOn w:val="Normal"/>
-    <w:link w:val="EncabezadoCar"/>
-    <w:uiPriority w:val="99"/>
-    <w:unhideWhenUsed/>
-    <w:rsid w:val="00010F15"/>
-    <w:pPr>
-      <w:tabs>
-        <w:tab w:val="center" w:pos="4252"/>
-        <w:tab w:val="right" w:pos="8504"/>
-      </w:tabs>
-    </w:pPr>
-    <w:rPr>
-      <w:rFonts w:cs="Mangal"/>
-    </w:rPr>
-  </w:style>
-  <w:style w:type="character" w:customStyle="1" w:styleId="EncabezadoCar">
-    <w:name w:val="Encabezado Car"/>
-    <w:basedOn w:val="Fuentedeprrafopredeter"/>
-    <w:link w:val="Encabezado"/>
-    <w:uiPriority w:val="99"/>
-    <w:rsid w:val="00010F15"/>
-    <w:rPr>
-      <w:rFonts w:cs="Mangal"/>
-    </w:rPr>
-  </w:style>
-  <w:style w:type="paragraph" w:styleId="Piedepgina">
-    <w:name w:val="footer"/>
-    <w:basedOn w:val="Normal"/>
-    <w:link w:val="PiedepginaCar"/>
-    <w:uiPriority w:val="99"/>
-    <w:unhideWhenUsed/>
-    <w:rsid w:val="00010F15"/>
-    <w:pPr>
-      <w:tabs>
-        <w:tab w:val="center" w:pos="4252"/>
-        <w:tab w:val="right" w:pos="8504"/>
-      </w:tabs>
-    </w:pPr>
-    <w:rPr>
-      <w:rFonts w:cs="Mangal"/>
-    </w:rPr>
-  </w:style>
-  <w:style w:type="character" w:customStyle="1" w:styleId="PiedepginaCar">
-    <w:name w:val="Pie de página Car"/>
-    <w:basedOn w:val="Fuentedeprrafopredeter"/>
-    <w:link w:val="Piedepgina"/>
-    <w:uiPriority w:val="99"/>
-    <w:rsid w:val="00010F15"/>
-    <w:rPr>
-      <w:rFonts w:cs="Mangal"/>
-    </w:rPr>
-  </w:style>
-  <w:style w:type="paragraph" w:styleId="Textodeglobo">
-    <w:name w:val="Balloon Text"/>
-    <w:basedOn w:val="Normal"/>
-    <w:link w:val="TextodegloboCar"/>
-    <w:uiPriority w:val="99"/>
-    <w:semiHidden/>
-    <w:unhideWhenUsed/>
-    <w:rsid w:val="00652D18"/>
-    <w:rPr>
-      <w:rFonts w:ascii="Tahoma" w:hAnsi="Tahoma" w:cs="Mangal"/>
-      <w:sz w:val="16"/>
-      <w:szCs w:val="14"/>
-    </w:rPr>
-  </w:style>
-  <w:style w:type="character" w:customStyle="1" w:styleId="TextodegloboCar">
-    <w:name w:val="Texto de globo Car"/>
-    <w:basedOn w:val="Fuentedeprrafopredeter"/>
-    <w:link w:val="Textodeglobo"/>
-    <w:uiPriority w:val="99"/>
-    <w:semiHidden/>
-    <w:rsid w:val="00652D18"/>
-    <w:rPr>
-      <w:rFonts w:ascii="Tahoma" w:hAnsi="Tahoma" w:cs="Mangal"/>
-      <w:sz w:val="16"/>
-      <w:szCs w:val="14"/>
-    </w:rPr>
-  </w:style>
-</w:styles>
-</file>
-
-<file path=word/glossary/document.xml><?xml version="1.0" encoding="utf-8"?>
-<w:glossaryDocument xmlns:wpc="http://schemas.microsoft.com/office/word/2010/wordprocessingCanvas" xmlns:cx="http://schemas.microsoft.com/office/drawing/2014/chartex" xmlns:cx1="http://schemas.microsoft.com/office/drawing/2015/9/8/chartex" xmlns:mc="http://schemas.openxmlformats.org/markup-compatibility/2006" xmlns:o="urn:schemas-microsoft-com:office:office" xmlns:r="http://schemas.openxmlformats.org/officeDocument/2006/relationships" xmlns:m="http://schemas.openxmlformats.org/officeDocument/2006/math" xmlns:v="urn:schemas-microsoft-com:vml" xmlns:wp14="http://schemas.microsoft.com/office/word/2010/wordprocessingDrawing" xmlns:wp="http://schemas.openxmlformats.org/drawingml/2006/wordprocessingDrawing" xmlns:w10="urn:schemas-microsoft-com:office:word" xmlns:w="http://schemas.openxmlformats.org/wordprocessingml/2006/main" xmlns:w14="http://schemas.microsoft.com/office/word/2010/wordml" xmlns:w15="http://schemas.microsoft.com/office/word/2012/wordml" xmlns:w16se="http://schemas.microsoft.com/office/word/2015/wordml/symex" xmlns:wpg="http://schemas.microsoft.com/office/word/2010/wordprocessingGroup" xmlns:wpi="http://schemas.microsoft.com/office/word/2010/wordprocessingInk" xmlns:wne="http://schemas.microsoft.com/office/word/2006/wordml" xmlns:wps="http://schemas.microsoft.com/office/word/2010/wordprocessingShape" mc:Ignorable="w14 w15 w16se wp14">
-  <w:docParts>
-    <w:docPart>
-      <w:docPartPr>
-        <w:name w:val="ABBDD71649C34E8AB8C46F246D0C9D33"/>
-        <w:category>
-          <w:name w:val="General"/>
-          <w:gallery w:val="placeholder"/>
-        </w:category>
-        <w:types>
-          <w:type w:val="bbPlcHdr"/>
-        </w:types>
-        <w:behaviors>
-          <w:behavior w:val="content"/>
-        </w:behaviors>
-        <w:guid w:val="{619F8A5C-EBD6-45C8-8BF0-F9F6649ACB81}"/>
-      </w:docPartPr>
-      <w:docPartBody>
-        <w:p>
-          <w:pPr>
-            <w:pStyle w:val="ABBDD71649C34E8AB8C46F246D0C9D33"/>
-          </w:pPr>
-          <w:r>
-            <w:rPr>
-              <w:lang w:val="es-ES"/>
-            </w:rPr>
-            <w:t>[Escriba aquí]</w:t>
-          </w:r>
-        </w:p>
-      </w:docPartBody>
-    </w:docPart>
-  </w:docParts>
-</w:glossaryDocument>
-</file>
-
-<file path=word/glossary/fontTable.xml><?xml version="1.0" encoding="utf-8"?>
-<w:fonts xmlns:mc="http://schemas.openxmlformats.org/markup-compatibility/2006" xmlns:r="http://schemas.openxmlformats.org/officeDocument/2006/relationships" xmlns:w="http://schemas.openxmlformats.org/wordprocessingml/2006/main" xmlns:w14="http://schemas.microsoft.com/office/word/2010/wordml" xmlns:w15="http://schemas.microsoft.com/office/word/2012/wordml" xmlns:w16se="http://schemas.microsoft.com/office/word/2015/wordml/symex" mc:Ignorable="w14 w15 w16se">
-  <w:font w:name="Symbol">
-    <w:panose1 w:val="05050102010706020507"/>
-    <w:charset w:val="02"/>
-    <w:family w:val="roman"/>
-    <w:pitch w:val="variable"/>
-    <w:sig w:usb0="00000000" w:usb1="10000000" w:usb2="00000000" w:usb3="00000000" w:csb0="80000000" w:csb1="00000000"/>
-  </w:font>
-  <w:font w:name="Times New Roman">
-    <w:panose1 w:val="02020603050405020304"/>
-    <w:charset w:val="00"/>
-    <w:family w:val="roman"/>
-    <w:pitch w:val="variable"/>
-    <w:sig w:usb0="E0002EFF" w:usb1="C000785B" w:usb2="00000009" w:usb3="00000000" w:csb0="000001FF" w:csb1="00000000"/>
-  </w:font>
-  <w:font w:name="Calibri">
-    <w:panose1 w:val="020F0502020204030204"/>
-    <w:charset w:val="00"/>
-    <w:family w:val="swiss"/>
-    <w:pitch w:val="variable"/>
-    <w:sig w:usb0="E4002EFF" w:usb1="C200247B" w:usb2="00000009" w:usb3="00000000" w:csb0="000001FF" w:csb1="00000000"/>
-  </w:font>
-  <w:font w:name="NSimSun">
-    <w:panose1 w:val="02010609030101010101"/>
-    <w:charset w:val="86"/>
-    <w:family w:val="modern"/>
-    <w:pitch w:val="fixed"/>
-    <w:sig w:usb0="00000203" w:usb1="288F0000" w:usb2="00000016" w:usb3="00000000" w:csb0="00040001" w:csb1="00000000"/>
-  </w:font>
-  <w:font w:name="Arial">
-    <w:panose1 w:val="020B0604020202020204"/>
-    <w:charset w:val="00"/>
-    <w:family w:val="swiss"/>
-    <w:pitch w:val="variable"/>
-    <w:sig w:usb0="E0002EFF" w:usb1="C000785B" w:usb2="00000009" w:usb3="00000000" w:csb0="000001FF" w:csb1="00000000"/>
-  </w:font>
-  <w:font w:name="Calibri Light">
-    <w:panose1 w:val="020F0302020204030204"/>
-    <w:charset w:val="00"/>
-    <w:family w:val="swiss"/>
-    <w:pitch w:val="variable"/>
-    <w:sig w:usb0="E4002EFF" w:usb1="C200247B" w:usb2="00000009" w:usb3="00000000" w:csb0="000001FF" w:csb1="00000000"/>
-  </w:font>
-  <w:font w:name="Mangal">
-    <w:altName w:val="Courier New"/>
-    <w:panose1 w:val="00000400000000000000"/>
-    <w:charset w:val="00"/>
-    <w:family w:val="roman"/>
-    <w:pitch w:val="variable"/>
-    <w:sig w:usb0="00000003" w:usb1="00000000" w:usb2="00000000" w:usb3="00000000" w:csb0="00000001" w:csb1="00000000"/>
-  </w:font>
-  <w:font w:name="Liberation Sans">
-    <w:altName w:val="Arial"/>
-    <w:charset w:val="00"/>
-    <w:family w:val="swiss"/>
-    <w:pitch w:val="variable"/>
-  </w:font>
-  <w:font w:name="Microsoft YaHei">
-    <w:panose1 w:val="020B0503020204020204"/>
-    <w:charset w:val="86"/>
-    <w:family w:val="swiss"/>
-    <w:pitch w:val="variable"/>
-    <w:sig w:usb0="80000287" w:usb1="2ACF3C50" w:usb2="00000016" w:usb3="00000000" w:csb0="0004001F" w:csb1="00000000"/>
-  </w:font>
-  <w:font w:name="Tahoma">
-    <w:panose1 w:val="020B0604030504040204"/>
-    <w:charset w:val="00"/>
-    <w:family w:val="swiss"/>
-    <w:pitch w:val="variable"/>
-    <w:sig w:usb0="E1002EFF" w:usb1="C000605B" w:usb2="00000029" w:usb3="00000000" w:csb0="000101FF" w:csb1="00000000"/>
-  </w:font>
-  <w:font w:name="Agency FB">
-    <w:panose1 w:val="020B0503020202020204"/>
-    <w:charset w:val="00"/>
-    <w:family w:val="swiss"/>
-    <w:pitch w:val="variable"/>
-    <w:sig w:usb0="00000003" w:usb1="00000000" w:usb2="00000000" w:usb3="00000000" w:csb0="00000001" w:csb1="00000000"/>
-  </w:font>
-  <w:font w:name="Bahnschrift SemiLight SemiConde">
-    <w:panose1 w:val="020B0502040204020203"/>
-    <w:charset w:val="00"/>
-    <w:family w:val="swiss"/>
-    <w:pitch w:val="variable"/>
-    <w:sig w:usb0="A00002C7" w:usb1="00000002" w:usb2="00000000" w:usb3="00000000" w:csb0="0000019F" w:csb1="00000000"/>
-  </w:font>
-</w:fonts>
-</file>
-
-<file path=word/glossary/settings.xml><?xml version="1.0" encoding="utf-8"?>
-<w:settings xmlns:mc="http://schemas.openxmlformats.org/markup-compatibility/2006" xmlns:o="urn:schemas-microsoft-com:office:office" xmlns:r="http://schemas.openxmlformats.org/officeDocument/2006/relationships" xmlns:m="http://schemas.openxmlformats.org/officeDocument/2006/math" xmlns:v="urn:schemas-microsoft-com:vml" xmlns:w10="urn:schemas-microsoft-com:office:word" xmlns:w="http://schemas.openxmlformats.org/wordprocessingml/2006/main" xmlns:w14="http://schemas.microsoft.com/office/word/2010/wordml" xmlns:w15="http://schemas.microsoft.com/office/word/2012/wordml" xmlns:w16se="http://schemas.microsoft.com/office/word/2015/wordml/symex" xmlns:sl="http://schemas.openxmlformats.org/schemaLibrary/2006/main" mc:Ignorable="w14 w15 w16se">
-  <w:view w:val="normal"/>
-  <w:defaultTabStop w:val="708"/>
-  <w:hyphenationZone w:val="425"/>
-  <w:characterSpacingControl w:val="doNotCompress"/>
-  <w:compat>
-    <w:useFELayout/>
-    <w:compatSetting w:name="compatibilityMode" w:uri="http://schemas.microsoft.com/office/word" w:val="15"/>
-    <w:compatSetting w:name="overrideTableStyleFontSizeAndJustification" w:uri="http://schemas.microsoft.com/office/word" w:val="1"/>
-    <w:compatSetting w:name="enableOpenTypeFeatures" w:uri="http://schemas.microsoft.com/office/word" w:val="1"/>
-    <w:compatSetting w:name="doNotFlipMirrorIndents" w:uri="http://schemas.microsoft.com/office/word" w:val="1"/>
-    <w:compatSetting w:name="differentiateMultirowTableHeaders" w:uri="http://schemas.microsoft.com/office/word" w:val="1"/>
-  </w:compat>
-  <w:rsids>
-    <w:rsidRoot w:val="008D17DC"/>
-    <w:rsid w:val="001627AB"/>
-    <w:rsid w:val="008D17DC"/>
-  </w:rsids>
-  <m:mathPr>
-    <m:mathFont m:val="Cambria Math"/>
-    <m:brkBin m:val="before"/>
-    <m:brkBinSub m:val="--"/>
-    <m:smallFrac m:val="0"/>
-    <m:dispDef/>
-    <m:lMargin m:val="0"/>
-    <m:rMargin m:val="0"/>
-    <m:defJc m:val="centerGroup"/>
-    <m:wrapIndent m:val="1440"/>
-    <m:intLim m:val="subSup"/>
-    <m:naryLim m:val="undOvr"/>
-  </m:mathPr>
-  <w:themeFontLang w:val="es-AR"/>
-  <w:clrSchemeMapping w:bg1="light1" w:t1="dark1" w:bg2="light2" w:t2="dark2" w:accent1="accent1" w:accent2="accent2" w:accent3="accent3" w:accent4="accent4" w:accent5="accent5" w:accent6="accent6" w:hyperlink="hyperlink" w:followedHyperlink="followedHyperlink"/>
-  <w:decimalSymbol w:val=","/>
-  <w:listSeparator w:val=";"/>
-  <w15:chartTrackingRefBased/>
-</w:settings>
-</file>
-
-<file path=word/glossary/styles.xml><?xml version="1.0" encoding="utf-8"?>
-<w:styles xmlns:mc="http://schemas.openxmlformats.org/markup-compatibility/2006" xmlns:r="http://schemas.openxmlformats.org/officeDocument/2006/relationships" xmlns:w="http://schemas.openxmlformats.org/wordprocessingml/2006/main" xmlns:w14="http://schemas.microsoft.com/office/word/2010/wordml" xmlns:w15="http://schemas.microsoft.com/office/word/2012/wordml" xmlns:w16se="http://schemas.microsoft.com/office/word/2015/wordml/symex" mc:Ignorable="w14 w15 w16se">
-  <w:docDefaults>
-    <w:rPrDefault>
-      <w:rPr>
-        <w:rFonts w:asciiTheme="minorHAnsi" w:eastAsiaTheme="minorEastAsia" w:hAnsiTheme="minorHAnsi" w:cstheme="minorBidi"/>
-        <w:sz w:val="22"/>
-        <w:szCs w:val="22"/>
-        <w:lang w:val="es-AR" w:eastAsia="es-AR" w:bidi="ar-SA"/>
-      </w:rPr>
-    </w:rPrDefault>
-    <w:pPrDefault>
-      <w:pPr>
-        <w:spacing w:after="160" w:line="259" w:lineRule="auto"/>
-      </w:pPr>
-    </w:pPrDefault>
-  </w:docDefaults>
-  <w:latentStyles w:defLockedState="0" w:defUIPriority="99" w:defSemiHidden="0" w:defUnhideWhenUsed="0" w:defQFormat="0" w:count="371">
-    <w:lsdException w:name="Normal" w:uiPriority="0" w:qFormat="1"/>
-    <w:lsdException w:name="heading 1" w:uiPriority="9" w:qFormat="1"/>
-    <w:lsdException w:name="heading 2" w:semiHidden="1" w:uiPriority="9" w:unhideWhenUsed="1" w:qFormat="1"/>
-    <w:lsdException w:name="heading 3" w:semiHidden="1" w:uiPriority="9" w:unhideWhenUsed="1" w:qFormat="1"/>
-    <w:lsdException w:name="heading 4" w:semiHidden="1" w:uiPriority="9" w:unhideWhenUsed="1" w:qFormat="1"/>
-    <w:lsdException w:name="heading 5" w:semiHidden="1" w:uiPriority="9" w:unhideWhenUsed="1" w:qFormat="1"/>
-    <w:lsdException w:name="heading 6" w:semiHidden="1" w:uiPriority="9" w:unhideWhenUsed="1" w:qFormat="1"/>
-    <w:lsdException w:name="heading 7" w:semiHidden="1" w:uiPriority="9" w:unhideWhenUsed="1" w:qFormat="1"/>
-    <w:lsdException w:name="heading 8" w:semiHidden="1" w:uiPriority="9" w:unhideWhenUsed="1" w:qFormat="1"/>
-    <w:lsdException w:name="heading 9" w:semiHidden="1" w:uiPriority="9" w:unhideWhenUsed="1" w:qFormat="1"/>
-    <w:lsdException w:name="index 1" w:semiHidden="1" w:unhideWhenUsed="1"/>
-    <w:lsdException w:name="index 2" w:semiHidden="1" w:unhideWhenUsed="1"/>
-    <w:lsdException w:name="index 3" w:semiHidden="1" w:unhideWhenUsed="1"/>
-    <w:lsdException w:name="index 4" w:semiHidden="1" w:unhideWhenUsed="1"/>
-    <w:lsdException w:name="index 5" w:semiHidden="1" w:unhideWhenUsed="1"/>
-    <w:lsdException w:name="index 6" w:semiHidden="1" w:unhideWhenUsed="1"/>
-    <w:lsdException w:name="index 7" w:semiHidden="1" w:unhideWhenUsed="1"/>
-    <w:lsdException w:name="index 8" w:semiHidden="1" w:unhideWhenUsed="1"/>
-    <w:lsdException w:name="index 9" w:semiHidden="1" w:unhideWhenUsed="1"/>
-    <w:lsdException w:name="toc 1" w:semiHidden="1" w:uiPriority="39" w:unhideWhenUsed="1"/>
-    <w:lsdException w:name="toc 2" w:semiHidden="1" w:uiPriority="39" w:unhideWhenUsed="1"/>
-    <w:lsdException w:name="toc 3" w:semiHidden="1" w:uiPriority="39" w:unhideWhenUsed="1"/>
-    <w:lsdException w:name="toc 4" w:semiHidden="1" w:uiPriority="39" w:unhideWhenUsed="1"/>
-    <w:lsdException w:name="toc 5" w:semiHidden="1" w:uiPriority="39" w:unhideWhenUsed="1"/>
-    <w:lsdException w:name="toc 6" w:semiHidden="1" w:uiPriority="39" w:unhideWhenUsed="1"/>
-    <w:lsdException w:name="toc 7" w:semiHidden="1" w:uiPriority="39" w:unhideWhenUsed="1"/>
-    <w:lsdException w:name="toc 8" w:semiHidden="1" w:uiPriority="39" w:unhideWhenUsed="1"/>
-    <w:lsdException w:name="toc 9" w:semiHidden="1" w:uiPriority="39" w:unhideWhenUsed="1"/>
-    <w:lsdException w:name="Normal Indent" w:semiHidden="1" w:unhideWhenUsed="1"/>
-    <w:lsdException w:name="footnote text" w:semiHidden="1" w:unhideWhenUsed="1"/>
-    <w:lsdException w:name="annotation text" w:semiHidden="1" w:unhideWhenUsed="1"/>
-    <w:lsdException w:name="header" w:semiHidden="1" w:unhideWhenUsed="1"/>
-    <w:lsdException w:name="footer" w:semiHidden="1" w:unhideWhenUsed="1"/>
-    <w:lsdException w:name="index heading" w:semiHidden="1" w:unhideWhenUsed="1"/>
-    <w:lsdException w:name="caption" w:semiHidden="1" w:uiPriority="35" w:unhideWhenUsed="1" w:qFormat="1"/>
-    <w:lsdException w:name="table of figures" w:semiHidden="1" w:unhideWhenUsed="1"/>
-    <w:lsdException w:name="envelope address" w:semiHidden="1" w:unhideWhenUsed="1"/>
-    <w:lsdException w:name="envelope return" w:semiHidden="1" w:unhideWhenUsed="1"/>
-    <w:lsdException w:name="footnote reference" w:semiHidden="1" w:unhideWhenUsed="1"/>
-    <w:lsdException w:name="annotation reference" w:semiHidden="1" w:unhideWhenUsed="1"/>
-    <w:lsdException w:name="line number" w:semiHidden="1" w:unhideWhenUsed="1"/>
-    <w:lsdException w:name="page number" w:semiHidden="1" w:unhideWhenUsed="1"/>
-    <w:lsdException w:name="endnote reference" w:semiHidden="1" w:unhideWhenUsed="1"/>
-    <w:lsdException w:name="endnote text" w:semiHidden="1" w:unhideWhenUsed="1"/>
-    <w:lsdException w:name="table of authorities" w:semiHidden="1" w:unhideWhenUsed="1"/>
-    <w:lsdException w:name="macro" w:semiHidden="1" w:unhideWhenUsed="1"/>
-    <w:lsdException w:name="toa heading" w:semiHidden="1" w:unhideWhenUsed="1"/>
-    <w:lsdException w:name="List" w:semiHidden="1" w:unhideWhenUsed="1"/>
-    <w:lsdException w:name="List Bullet" w:semiHidden="1" w:unhideWhenUsed="1"/>
-    <w:lsdException w:name="List Number" w:semiHidden="1" w:unhideWhenUsed="1"/>
-    <w:lsdException w:name="List 2" w:semiHidden="1" w:unhideWhenUsed="1"/>
-    <w:lsdException w:name="List 3" w:semiHidden="1" w:unhideWhenUsed="1"/>
-    <w:lsdException w:name="List 4" w:semiHidden="1" w:unhideWhenUsed="1"/>
-    <w:lsdException w:name="List 5" w:semiHidden="1" w:unhideWhenUsed="1"/>
-    <w:lsdException w:name="List Bullet 2" w:semiHidden="1" w:unhideWhenUsed="1"/>
-    <w:lsdException w:name="List Bullet 3" w:semiHidden="1" w:unhideWhenUsed="1"/>
-    <w:lsdException w:name="List Bullet 4" w:semiHidden="1" w:unhideWhenUsed="1"/>
-    <w:lsdException w:name="List Bullet 5" w:semiHidden="1" w:unhideWhenUsed="1"/>
-    <w:lsdException w:name="List Number 2" w:semiHidden="1" w:unhideWhenUsed="1"/>
-    <w:lsdException w:name="List Number 3" w:semiHidden="1" w:unhideWhenUsed="1"/>
-    <w:lsdException w:name="List Number 4" w:semiHidden="1" w:unhideWhenUsed="1"/>
-    <w:lsdException w:name="List Number 5" w:semiHidden="1" w:unhideWhenUsed="1"/>
-    <w:lsdException w:name="Title" w:uiPriority="10" w:qFormat="1"/>
-    <w:lsdException w:name="Closing" w:semiHidden="1" w:unhideWhenUsed="1"/>
-    <w:lsdException w:name="Signature" w:semiHidden="1" w:unhideWhenUsed="1"/>
-    <w:lsdException w:name="Default Paragraph Font" w:semiHidden="1" w:uiPriority="1" w:unhideWhenUsed="1"/>
-    <w:lsdException w:name="Body Text" w:semiHidden="1" w:unhideWhenUsed="1"/>
-    <w:lsdException w:name="Body Text Indent" w:semiHidden="1" w:unhideWhenUsed="1"/>
-    <w:lsdException w:name="List Continue" w:semiHidden="1" w:unhideWhenUsed="1"/>
-    <w:lsdException w:name="List Continue 2" w:semiHidden="1" w:unhideWhenUsed="1"/>
-    <w:lsdException w:name="List Continue 3" w:semiHidden="1" w:unhideWhenUsed="1"/>
-    <w:lsdException w:name="List Continue 4" w:semiHidden="1" w:unhideWhenUsed="1"/>
-    <w:lsdException w:name="List Continue 5" w:semiHidden="1" w:unhideWhenUsed="1"/>
-    <w:lsdException w:name="Message Header" w:semiHidden="1" w:unhideWhenUsed="1"/>
-    <w:lsdException w:name="Subtitle" w:uiPriority="11" w:qFormat="1"/>
-    <w:lsdException w:name="Salutation" w:semiHidden="1" w:unhideWhenUsed="1"/>
-    <w:lsdException w:name="Date" w:semiHidden="1" w:unhideWhenUsed="1"/>
-    <w:lsdException w:name="Body Text First Indent" w:semiHidden="1" w:unhideWhenUsed="1"/>
-    <w:lsdException w:name="Body Text First Indent 2" w:semiHidden="1" w:unhideWhenUsed="1"/>
-    <w:lsdException w:name="Note Heading" w:semiHidden="1" w:unhideWhenUsed="1"/>
-    <w:lsdException w:name="Body Text 2" w:semiHidden="1" w:unhideWhenUsed="1"/>
-    <w:lsdException w:name="Body Text 3" w:semiHidden="1" w:unhideWhenUsed="1"/>
-    <w:lsdException w:name="Body Text Indent 2" w:semiHidden="1" w:unhideWhenUsed="1"/>
-    <w:lsdException w:name="Body Text Indent 3" w:semiHidden="1" w:unhideWhenUsed="1"/>
-    <w:lsdException w:name="Block Text" w:semiHidden="1" w:unhideWhenUsed="1"/>
-    <w:lsdException w:name="Hyperlink" w:semiHidden="1" w:unhideWhenUsed="1"/>
-    <w:lsdException w:name="FollowedHyperlink" w:semiHidden="1" w:unhideWhenUsed="1"/>
-    <w:lsdException w:name="Strong" w:uiPriority="22" w:qFormat="1"/>
-    <w:lsdException w:name="Emphasis" w:uiPriority="20" w:qFormat="1"/>
-    <w:lsdException w:name="Document Map" w:semiHidden="1" w:unhideWhenUsed="1"/>
-    <w:lsdException w:name="Plain Text" w:semiHidden="1" w:unhideWhenUsed="1"/>
-    <w:lsdException w:name="E-mail Signature" w:semiHidden="1" w:unhideWhenUsed="1"/>
-    <w:lsdException w:name="HTML Top of Form" w:semiHidden="1" w:unhideWhenUsed="1"/>
-    <w:lsdException w:name="HTML Bottom of Form" w:semiHidden="1" w:unhideWhenUsed="1"/>
-    <w:lsdException w:name="Normal (Web)" w:semiHidden="1" w:unhideWhenUsed="1"/>
-    <w:lsdException w:name="HTML Acronym" w:semiHidden="1" w:unhideWhenUsed="1"/>
-    <w:lsdException w:name="HTML Address" w:semiHidden="1" w:unhideWhenUsed="1"/>
-    <w:lsdException w:name="HTML Cite" w:semiHidden="1" w:unhideWhenUsed="1"/>
-    <w:lsdException w:name="HTML Code" w:semiHidden="1" w:unhideWhenUsed="1"/>
-    <w:lsdException w:name="HTML Definition" w:semiHidden="1" w:unhideWhenUsed="1"/>
-    <w:lsdException w:name="HTML Keyboard" w:semiHidden="1" w:unhideWhenUsed="1"/>
-    <w:lsdException w:name="HTML Preformatted" w:semiHidden="1" w:unhideWhenUsed="1"/>
-    <w:lsdException w:name="HTML Sample" w:semiHidden="1" w:unhideWhenUsed="1"/>
-    <w:lsdException w:name="HTML Typewriter" w:semiHidden="1" w:unhideWhenUsed="1"/>
-    <w:lsdException w:name="HTML Variable" w:semiHidden="1" w:unhideWhenUsed="1"/>
-    <w:lsdException w:name="Normal Table" w:semiHidden="1" w:unhideWhenUsed="1"/>
-    <w:lsdException w:name="annotation subject" w:semiHidden="1" w:unhideWhenUsed="1"/>
-    <w:lsdException w:name="No List" w:semiHidden="1" w:unhideWhenUsed="1"/>
-    <w:lsdException w:name="Outline List 1" w:semiHidden="1" w:unhideWhenUsed="1"/>
-    <w:lsdException w:name="Outline List 2" w:semiHidden="1" w:unhideWhenUsed="1"/>
-    <w:lsdException w:name="Outline List 3" w:semiHidden="1" w:unhideWhenUsed="1"/>
-    <w:lsdException w:name="Table Simple 1" w:semiHidden="1" w:unhideWhenUsed="1"/>
-    <w:lsdException w:name="Table Simple 2" w:semiHidden="1" w:unhideWhenUsed="1"/>
-    <w:lsdException w:name="Table Simple 3" w:semiHidden="1" w:unhideWhenUsed="1"/>
-    <w:lsdException w:name="Table Classic 1" w:semiHidden="1" w:unhideWhenUsed="1"/>
-    <w:lsdException w:name="Table Classic 2" w:semiHidden="1" w:unhideWhenUsed="1"/>
-    <w:lsdException w:name="Table Classic 3" w:semiHidden="1" w:unhideWhenUsed="1"/>
-    <w:lsdException w:name="Table Classic 4" w:semiHidden="1" w:unhideWhenUsed="1"/>
-    <w:lsdException w:name="Table Colorful 1" w:semiHidden="1" w:unhideWhenUsed="1"/>
-    <w:lsdException w:name="Table Colorful 2" w:semiHidden="1" w:unhideWhenUsed="1"/>
-    <w:lsdException w:name="Table Colorful 3" w:semiHidden="1" w:unhideWhenUsed="1"/>
-    <w:lsdException w:name="Table Columns 1" w:semiHidden="1" w:unhideWhenUsed="1"/>
-    <w:lsdException w:name="Table Columns 2" w:semiHidden="1" w:unhideWhenUsed="1"/>
-    <w:lsdException w:name="Table Columns 3" w:semiHidden="1" w:unhideWhenUsed="1"/>
-    <w:lsdException w:name="Table Columns 4" w:semiHidden="1" w:unhideWhenUsed="1"/>
-    <w:lsdException w:name="Table Columns 5" w:semiHidden="1" w:unhideWhenUsed="1"/>
-    <w:lsdException w:name="Table Grid 1" w:semiHidden="1" w:unhideWhenUsed="1"/>
-    <w:lsdException w:name="Table Grid 2" w:semiHidden="1" w:unhideWhenUsed="1"/>
-    <w:lsdException w:name="Table Grid 3" w:semiHidden="1" w:unhideWhenUsed="1"/>
-    <w:lsdException w:name="Table Grid 4" w:semiHidden="1" w:unhideWhenUsed="1"/>
-    <w:lsdException w:name="Table Grid 5" w:semiHidden="1" w:unhideWhenUsed="1"/>
-    <w:lsdException w:name="Table Grid 6" w:semiHidden="1" w:unhideWhenUsed="1"/>
-    <w:lsdException w:name="Table Grid 7" w:semiHidden="1" w:unhideWhenUsed="1"/>
-    <w:lsdException w:name="Table Grid 8" w:semiHidden="1" w:unhideWhenUsed="1"/>
-    <w:lsdException w:name="Table List 1" w:semiHidden="1" w:unhideWhenUsed="1"/>
-    <w:lsdException w:name="Table List 2" w:semiHidden="1" w:unhideWhenUsed="1"/>
-    <w:lsdException w:name="Table List 3" w:semiHidden="1" w:unhideWhenUsed="1"/>
-    <w:lsdException w:name="Table List 4" w:semiHidden="1" w:unhideWhenUsed="1"/>
-    <w:lsdException w:name="Table List 5" w:semiHidden="1" w:unhideWhenUsed="1"/>
-    <w:lsdException w:name="Table List 6" w:semiHidden="1" w:unhideWhenUsed="1"/>
-    <w:lsdException w:name="Table List 7" w:semiHidden="1" w:unhideWhenUsed="1"/>
-    <w:lsdException w:name="Table List 8" w:semiHidden="1" w:unhideWhenUsed="1"/>
-    <w:lsdException w:name="Table 3D effects 1" w:semiHidden="1" w:unhideWhenUsed="1"/>
-    <w:lsdException w:name="Table 3D effects 2" w:semiHidden="1" w:unhideWhenUsed="1"/>
-    <w:lsdException w:name="Table 3D effects 3" w:semiHidden="1" w:unhideWhenUsed="1"/>
-    <w:lsdException w:name="Table Contemporary" w:semiHidden="1" w:unhideWhenUsed="1"/>
-    <w:lsdException w:name="Table Elegant" w:semiHidden="1" w:unhideWhenUsed="1"/>
-    <w:lsdException w:name="Table Professional" w:semiHidden="1" w:unhideWhenUsed="1"/>
-    <w:lsdException w:name="Table Subtle 1" w:semiHidden="1" w:unhideWhenUsed="1"/>
-    <w:lsdException w:name="Table Subtle 2" w:semiHidden="1" w:unhideWhenUsed="1"/>
-    <w:lsdException w:name="Table Web 1" w:semiHidden="1" w:unhideWhenUsed="1"/>
-    <w:lsdException w:name="Table Web 2" w:semiHidden="1" w:unhideWhenUsed="1"/>
-    <w:lsdException w:name="Table Web 3" w:semiHidden="1" w:unhideWhenUsed="1"/>
-    <w:lsdException w:name="Balloon Text" w:semiHidden="1" w:unhideWhenUsed="1"/>
-    <w:lsdException w:name="Table Grid" w:uiPriority="39"/>
-    <w:lsdException w:name="Table Theme" w:semiHidden="1" w:unhideWhenUsed="1"/>
-    <w:lsdException w:name="Placeholder Text" w:semiHidden="1"/>
-    <w:lsdException w:name="No Spacing" w:uiPriority="1" w:qFormat="1"/>
-    <w:lsdException w:name="Light Shading" w:uiPriority="60"/>
-    <w:lsdException w:name="Light List" w:uiPriority="61"/>
-    <w:lsdException w:name="Light Grid" w:uiPriority="62"/>
-    <w:lsdException w:name="Medium Shading 1" w:uiPriority="63"/>
-    <w:lsdException w:name="Medium Shading 2" w:uiPriority="64"/>
-    <w:lsdException w:name="Medium List 1" w:uiPriority="65"/>
-    <w:lsdException w:name="Medium List 2" w:uiPriority="66"/>
-    <w:lsdException w:name="Medium Grid 1" w:uiPriority="67"/>
-    <w:lsdException w:name="Medium Grid 2" w:uiPriority="68"/>
-    <w:lsdException w:name="Medium Grid 3" w:uiPriority="69"/>
-    <w:lsdException w:name="Dark List" w:uiPriority="70"/>
-    <w:lsdException w:name="Colorful Shading" w:uiPriority="71"/>
-    <w:lsdException w:name="Colorful List" w:uiPriority="72"/>
-    <w:lsdException w:name="Colorful Grid" w:uiPriority="73"/>
-    <w:lsdException w:name="Light Shading Accent 1" w:uiPriority="60"/>
-    <w:lsdException w:name="Light List Accent 1" w:uiPriority="61"/>
-    <w:lsdException w:name="Light Grid Accent 1" w:uiPriority="62"/>
-    <w:lsdException w:name="Medium Shading 1 Accent 1" w:uiPriority="63"/>
-    <w:lsdException w:name="Medium Shading 2 Accent 1" w:uiPriority="64"/>
-    <w:lsdException w:name="Medium List 1 Accent 1" w:uiPriority="65"/>
-    <w:lsdException w:name="Revision" w:semiHidden="1"/>
-    <w:lsdException w:name="List Paragraph" w:uiPriority="34" w:qFormat="1"/>
-    <w:lsdException w:name="Quote" w:uiPriority="29" w:qFormat="1"/>
-    <w:lsdException w:name="Intense Quote" w:uiPriority="30" w:qFormat="1"/>
-    <w:lsdException w:name="Medium List 2 Accent 1" w:uiPriority="66"/>
-    <w:lsdException w:name="Medium Grid 1 Accent 1" w:uiPriority="67"/>
-    <w:lsdException w:name="Medium Grid 2 Accent 1" w:uiPriority="68"/>
-    <w:lsdException w:name="Medium Grid 3 Accent 1" w:uiPriority="69"/>
-    <w:lsdException w:name="Dark List Accent 1" w:uiPriority="70"/>
-    <w:lsdException w:name="Colorful Shading Accent 1" w:uiPriority="71"/>
-    <w:lsdException w:name="Colorful List Accent 1" w:uiPriority="72"/>
-    <w:lsdException w:name="Colorful Grid Accent 1" w:uiPriority="73"/>
-    <w:lsdException w:name="Light Shading Accent 2" w:uiPriority="60"/>
-    <w:lsdException w:name="Light List Accent 2" w:uiPriority="61"/>
-    <w:lsdException w:name="Light Grid Accent 2" w:uiPriority="62"/>
-    <w:lsdException w:name="Medium Shading 1 Accent 2" w:uiPriority="63"/>
-    <w:lsdException w:name="Medium Shading 2 Accent 2" w:uiPriority="64"/>
-    <w:lsdException w:name="Medium List 1 Accent 2" w:uiPriority="65"/>
-    <w:lsdException w:name="Medium List 2 Accent 2" w:uiPriority="66"/>
-    <w:lsdException w:name="Medium Grid 1 Accent 2" w:uiPriority="67"/>
-    <w:lsdException w:name="Medium Grid 2 Accent 2" w:uiPriority="68"/>
-    <w:lsdException w:name="Medium Grid 3 Accent 2" w:uiPriority="69"/>
-    <w:lsdException w:name="Dark List Accent 2" w:uiPriority="70"/>
-    <w:lsdException w:name="Colorful Shading Accent 2" w:uiPriority="71"/>
-    <w:lsdException w:name="Colorful List Accent 2" w:uiPriority="72"/>
-    <w:lsdException w:name="Colorful Grid Accent 2" w:uiPriority="73"/>
-    <w:lsdException w:name="Light Shading Accent 3" w:uiPriority="60"/>
-    <w:lsdException w:name="Light List Accent 3" w:uiPriority="61"/>
-    <w:lsdException w:name="Light Grid Accent 3" w:uiPriority="62"/>
-    <w:lsdException w:name="Medium Shading 1 Accent 3" w:uiPriority="63"/>
-    <w:lsdException w:name="Medium Shading 2 Accent 3" w:uiPriority="64"/>
-    <w:lsdException w:name="Medium List 1 Accent 3" w:uiPriority="65"/>
-    <w:lsdException w:name="Medium List 2 Accent 3" w:uiPriority="66"/>
-    <w:lsdException w:name="Medium Grid 1 Accent 3" w:uiPriority="67"/>
-    <w:lsdException w:name="Medium Grid 2 Accent 3" w:uiPriority="68"/>
-    <w:lsdException w:name="Medium Grid 3 Accent 3" w:uiPriority="69"/>
-    <w:lsdException w:name="Dark List Accent 3" w:uiPriority="70"/>
-    <w:lsdException w:name="Colorful Shading Accent 3" w:uiPriority="71"/>
-    <w:lsdException w:name="Colorful List Accent 3" w:uiPriority="72"/>
-    <w:lsdException w:name="Colorful Grid Accent 3" w:uiPriority="73"/>
-    <w:lsdException w:name="Light Shading Accent 4" w:uiPriority="60"/>
-    <w:lsdException w:name="Light List Accent 4" w:uiPriority="61"/>
-    <w:lsdException w:name="Light Grid Accent 4" w:uiPriority="62"/>
-    <w:lsdException w:name="Medium Shading 1 Accent 4" w:uiPriority="63"/>
-    <w:lsdException w:name="Medium Shading 2 Accent 4" w:uiPriority="64"/>
-    <w:lsdException w:name="Medium List 1 Accent 4" w:uiPriority="65"/>
-    <w:lsdException w:name="Medium List 2 Accent 4" w:uiPriority="66"/>
-    <w:lsdException w:name="Medium Grid 1 Accent 4" w:uiPriority="67"/>
-    <w:lsdException w:name="Medium Grid 2 Accent 4" w:uiPriority="68"/>
-    <w:lsdException w:name="Medium Grid 3 Accent 4" w:uiPriority="69"/>
-    <w:lsdException w:name="Dark List Accent 4" w:uiPriority="70"/>
-    <w:lsdException w:name="Colorful Shading Accent 4" w:uiPriority="71"/>
-    <w:lsdException w:name="Colorful List Accent 4" w:uiPriority="72"/>
-    <w:lsdException w:name="Colorful Grid Accent 4" w:uiPriority="73"/>
-    <w:lsdException w:name="Light Shading Accent 5" w:uiPriority="60"/>
-    <w:lsdException w:name="Light List Accent 5" w:uiPriority="61"/>
-    <w:lsdException w:name="Light Grid Accent 5" w:uiPriority="62"/>
-    <w:lsdException w:name="Medium Shading 1 Accent 5" w:uiPriority="63"/>
-    <w:lsdException w:name="Medium Shading 2 Accent 5" w:uiPriority="64"/>
-    <w:lsdException w:name="Medium List 1 Accent 5" w:uiPriority="65"/>
-    <w:lsdException w:name="Medium List 2 Accent 5" w:uiPriority="66"/>
-    <w:lsdException w:name="Medium Grid 1 Accent 5" w:uiPriority="67"/>
-    <w:lsdException w:name="Medium Grid 2 Accent 5" w:uiPriority="68"/>
-    <w:lsdException w:name="Medium Grid 3 Accent 5" w:uiPriority="69"/>
-    <w:lsdException w:name="Dark List Accent 5" w:uiPriority="70"/>
-    <w:lsdException w:name="Colorful Shading Accent 5" w:uiPriority="71"/>
-    <w:lsdException w:name="Colorful List Accent 5" w:uiPriority="72"/>
-    <w:lsdException w:name="Colorful Grid Accent 5" w:uiPriority="73"/>
-    <w:lsdException w:name="Light Shading Accent 6" w:uiPriority="60"/>
-    <w:lsdException w:name="Light List Accent 6" w:uiPriority="61"/>
-    <w:lsdException w:name="Light Grid Accent 6" w:uiPriority="62"/>
-    <w:lsdException w:name="Medium Shading 1 Accent 6" w:uiPriority="63"/>
-    <w:lsdException w:name="Medium Shading 2 Accent 6" w:uiPriority="64"/>
-    <w:lsdException w:name="Medium List 1 Accent 6" w:uiPriority="65"/>
-    <w:lsdException w:name="Medium List 2 Accent 6" w:uiPriority="66"/>
-    <w:lsdException w:name="Medium Grid 1 Accent 6" w:uiPriority="67"/>
-    <w:lsdException w:name="Medium Grid 2 Accent 6" w:uiPriority="68"/>
-    <w:lsdException w:name="Medium Grid 3 Accent 6" w:uiPriority="69"/>
-    <w:lsdException w:name="Dark List Accent 6" w:uiPriority="70"/>
-    <w:lsdException w:name="Colorful Shading Accent 6" w:uiPriority="71"/>
-    <w:lsdException w:name="Colorful List Accent 6" w:uiPriority="72"/>
-    <w:lsdException w:name="Colorful Grid Accent 6" w:uiPriority="73"/>
-    <w:lsdException w:name="Subtle Emphasis" w:uiPriority="19" w:qFormat="1"/>
-    <w:lsdException w:name="Intense Emphasis" w:uiPriority="21" w:qFormat="1"/>
-    <w:lsdException w:name="Subtle Reference" w:uiPriority="31" w:qFormat="1"/>
-    <w:lsdException w:name="Intense Reference" w:uiPriority="32" w:qFormat="1"/>
-    <w:lsdException w:name="Book Title" w:uiPriority="33" w:qFormat="1"/>
-    <w:lsdException w:name="Bibliography" w:semiHidden="1" w:uiPriority="37" w:unhideWhenUsed="1"/>
-    <w:lsdException w:name="TOC Heading" w:semiHidden="1" w:uiPriority="39" w:unhideWhenUsed="1" w:qFormat="1"/>
-    <w:lsdException w:name="Plain Table 1" w:uiPriority="41"/>
-    <w:lsdException w:name="Plain Table 2" w:uiPriority="42"/>
-    <w:lsdException w:name="Plain Table 3" w:uiPriority="43"/>
-    <w:lsdException w:name="Plain Table 4" w:uiPriority="44"/>
-    <w:lsdException w:name="Plain Table 5" w:uiPriority="45"/>
-    <w:lsdException w:name="Grid Table Light" w:uiPriority="40"/>
-    <w:lsdException w:name="Grid Table 1 Light" w:uiPriority="46"/>
-    <w:lsdException w:name="Grid Table 2" w:uiPriority="47"/>
-    <w:lsdException w:name="Grid Table 3" w:uiPriority="48"/>
-    <w:lsdException w:name="Grid Table 4" w:uiPriority="49"/>
-    <w:lsdException w:name="Grid Table 5 Dark" w:uiPriority="50"/>
-    <w:lsdException w:name="Grid Table 6 Colorful" w:uiPriority="51"/>
-    <w:lsdException w:name="Grid Table 7 Colorful" w:uiPriority="52"/>
-    <w:lsdException w:name="Grid Table 1 Light Accent 1" w:uiPriority="46"/>
-    <w:lsdException w:name="Grid Table 2 Accent 1" w:uiPriority="47"/>
-    <w:lsdException w:name="Grid Table 3 Accent 1" w:uiPriority="48"/>
-    <w:lsdException w:name="Grid Table 4 Accent 1" w:uiPriority="49"/>
-    <w:lsdException w:name="Grid Table 5 Dark Accent 1" w:uiPriority="50"/>
-    <w:lsdException w:name="Grid Table 6 Colorful Accent 1" w:uiPriority="51"/>
-    <w:lsdException w:name="Grid Table 7 Colorful Accent 1" w:uiPriority="52"/>
-    <w:lsdException w:name="Grid Table 1 Light Accent 2" w:uiPriority="46"/>
-    <w:lsdException w:name="Grid Table 2 Accent 2" w:uiPriority="47"/>
-    <w:lsdException w:name="Grid Table 3 Accent 2" w:uiPriority="48"/>
-    <w:lsdException w:name="Grid Table 4 Accent 2" w:uiPriority="49"/>
-    <w:lsdException w:name="Grid Table 5 Dark Accent 2" w:uiPriority="50"/>
-    <w:lsdException w:name="Grid Table 6 Colorful Accent 2" w:uiPriority="51"/>
-    <w:lsdException w:name="Grid Table 7 Colorful Accent 2" w:uiPriority="52"/>
-    <w:lsdException w:name="Grid Table 1 Light Accent 3" w:uiPriority="46"/>
-    <w:lsdException w:name="Grid Table 2 Accent 3" w:uiPriority="47"/>
-    <w:lsdException w:name="Grid Table 3 Accent 3" w:uiPriority="48"/>
-    <w:lsdException w:name="Grid Table 4 Accent 3" w:uiPriority="49"/>
-    <w:lsdException w:name="Grid Table 5 Dark Accent 3" w:uiPriority="50"/>
-    <w:lsdException w:name="Grid Table 6 Colorful Accent 3" w:uiPriority="51"/>
-    <w:lsdException w:name="Grid Table 7 Colorful Accent 3" w:uiPriority="52"/>
-    <w:lsdException w:name="Grid Table 1 Light Accent 4" w:uiPriority="46"/>
-    <w:lsdException w:name="Grid Table 2 Accent 4" w:uiPriority="47"/>
-    <w:lsdException w:name="Grid Table 3 Accent 4" w:uiPriority="48"/>
-    <w:lsdException w:name="Grid Table 4 Accent 4" w:uiPriority="49"/>
-    <w:lsdException w:name="Grid Table 5 Dark Accent 4" w:uiPriority="50"/>
-    <w:lsdException w:name="Grid Table 6 Colorful Accent 4" w:uiPriority="51"/>
-    <w:lsdException w:name="Grid Table 7 Colorful Accent 4" w:uiPriority="52"/>
-    <w:lsdException w:name="Grid Table 1 Light Accent 5" w:uiPriority="46"/>
-    <w:lsdException w:name="Grid Table 2 Accent 5" w:uiPriority="47"/>
-    <w:lsdException w:name="Grid Table 3 Accent 5" w:uiPriority="48"/>
-    <w:lsdException w:name="Grid Table 4 Accent 5" w:uiPriority="49"/>
-    <w:lsdException w:name="Grid Table 5 Dark Accent 5" w:uiPriority="50"/>
-    <w:lsdException w:name="Grid Table 6 Colorful Accent 5" w:uiPriority="51"/>
-    <w:lsdException w:name="Grid Table 7 Colorful Accent 5" w:uiPriority="52"/>
-    <w:lsdException w:name="Grid Table 1 Light Accent 6" w:uiPriority="46"/>
-    <w:lsdException w:name="Grid Table 2 Accent 6" w:uiPriority="47"/>
-    <w:lsdException w:name="Grid Table 3 Accent 6" w:uiPriority="48"/>
-    <w:lsdException w:name="Grid Table 4 Accent 6" w:uiPriority="49"/>
-    <w:lsdException w:name="Grid Table 5 Dark Accent 6" w:uiPriority="50"/>
-    <w:lsdException w:name="Grid Table 6 Colorful Accent 6" w:uiPriority="51"/>
-    <w:lsdException w:name="Grid Table 7 Colorful Accent 6" w:uiPriority="52"/>
-    <w:lsdException w:name="List Table 1 Light" w:uiPriority="46"/>
-    <w:lsdException w:name="List Table 2" w:uiPriority="47"/>
-    <w:lsdException w:name="List Table 3" w:uiPriority="48"/>
-    <w:lsdException w:name="List Table 4" w:uiPriority="49"/>
-    <w:lsdException w:name="List Table 5 Dark" w:uiPriority="50"/>
-    <w:lsdException w:name="List Table 6 Colorful" w:uiPriority="51"/>
-    <w:lsdException w:name="List Table 7 Colorful" w:uiPriority="52"/>
-    <w:lsdException w:name="List Table 1 Light Accent 1" w:uiPriority="46"/>
-    <w:lsdException w:name="List Table 2 Accent 1" w:uiPriority="47"/>
-    <w:lsdException w:name="List Table 3 Accent 1" w:uiPriority="48"/>
-    <w:lsdException w:name="List Table 4 Accent 1" w:uiPriority="49"/>
-    <w:lsdException w:name="List Table 5 Dark Accent 1" w:uiPriority="50"/>
-    <w:lsdException w:name="List Table 6 Colorful Accent 1" w:uiPriority="51"/>
-    <w:lsdException w:name="List Table 7 Colorful Accent 1" w:uiPriority="52"/>
-    <w:lsdException w:name="List Table 1 Light Accent 2" w:uiPriority="46"/>
-    <w:lsdException w:name="List Table 2 Accent 2" w:uiPriority="47"/>
-    <w:lsdException w:name="List Table 3 Accent 2" w:uiPriority="48"/>
-    <w:lsdException w:name="List Table 4 Accent 2" w:uiPriority="49"/>
-    <w:lsdException w:name="List Table 5 Dark Accent 2" w:uiPriority="50"/>
-    <w:lsdException w:name="List Table 6 Colorful Accent 2" w:uiPriority="51"/>
-    <w:lsdException w:name="List Table 7 Colorful Accent 2" w:uiPriority="52"/>
-    <w:lsdException w:name="List Table 1 Light Accent 3" w:uiPriority="46"/>
-    <w:lsdException w:name="List Table 2 Accent 3" w:uiPriority="47"/>
-    <w:lsdException w:name="List Table 3 Accent 3" w:uiPriority="48"/>
-    <w:lsdException w:name="List Table 4 Accent 3" w:uiPriority="49"/>
-    <w:lsdException w:name="List Table 5 Dark Accent 3" w:uiPriority="50"/>
-    <w:lsdException w:name="List Table 6 Colorful Accent 3" w:uiPriority="51"/>
-    <w:lsdException w:name="List Table 7 Colorful Accent 3" w:uiPriority="52"/>
-    <w:lsdException w:name="List Table 1 Light Accent 4" w:uiPriority="46"/>
-    <w:lsdException w:name="List Table 2 Accent 4" w:uiPriority="47"/>
-    <w:lsdException w:name="List Table 3 Accent 4" w:uiPriority="48"/>
-    <w:lsdException w:name="List Table 4 Accent 4" w:uiPriority="49"/>
-    <w:lsdException w:name="List Table 5 Dark Accent 4" w:uiPriority="50"/>
-    <w:lsdException w:name="List Table 6 Colorful Accent 4" w:uiPriority="51"/>
-    <w:lsdException w:name="List Table 7 Colorful Accent 4" w:uiPriority="52"/>
-    <w:lsdException w:name="List Table 1 Light Accent 5" w:uiPriority="46"/>
-    <w:lsdException w:name="List Table 2 Accent 5" w:uiPriority="47"/>
-    <w:lsdException w:name="List Table 3 Accent 5" w:uiPriority="48"/>
-    <w:lsdException w:name="List Table 4 Accent 5" w:uiPriority="49"/>
-    <w:lsdException w:name="List Table 5 Dark Accent 5" w:uiPriority="50"/>
-    <w:lsdException w:name="List Table 6 Colorful Accent 5" w:uiPriority="51"/>
-    <w:lsdException w:name="List Table 7 Colorful Accent 5" w:uiPriority="52"/>
-    <w:lsdException w:name="List Table 1 Light Accent 6" w:uiPriority="46"/>
-    <w:lsdException w:name="List Table 2 Accent 6" w:uiPriority="47"/>
-    <w:lsdException w:name="List Table 3 Accent 6" w:uiPriority="48"/>
-    <w:lsdException w:name="List Table 4 Accent 6" w:uiPriority="49"/>
-    <w:lsdException w:name="List Table 5 Dark Accent 6" w:uiPriority="50"/>
-    <w:lsdException w:name="List Table 6 Colorful Accent 6" w:uiPriority="51"/>
-    <w:lsdException w:name="List Table 7 Colorful Accent 6" w:uiPriority="52"/>
+    <w:lsdException w:name="Mention" w:semiHidden="1" w:unhideWhenUsed="1"/>
+    <w:lsdException w:name="Smart Hyperlink" w:semiHidden="1" w:unhideWhenUsed="1"/>
+    <w:lsdException w:name="Hashtag" w:semiHidden="1" w:unhideWhenUsed="1"/>
+    <w:lsdException w:name="Unresolved Mention" w:semiHidden="1" w:unhideWhenUsed="1"/>
+    <w:lsdException w:name="Smart Link" w:semiHidden="1" w:unhideWhenUsed="1"/>
   </w:latentStyles>
   <w:style w:type="paragraph" w:default="1" w:styleId="Normal">
     <w:name w:val="Normal"/>
@@ -7955,14 +8936,14 @@
 </file>
 
 <file path=word/glossary/webSettings.xml><?xml version="1.0" encoding="utf-8"?>
-<w:webSettings xmlns:mc="http://schemas.openxmlformats.org/markup-compatibility/2006" xmlns:r="http://schemas.openxmlformats.org/officeDocument/2006/relationships" xmlns:w="http://schemas.openxmlformats.org/wordprocessingml/2006/main" xmlns:w14="http://schemas.microsoft.com/office/word/2010/wordml" xmlns:w15="http://schemas.microsoft.com/office/word/2012/wordml" xmlns:w16se="http://schemas.microsoft.com/office/word/2015/wordml/symex" mc:Ignorable="w14 w15 w16se">
+<w:webSettings xmlns:mc="http://schemas.openxmlformats.org/markup-compatibility/2006" xmlns:r="http://schemas.openxmlformats.org/officeDocument/2006/relationships" xmlns:w="http://schemas.openxmlformats.org/wordprocessingml/2006/main" xmlns:w14="http://schemas.microsoft.com/office/word/2010/wordml" xmlns:w15="http://schemas.microsoft.com/office/word/2012/wordml" xmlns:w16cex="http://schemas.microsoft.com/office/word/2018/wordml/cex" xmlns:w16cid="http://schemas.microsoft.com/office/word/2016/wordml/cid" xmlns:w16="http://schemas.microsoft.com/office/word/2018/wordml" xmlns:w16du="http://schemas.microsoft.com/office/word/2023/wordml/word16du" xmlns:w16sdtdh="http://schemas.microsoft.com/office/word/2020/wordml/sdtdatahash" xmlns:w16se="http://schemas.microsoft.com/office/word/2015/wordml/symex" mc:Ignorable="w14 w15 w16se w16cid w16 w16cex w16sdtdh w16du">
   <w:optimizeForBrowser/>
   <w:allowPNG/>
 </w:webSettings>
 </file>
 
 <file path=word/theme/theme1.xml><?xml version="1.0" encoding="utf-8"?>
-<a:theme xmlns:a="http://schemas.openxmlformats.org/drawingml/2006/main" name="Tema de Office">
+<a:theme xmlns:a="http://schemas.openxmlformats.org/drawingml/2006/main" xmlns:thm15="http://schemas.microsoft.com/office/thememl/2012/main" name="Tema de Office">
   <a:themeElements>
     <a:clrScheme name="Office">
       <a:dk1>
